--- a/STREAM/Write-Up.docx
+++ b/STREAM/Write-Up.docx
@@ -4,3104 +4,2747 @@
   <w:body>
     <w:p>
       <w:pPr>
+        <w:pStyle w:val="Heading1"/>
+        <w:spacing w:line="257" w:lineRule="auto"/>
+        <w:jc w:val="center"/>
+      </w:pPr>
+      <w:r>
+        <w:rPr>
+          <w:rFonts w:ascii="Calibri Light" w:eastAsia="Calibri Light" w:hAnsi="Calibri Light" w:cs="Calibri Light"/>
+          <w:color w:val="2F5496"/>
+        </w:rPr>
+        <w:t>Campus Safety:</w:t>
+      </w:r>
+    </w:p>
+    <w:p>
+      <w:pPr>
+        <w:pStyle w:val="Heading1"/>
+        <w:spacing w:line="257" w:lineRule="auto"/>
+        <w:jc w:val="center"/>
+      </w:pPr>
+      <w:r>
+        <w:rPr>
+          <w:rFonts w:ascii="Calibri Light" w:eastAsia="Calibri Light" w:hAnsi="Calibri Light" w:cs="Calibri Light"/>
+          <w:color w:val="2F5496"/>
+        </w:rPr>
+        <w:t xml:space="preserve"> A Real-Time Reporting and Data Ingestion Pipeline for Security Incident Monitoring at Sol Plaatje University</w:t>
+      </w:r>
+    </w:p>
+    <w:p/>
+    <w:p/>
+    <w:p/>
+    <w:p/>
+    <w:p>
+      <w:r>
+        <w:t xml:space="preserve">                                                                </w:t>
+      </w:r>
+      <w:r>
+        <w:rPr>
+          <w:noProof/>
+        </w:rPr>
+        <w:drawing>
+          <wp:inline distT="0" distB="0" distL="0" distR="0" wp14:anchorId="3ADD85E0" wp14:editId="64FCA560">
+            <wp:extent cx="1895740" cy="1886213"/>
+            <wp:effectExtent l="0" t="0" r="0" b="0"/>
+            <wp:docPr id="1442605996" name="drawing"/>
+            <wp:cNvGraphicFramePr>
+              <a:graphicFrameLocks xmlns:a="http://schemas.openxmlformats.org/drawingml/2006/main" noChangeAspect="1"/>
+            </wp:cNvGraphicFramePr>
+            <a:graphic xmlns:a="http://schemas.openxmlformats.org/drawingml/2006/main">
+              <a:graphicData uri="http://schemas.openxmlformats.org/drawingml/2006/picture">
+                <pic:pic xmlns:pic="http://schemas.openxmlformats.org/drawingml/2006/picture">
+                  <pic:nvPicPr>
+                    <pic:cNvPr id="1442605996" name=""/>
+                    <pic:cNvPicPr/>
+                  </pic:nvPicPr>
+                  <pic:blipFill>
+                    <a:blip r:embed="rId5">
+                      <a:extLst>
+                        <a:ext uri="{28A0092B-C50C-407E-A947-70E740481C1C}">
+                          <a14:useLocalDpi xmlns:a14="http://schemas.microsoft.com/office/drawing/2010/main" val="0"/>
+                        </a:ext>
+                      </a:extLst>
+                    </a:blip>
+                    <a:stretch>
+                      <a:fillRect/>
+                    </a:stretch>
+                  </pic:blipFill>
+                  <pic:spPr>
+                    <a:xfrm>
+                      <a:off x="0" y="0"/>
+                      <a:ext cx="1895740" cy="1886213"/>
+                    </a:xfrm>
+                    <a:prstGeom prst="rect">
+                      <a:avLst/>
+                    </a:prstGeom>
+                  </pic:spPr>
+                </pic:pic>
+              </a:graphicData>
+            </a:graphic>
+          </wp:inline>
+        </w:drawing>
+      </w:r>
+    </w:p>
+    <w:p/>
+    <w:p/>
+    <w:p/>
+    <w:p>
+      <w:pPr>
+        <w:jc w:val="center"/>
+      </w:pPr>
+      <w:r>
+        <w:rPr>
+          <w:b/>
+        </w:rPr>
+        <w:t xml:space="preserve">By: </w:t>
+      </w:r>
+    </w:p>
+    <w:p>
+      <w:pPr>
+        <w:jc w:val="center"/>
+        <w:rPr>
+          <w:b/>
+        </w:rPr>
+      </w:pPr>
+      <w:r>
+        <w:rPr>
+          <w:b/>
+        </w:rPr>
+        <w:t>Calson Netshikulwe</w:t>
+      </w:r>
+      <w:r>
         <w:rPr>
           <w:b/>
           <w:bCs/>
         </w:rPr>
-      </w:pPr>
+        <w:t xml:space="preserve"> 202120274</w:t>
+      </w:r>
+    </w:p>
+    <w:p>
+      <w:pPr>
+        <w:jc w:val="center"/>
+        <w:rPr>
+          <w:b/>
+        </w:rPr>
+      </w:pPr>
+      <w:r>
+        <w:rPr>
+          <w:b/>
+        </w:rPr>
+        <w:t xml:space="preserve">Mahlatsi Mashilo </w:t>
+      </w:r>
       <w:r>
         <w:rPr>
           <w:b/>
           <w:bCs/>
         </w:rPr>
-        <w:t>Campus Safety: A Real-Time Reporting and Data Ingestion Pipeline for Security Incident Monitoring</w:t>
-      </w:r>
-    </w:p>
-    <w:p>
-      <w:pPr>
+        <w:t>202215639</w:t>
+      </w:r>
+    </w:p>
+    <w:p>
+      <w:pPr>
+        <w:jc w:val="center"/>
         <w:rPr>
           <w:b/>
           <w:bCs/>
         </w:rPr>
       </w:pPr>
-      <w:r>
+    </w:p>
+    <w:p>
+      <w:pPr>
+        <w:jc w:val="center"/>
         <w:rPr>
           <w:b/>
           <w:bCs/>
         </w:rPr>
-        <w:t>Abstract</w:t>
-      </w:r>
-    </w:p>
-    <w:p>
-      <w:r>
-        <w:t>Campus safety remains a critical concern in higher education institutions worldwide. Timely detection and reporting of safety incidents can significantly reduce risks to students, staff, and visitors. Traditional reporting methods often suffer from delays, lack of centralization, and limited analytical capabilities. This project presents a real-time campus safety reporting system integrating synthetic data generation, streaming data ingestion, and interactive visualization through a full-stack implementation.</w:t>
-      </w:r>
-    </w:p>
-    <w:p>
-      <w:r>
-        <w:t xml:space="preserve">The system architecture comprises four primary components: </w:t>
-      </w:r>
-      <w:r>
+      </w:pPr>
+    </w:p>
+    <w:p>
+      <w:pPr>
+        <w:jc w:val="center"/>
         <w:rPr>
           <w:b/>
           <w:bCs/>
         </w:rPr>
-        <w:t>data producers</w:t>
-      </w:r>
-      <w:r>
-        <w:t xml:space="preserve">, a </w:t>
-      </w:r>
-      <w:r>
+      </w:pPr>
+    </w:p>
+    <w:p>
+      <w:pPr>
+        <w:jc w:val="center"/>
         <w:rPr>
           <w:b/>
           <w:bCs/>
         </w:rPr>
-        <w:t>messaging pipeline</w:t>
-      </w:r>
-      <w:r>
-        <w:t xml:space="preserve">, a </w:t>
-      </w:r>
-      <w:r>
+      </w:pPr>
+    </w:p>
+    <w:p>
+      <w:pPr>
+        <w:jc w:val="center"/>
         <w:rPr>
           <w:b/>
           <w:bCs/>
         </w:rPr>
-        <w:t>consumer and database storage layer</w:t>
-      </w:r>
-      <w:r>
-        <w:t xml:space="preserve">, and a </w:t>
-      </w:r>
-      <w:r>
+      </w:pPr>
+    </w:p>
+    <w:p>
+      <w:pPr>
+        <w:jc w:val="center"/>
         <w:rPr>
           <w:b/>
           <w:bCs/>
         </w:rPr>
-        <w:t>front-end reporting application</w:t>
-      </w:r>
-      <w:r>
-        <w:t xml:space="preserve">. Synthetic data generators simulate campus users and safety incidents, producing realistic yet privacy-preserving datasets for validation and testing. Apache Kafka serves as a distributed messaging platform, ensuring decoupled, reliable communication between producers and consumers. Incoming messages are ingested into a </w:t>
-      </w:r>
-      <w:r>
+      </w:pPr>
+    </w:p>
+    <w:p>
+      <w:pPr>
+        <w:jc w:val="center"/>
         <w:rPr>
           <w:b/>
           <w:bCs/>
         </w:rPr>
-        <w:t>PostgreSQL</w:t>
-      </w:r>
-      <w:r>
-        <w:t xml:space="preserve"> database, maintaining data integrity via conflict handling for users and one-to-many relational mapping between users and reports.</w:t>
-      </w:r>
-    </w:p>
-    <w:p>
-      <w:r>
-        <w:t xml:space="preserve">A </w:t>
-      </w:r>
-      <w:r>
+      </w:pPr>
+    </w:p>
+    <w:p>
+      <w:pPr>
+        <w:jc w:val="center"/>
         <w:rPr>
           <w:b/>
           <w:bCs/>
         </w:rPr>
-        <w:t>Streamlit web application</w:t>
-      </w:r>
-      <w:r>
-        <w:t xml:space="preserve"> provides user authentication, geospatial location selection via the </w:t>
-      </w:r>
-      <w:proofErr w:type="spellStart"/>
-      <w:r>
-        <w:rPr>
-          <w:b/>
-          <w:bCs/>
-        </w:rPr>
-        <w:t>Geoapify</w:t>
-      </w:r>
-      <w:proofErr w:type="spellEnd"/>
-      <w:r>
-        <w:rPr>
-          <w:b/>
-          <w:bCs/>
-        </w:rPr>
-        <w:t xml:space="preserve"> API</w:t>
-      </w:r>
-      <w:r>
-        <w:t>, and report submission constrained by a daily limit of three reports per user. System validation demonstrates near real-time ingestion of safety incidents, successful enforcement of reporting limits, and accurate representation of synthetic spatial data on campus maps. The proposed framework highlights the practical benefits of streaming architectures and synthetic data in the development of robust, scalable, and secure safety monitoring systems. This work establishes a foundation for data-driven resource allocation, predictive safety analytics, and potential machine learning integration for incident classification.</w:t>
-      </w:r>
-    </w:p>
-    <w:p>
-      <w:r>
-        <w:pict w14:anchorId="48236031">
-          <v:rect id="_x0000_i1043" style="width:0;height:1.5pt" o:hralign="center" o:hrstd="t" o:hr="t" fillcolor="#a0a0a0" stroked="f"/>
-        </w:pict>
-      </w:r>
-    </w:p>
-    <w:p>
-      <w:pPr>
-        <w:rPr>
-          <w:b/>
-          <w:bCs/>
-        </w:rPr>
-      </w:pPr>
-      <w:r>
-        <w:rPr>
-          <w:b/>
-          <w:bCs/>
+      </w:pPr>
+    </w:p>
+    <w:p/>
+    <w:p>
+      <w:pPr>
+        <w:pStyle w:val="Heading1"/>
+        <w:spacing w:line="257" w:lineRule="auto"/>
+      </w:pPr>
+      <w:r>
+        <w:rPr>
+          <w:rFonts w:ascii="Calibri Light" w:eastAsia="Calibri Light" w:hAnsi="Calibri Light" w:cs="Calibri Light"/>
+          <w:color w:val="2F5496"/>
+        </w:rPr>
+        <w:t>Abstract</w:t>
+      </w:r>
+    </w:p>
+    <w:p>
+      <w:pPr>
+        <w:spacing w:line="257" w:lineRule="auto"/>
+      </w:pPr>
+      <w:r>
+        <w:rPr>
+          <w:rFonts w:ascii="Calibri" w:eastAsia="Calibri" w:hAnsi="Calibri" w:cs="Calibri"/>
+        </w:rPr>
+        <w:t>Campus safety remains a critical priority within higher education institutions, particularly in South Africa where student welfare and urban security challenges intersect. Rapid detection, effective reporting, and real-time monitoring of safety incidents can significantly mitigate risks to students, staff, and visitors. However, traditional reporting systems often paper-based or siloed are constrained by delays and limited analytical visibility.</w:t>
+      </w:r>
+    </w:p>
+    <w:p>
+      <w:pPr>
+        <w:spacing w:line="257" w:lineRule="auto"/>
+      </w:pPr>
+      <w:r>
+        <w:rPr>
+          <w:rFonts w:ascii="Calibri" w:eastAsia="Calibri" w:hAnsi="Calibri" w:cs="Calibri"/>
+        </w:rPr>
+        <w:t>This project presents a real-time campus safety reporting and monitoring solution designed and validated using Sol Plaatje University (SPU) as a contextual base. The proposed system integrates synthetic data generation, Kafka-based streaming ingestion, PostgreSQL storage, and a Streamlit visualization dashboard, offering a scalable, privacy-conscious architecture.</w:t>
+      </w:r>
+    </w:p>
+    <w:p>
+      <w:pPr>
+        <w:spacing w:line="257" w:lineRule="auto"/>
+      </w:pPr>
+      <w:r>
+        <w:rPr>
+          <w:rFonts w:ascii="Calibri" w:eastAsia="Calibri" w:hAnsi="Calibri" w:cs="Calibri"/>
+        </w:rPr>
+        <w:t>Synthetic data mimics SPU’s campus environment, including geospatial coordinates corresponding to Kimberley’s main campus. Apache Kafka acts as the messaging backbone, ensuring asynchronous communication between producers and consumers. A PostgreSQL database maintains referential integrity through conflict handling and relational mapping, while a Streamlit front-end enables authenticated users to submit and visualize reports within realistic SPU campus boundaries.</w:t>
+      </w:r>
+    </w:p>
+    <w:p>
+      <w:pPr>
+        <w:spacing w:line="257" w:lineRule="auto"/>
+        <w:rPr>
+          <w:rFonts w:ascii="Calibri" w:eastAsia="Calibri" w:hAnsi="Calibri" w:cs="Calibri"/>
+        </w:rPr>
+      </w:pPr>
+      <w:r>
+        <w:rPr>
+          <w:rFonts w:ascii="Calibri" w:eastAsia="Calibri" w:hAnsi="Calibri" w:cs="Calibri"/>
+        </w:rPr>
+        <w:t>System validation demonstrates near real-time ingestion (&lt;2 seconds), successful enforcement of user submission limits, and accurate spatial rendering of incidents on campus maps. This framework underscores the value of streaming architectures and synthetic data in developing secure, data-driven campus safety systems, laying the groundwork for predictive analytics and intelligent response planning across South African universities.</w:t>
+      </w:r>
+    </w:p>
+    <w:p>
+      <w:pPr>
+        <w:spacing w:line="257" w:lineRule="auto"/>
+        <w:rPr>
+          <w:rFonts w:ascii="Calibri" w:eastAsia="Calibri" w:hAnsi="Calibri" w:cs="Calibri"/>
+          <w:i/>
+          <w:iCs/>
+        </w:rPr>
+      </w:pPr>
+      <w:r>
+        <w:rPr>
+          <w:noProof/>
+        </w:rPr>
+        <w:drawing>
+          <wp:anchor distT="0" distB="0" distL="114300" distR="114300" simplePos="0" relativeHeight="251658240" behindDoc="0" locked="0" layoutInCell="1" allowOverlap="1" wp14:anchorId="7E915D71" wp14:editId="7012C0BD">
+            <wp:simplePos x="0" y="0"/>
+            <wp:positionH relativeFrom="column">
+              <wp:posOffset>1543050</wp:posOffset>
+            </wp:positionH>
+            <wp:positionV relativeFrom="paragraph">
+              <wp:posOffset>142875</wp:posOffset>
+            </wp:positionV>
+            <wp:extent cx="2743583" cy="1857634"/>
+            <wp:effectExtent l="0" t="0" r="0" b="0"/>
+            <wp:wrapNone/>
+            <wp:docPr id="1654220552" name="drawing"/>
+            <wp:cNvGraphicFramePr>
+              <a:graphicFrameLocks xmlns:a="http://schemas.openxmlformats.org/drawingml/2006/main" noChangeAspect="1"/>
+            </wp:cNvGraphicFramePr>
+            <a:graphic xmlns:a="http://schemas.openxmlformats.org/drawingml/2006/main">
+              <a:graphicData uri="http://schemas.openxmlformats.org/drawingml/2006/picture">
+                <pic:pic xmlns:pic="http://schemas.openxmlformats.org/drawingml/2006/picture">
+                  <pic:nvPicPr>
+                    <pic:cNvPr id="1654220552" name=""/>
+                    <pic:cNvPicPr/>
+                  </pic:nvPicPr>
+                  <pic:blipFill>
+                    <a:blip r:embed="rId6">
+                      <a:extLst>
+                        <a:ext uri="{28A0092B-C50C-407E-A947-70E740481C1C}">
+                          <a14:useLocalDpi xmlns:a14="http://schemas.microsoft.com/office/drawing/2010/main" val="0"/>
+                        </a:ext>
+                      </a:extLst>
+                    </a:blip>
+                    <a:stretch>
+                      <a:fillRect/>
+                    </a:stretch>
+                  </pic:blipFill>
+                  <pic:spPr>
+                    <a:xfrm>
+                      <a:off x="0" y="0"/>
+                      <a:ext cx="2743583" cy="1857634"/>
+                    </a:xfrm>
+                    <a:prstGeom prst="rect">
+                      <a:avLst/>
+                    </a:prstGeom>
+                  </pic:spPr>
+                </pic:pic>
+              </a:graphicData>
+            </a:graphic>
+            <wp14:sizeRelH relativeFrom="page">
+              <wp14:pctWidth>0</wp14:pctWidth>
+            </wp14:sizeRelH>
+            <wp14:sizeRelV relativeFrom="page">
+              <wp14:pctHeight>0</wp14:pctHeight>
+            </wp14:sizeRelV>
+          </wp:anchor>
+        </w:drawing>
+      </w:r>
+    </w:p>
+    <w:p>
+      <w:pPr>
+        <w:spacing w:line="257" w:lineRule="auto"/>
+        <w:rPr>
+          <w:rFonts w:ascii="Calibri" w:eastAsia="Calibri" w:hAnsi="Calibri" w:cs="Calibri"/>
+          <w:i/>
+          <w:iCs/>
+        </w:rPr>
+      </w:pPr>
+    </w:p>
+    <w:p>
+      <w:pPr>
+        <w:spacing w:line="257" w:lineRule="auto"/>
+        <w:rPr>
+          <w:rFonts w:ascii="Calibri" w:eastAsia="Calibri" w:hAnsi="Calibri" w:cs="Calibri"/>
+          <w:i/>
+          <w:iCs/>
+        </w:rPr>
+      </w:pPr>
+    </w:p>
+    <w:p>
+      <w:pPr>
+        <w:spacing w:line="257" w:lineRule="auto"/>
+        <w:rPr>
+          <w:rFonts w:ascii="Calibri" w:eastAsia="Calibri" w:hAnsi="Calibri" w:cs="Calibri"/>
+          <w:i/>
+          <w:iCs/>
+        </w:rPr>
+      </w:pPr>
+    </w:p>
+    <w:p>
+      <w:pPr>
+        <w:spacing w:line="257" w:lineRule="auto"/>
+        <w:rPr>
+          <w:rFonts w:ascii="Calibri" w:eastAsia="Calibri" w:hAnsi="Calibri" w:cs="Calibri"/>
+          <w:i/>
+          <w:iCs/>
+        </w:rPr>
+      </w:pPr>
+    </w:p>
+    <w:p>
+      <w:pPr>
+        <w:spacing w:line="257" w:lineRule="auto"/>
+        <w:rPr>
+          <w:rFonts w:ascii="Calibri" w:eastAsia="Calibri" w:hAnsi="Calibri" w:cs="Calibri"/>
+          <w:i/>
+          <w:iCs/>
+        </w:rPr>
+      </w:pPr>
+    </w:p>
+    <w:p>
+      <w:pPr>
+        <w:spacing w:line="257" w:lineRule="auto"/>
+        <w:rPr>
+          <w:rFonts w:ascii="Calibri" w:eastAsia="Calibri" w:hAnsi="Calibri" w:cs="Calibri"/>
+          <w:i/>
+          <w:iCs/>
+        </w:rPr>
+      </w:pPr>
+    </w:p>
+    <w:p>
+      <w:pPr>
+        <w:spacing w:line="257" w:lineRule="auto"/>
+        <w:rPr>
+          <w:rFonts w:ascii="Calibri" w:eastAsia="Calibri" w:hAnsi="Calibri" w:cs="Calibri"/>
+          <w:i/>
+          <w:iCs/>
+        </w:rPr>
+      </w:pPr>
+    </w:p>
+    <w:p>
+      <w:pPr>
+        <w:spacing w:line="257" w:lineRule="auto"/>
+        <w:rPr>
+          <w:rFonts w:ascii="Calibri" w:eastAsia="Calibri" w:hAnsi="Calibri" w:cs="Calibri"/>
+          <w:i/>
+        </w:rPr>
+      </w:pPr>
+      <w:r>
+        <w:rPr>
+          <w:rFonts w:ascii="Calibri" w:eastAsia="Calibri" w:hAnsi="Calibri" w:cs="Calibri"/>
+          <w:i/>
+          <w:iCs/>
+        </w:rPr>
+        <w:t>Figure</w:t>
+      </w:r>
+      <w:r>
+        <w:rPr>
+          <w:rFonts w:ascii="Calibri" w:eastAsia="Calibri" w:hAnsi="Calibri" w:cs="Calibri"/>
+          <w:i/>
+          <w:iCs/>
+        </w:rPr>
+        <w:t xml:space="preserve"> 1: Sol Plaatje University Context Map</w:t>
+      </w:r>
+    </w:p>
+    <w:p>
+      <w:pPr>
+        <w:spacing w:line="257" w:lineRule="auto"/>
+      </w:pPr>
+      <w:r>
+        <w:rPr>
+          <w:rFonts w:ascii="Calibri" w:eastAsia="Calibri" w:hAnsi="Calibri" w:cs="Calibri"/>
+        </w:rPr>
+        <w:t>.</w:t>
+      </w:r>
+    </w:p>
+    <w:p>
+      <w:pPr>
+        <w:spacing w:line="257" w:lineRule="auto"/>
+      </w:pPr>
+      <w:r>
+        <w:rPr>
+          <w:rFonts w:ascii="Calibri" w:eastAsia="Calibri" w:hAnsi="Calibri" w:cs="Calibri"/>
+        </w:rPr>
+        <w:t xml:space="preserve"> </w:t>
+      </w:r>
+    </w:p>
+    <w:p>
+      <w:pPr>
+        <w:spacing w:line="257" w:lineRule="auto"/>
+        <w:rPr>
+          <w:rFonts w:ascii="Calibri" w:eastAsia="Calibri" w:hAnsi="Calibri" w:cs="Calibri"/>
+        </w:rPr>
+      </w:pPr>
+    </w:p>
+    <w:p>
+      <w:pPr>
+        <w:pStyle w:val="Heading1"/>
+        <w:spacing w:line="257" w:lineRule="auto"/>
+      </w:pPr>
+      <w:r>
+        <w:rPr>
+          <w:rFonts w:ascii="Calibri Light" w:eastAsia="Calibri Light" w:hAnsi="Calibri Light" w:cs="Calibri Light"/>
+          <w:color w:val="2F5496"/>
         </w:rPr>
         <w:t>1. Introduction</w:t>
       </w:r>
     </w:p>
     <w:p>
       <w:pPr>
-        <w:rPr>
-          <w:b/>
-          <w:bCs/>
-        </w:rPr>
-      </w:pPr>
-      <w:r>
-        <w:rPr>
-          <w:b/>
-          <w:bCs/>
+        <w:pStyle w:val="Heading2"/>
+        <w:spacing w:line="257" w:lineRule="auto"/>
+      </w:pPr>
+      <w:r>
+        <w:rPr>
+          <w:rFonts w:ascii="Calibri Light" w:eastAsia="Calibri Light" w:hAnsi="Calibri Light" w:cs="Calibri Light"/>
+          <w:color w:val="2F5496"/>
         </w:rPr>
         <w:t>1.1 Problem Statement</w:t>
       </w:r>
     </w:p>
     <w:p>
-      <w:r>
-        <w:t xml:space="preserve">Universities and colleges face ongoing challenges in monitoring and responding to campus safety incidents, including harassment, theft, assault, and hazards. Traditional paper-based or email reporting mechanisms suffer from latency and lack of centralized analytics, limiting the ability of campus authorities to respond proactively. A scalable, data-driven system capable of </w:t>
-      </w:r>
-      <w:r>
-        <w:rPr>
-          <w:b/>
-          <w:bCs/>
-        </w:rPr>
-        <w:t>real-time incident ingestion, storage, and visualization</w:t>
-      </w:r>
-      <w:r>
-        <w:t xml:space="preserve"> is necessary to support effective decision-making and resource allocation.</w:t>
-      </w:r>
-    </w:p>
-    <w:p>
-      <w:pPr>
-        <w:rPr>
-          <w:b/>
-          <w:bCs/>
-        </w:rPr>
-      </w:pPr>
-      <w:r>
-        <w:rPr>
-          <w:b/>
-          <w:bCs/>
+      <w:pPr>
+        <w:spacing w:line="257" w:lineRule="auto"/>
+      </w:pPr>
+      <w:r>
+        <w:rPr>
+          <w:rFonts w:ascii="Calibri" w:eastAsia="Calibri" w:hAnsi="Calibri" w:cs="Calibri"/>
+        </w:rPr>
+        <w:t>Safety within university campuses remains an enduring challenge across South African higher education institutions. Sol Plaatje University (SPU), located in Kimberley, Northern Cape, presents a representative case study where student accommodation, open campus environments, and limited physical security personnel heighten the need for data-driven safety monitoring.</w:t>
+      </w:r>
+    </w:p>
+    <w:p>
+      <w:pPr>
+        <w:spacing w:line="257" w:lineRule="auto"/>
+      </w:pPr>
+      <w:r>
+        <w:rPr>
+          <w:rFonts w:ascii="Calibri" w:eastAsia="Calibri" w:hAnsi="Calibri" w:cs="Calibri"/>
+        </w:rPr>
+        <w:t>Traditional mechanisms such as email, phone, or paper-based reporting are prone to latency, under-reporting, and data fragmentation, limiting the ability of university management to act proactively. A centralized real-time system for ingesting, storing, and visualizing safety reports can bridge this gap, improving situational awareness and empowering campus security departments with actionable insights.</w:t>
+      </w:r>
+    </w:p>
+    <w:p>
+      <w:pPr>
+        <w:pStyle w:val="Heading2"/>
+        <w:spacing w:line="257" w:lineRule="auto"/>
+      </w:pPr>
+      <w:r>
+        <w:rPr>
+          <w:rFonts w:ascii="Calibri Light" w:eastAsia="Calibri Light" w:hAnsi="Calibri Light" w:cs="Calibri Light"/>
+          <w:color w:val="2F5496"/>
         </w:rPr>
         <w:t>1.2 Project Goal</w:t>
       </w:r>
     </w:p>
     <w:p>
-      <w:r>
-        <w:t xml:space="preserve">The objective of this project is to design, implement, and validate a </w:t>
-      </w:r>
-      <w:r>
-        <w:rPr>
-          <w:b/>
-          <w:bCs/>
-        </w:rPr>
-        <w:t>full-stack data pipeline</w:t>
-      </w:r>
-      <w:r>
-        <w:t xml:space="preserve"> and reporting application that:</w:t>
-      </w:r>
-    </w:p>
-    <w:p>
-      <w:pPr>
+      <w:pPr>
+        <w:spacing w:line="257" w:lineRule="auto"/>
+      </w:pPr>
+      <w:r>
+        <w:rPr>
+          <w:rFonts w:ascii="Calibri" w:eastAsia="Calibri" w:hAnsi="Calibri" w:cs="Calibri"/>
+        </w:rPr>
+        <w:t>The main objective is to design, implement, and validate a full-stack data pipeline capable of real-time safety reporting at Sol Plaatje University. Specifically, the system aims to:</w:t>
+      </w:r>
+    </w:p>
+    <w:p>
+      <w:pPr>
+        <w:pStyle w:val="ListParagraph"/>
         <w:numPr>
           <w:ilvl w:val="0"/>
-          <w:numId w:val="1"/>
+          <w:numId w:val="26"/>
         </w:numPr>
-      </w:pPr>
-      <w:r>
-        <w:t>Simulates real-time campus safety incident reporting using synthetic data.</w:t>
-      </w:r>
-    </w:p>
-    <w:p>
-      <w:pPr>
+        <w:spacing w:after="0" w:line="257" w:lineRule="auto"/>
+        <w:rPr>
+          <w:rFonts w:ascii="Calibri" w:eastAsia="Calibri" w:hAnsi="Calibri" w:cs="Calibri"/>
+        </w:rPr>
+      </w:pPr>
+      <w:r>
+        <w:rPr>
+          <w:rFonts w:ascii="Calibri" w:eastAsia="Calibri" w:hAnsi="Calibri" w:cs="Calibri"/>
+        </w:rPr>
+        <w:t>Simulate real-time campus safety incidents relevant to SPU’s environment and geography.</w:t>
+      </w:r>
+    </w:p>
+    <w:p>
+      <w:pPr>
+        <w:pStyle w:val="ListParagraph"/>
         <w:numPr>
           <w:ilvl w:val="0"/>
-          <w:numId w:val="1"/>
+          <w:numId w:val="26"/>
         </w:numPr>
-      </w:pPr>
-      <w:r>
-        <w:t>Implements a decoupled, reliable data ingestion pipeline leveraging Apache Kafka and PostgreSQL.</w:t>
-      </w:r>
-    </w:p>
-    <w:p>
-      <w:pPr>
+        <w:spacing w:after="0" w:line="257" w:lineRule="auto"/>
+        <w:rPr>
+          <w:rFonts w:ascii="Calibri" w:eastAsia="Calibri" w:hAnsi="Calibri" w:cs="Calibri"/>
+        </w:rPr>
+      </w:pPr>
+      <w:r>
+        <w:rPr>
+          <w:rFonts w:ascii="Calibri" w:eastAsia="Calibri" w:hAnsi="Calibri" w:cs="Calibri"/>
+        </w:rPr>
+        <w:t>Implement a Kafka–PostgreSQL pipeline for scalable, decoupled data ingestion.</w:t>
+      </w:r>
+    </w:p>
+    <w:p>
+      <w:pPr>
+        <w:pStyle w:val="ListParagraph"/>
         <w:numPr>
           <w:ilvl w:val="0"/>
-          <w:numId w:val="1"/>
+          <w:numId w:val="26"/>
         </w:numPr>
-      </w:pPr>
-      <w:r>
-        <w:lastRenderedPageBreak/>
-        <w:t>Provides a front-end web interface for authenticated users to submit and visualize safety incidents.</w:t>
-      </w:r>
-    </w:p>
-    <w:p>
-      <w:pPr>
+        <w:spacing w:after="0" w:line="257" w:lineRule="auto"/>
+        <w:rPr>
+          <w:rFonts w:ascii="Calibri" w:eastAsia="Calibri" w:hAnsi="Calibri" w:cs="Calibri"/>
+        </w:rPr>
+      </w:pPr>
+      <w:r>
+        <w:rPr>
+          <w:rFonts w:ascii="Calibri" w:eastAsia="Calibri" w:hAnsi="Calibri" w:cs="Calibri"/>
+        </w:rPr>
+        <w:t>Provide an interactive Streamlit dashboard for authenticated users to submit and visualize incidents on SPU maps.</w:t>
+      </w:r>
+    </w:p>
+    <w:p>
+      <w:pPr>
+        <w:pStyle w:val="ListParagraph"/>
         <w:numPr>
           <w:ilvl w:val="0"/>
-          <w:numId w:val="1"/>
+          <w:numId w:val="26"/>
         </w:numPr>
-      </w:pPr>
-      <w:r>
-        <w:t>Enforces reporting constraints to prevent misuse and maintain data quality.</w:t>
-      </w:r>
-    </w:p>
-    <w:p>
-      <w:pPr>
-        <w:rPr>
-          <w:b/>
-          <w:bCs/>
-        </w:rPr>
-      </w:pPr>
-      <w:r>
-        <w:rPr>
-          <w:b/>
-          <w:bCs/>
+        <w:spacing w:after="0" w:line="257" w:lineRule="auto"/>
+        <w:rPr>
+          <w:rFonts w:ascii="Calibri" w:eastAsia="Calibri" w:hAnsi="Calibri" w:cs="Calibri"/>
+        </w:rPr>
+      </w:pPr>
+      <w:r>
+        <w:rPr>
+          <w:rFonts w:ascii="Calibri" w:eastAsia="Calibri" w:hAnsi="Calibri" w:cs="Calibri"/>
+        </w:rPr>
+        <w:t>Enforce constraints (e.g., maximum three reports per day) to maintain quality and prevent misuse.</w:t>
+      </w:r>
+    </w:p>
+    <w:p>
+      <w:pPr>
+        <w:pStyle w:val="Heading2"/>
+        <w:spacing w:line="257" w:lineRule="auto"/>
+      </w:pPr>
+      <w:r>
+        <w:rPr>
+          <w:rFonts w:ascii="Calibri Light" w:eastAsia="Calibri Light" w:hAnsi="Calibri Light" w:cs="Calibri Light"/>
+          <w:color w:val="2F5496"/>
         </w:rPr>
         <w:t>1.3 Structure of the Report</w:t>
       </w:r>
     </w:p>
     <w:p>
-      <w:r>
-        <w:t>This report is organized as follows:</w:t>
-      </w:r>
-    </w:p>
-    <w:p>
-      <w:pPr>
-        <w:numPr>
-          <w:ilvl w:val="0"/>
-          <w:numId w:val="2"/>
-        </w:numPr>
-      </w:pPr>
-      <w:r>
-        <w:rPr>
-          <w:b/>
-          <w:bCs/>
-        </w:rPr>
-        <w:t>Literature Review</w:t>
-      </w:r>
-      <w:r>
-        <w:t>: Overview of existing systems, streaming architectures, and synthetic data applications.</w:t>
-      </w:r>
-    </w:p>
-    <w:p>
-      <w:pPr>
-        <w:numPr>
-          <w:ilvl w:val="0"/>
-          <w:numId w:val="2"/>
-        </w:numPr>
-      </w:pPr>
-      <w:r>
-        <w:rPr>
-          <w:b/>
-          <w:bCs/>
-        </w:rPr>
-        <w:t>Methodology/System Design</w:t>
-      </w:r>
-      <w:r>
-        <w:t>: Detailed description of system architecture, synthetic data generation, Kafka-based pipeline, database design, and front-end implementation.</w:t>
-      </w:r>
-    </w:p>
-    <w:p>
-      <w:pPr>
-        <w:numPr>
-          <w:ilvl w:val="0"/>
-          <w:numId w:val="2"/>
-        </w:numPr>
-      </w:pPr>
-      <w:r>
-        <w:rPr>
-          <w:b/>
-          <w:bCs/>
-        </w:rPr>
-        <w:t>Results/System Validation</w:t>
-      </w:r>
-      <w:r>
-        <w:t>: Analysis of synthetic data quality, pipeline performance, data integrity, and user interface validation.</w:t>
-      </w:r>
-    </w:p>
-    <w:p>
-      <w:pPr>
-        <w:numPr>
-          <w:ilvl w:val="0"/>
-          <w:numId w:val="2"/>
-        </w:numPr>
-      </w:pPr>
-      <w:r>
-        <w:rPr>
-          <w:b/>
-          <w:bCs/>
-        </w:rPr>
-        <w:t>Discussion</w:t>
-      </w:r>
-      <w:r>
-        <w:t>: Critical evaluation of strengths, limitations, ethical considerations, and potential enhancements.</w:t>
-      </w:r>
-    </w:p>
-    <w:p>
-      <w:pPr>
-        <w:numPr>
-          <w:ilvl w:val="0"/>
-          <w:numId w:val="2"/>
-        </w:numPr>
-      </w:pPr>
-      <w:r>
-        <w:rPr>
-          <w:b/>
-          <w:bCs/>
-        </w:rPr>
-        <w:t>Conclusion</w:t>
-      </w:r>
-      <w:r>
-        <w:t>: Summary of contributions and implications for campus safety monitoring.</w:t>
-      </w:r>
-    </w:p>
-    <w:p>
-      <w:r>
-        <w:pict w14:anchorId="102E043B">
-          <v:rect id="_x0000_i1044" style="width:0;height:1.5pt" o:hralign="center" o:hrstd="t" o:hr="t" fillcolor="#a0a0a0" stroked="f"/>
-        </w:pict>
-      </w:r>
-    </w:p>
-    <w:p>
-      <w:pPr>
-        <w:rPr>
-          <w:b/>
-          <w:bCs/>
-        </w:rPr>
-      </w:pPr>
-      <w:r>
-        <w:rPr>
-          <w:b/>
-          <w:bCs/>
-        </w:rPr>
-        <w:t>2. Literature Review</w:t>
-      </w:r>
-    </w:p>
-    <w:p>
-      <w:pPr>
-        <w:rPr>
-          <w:b/>
-          <w:bCs/>
-        </w:rPr>
-      </w:pPr>
-      <w:r>
-        <w:rPr>
-          <w:b/>
-          <w:bCs/>
-        </w:rPr>
-        <w:t>2.1 The Role of Data in Campus Security</w:t>
-      </w:r>
-    </w:p>
-    <w:p>
-      <w:r>
-        <w:t xml:space="preserve">Data-driven approaches are increasingly adopted in security management for educational institutions. Prior research highlights the importance of centralized data collection for monitoring patterns, prioritizing interventions, and optimizing resource allocation. For example, Kim et al. (2020) demonstrated that geospatial analytics of campus crime data can inform patrol scheduling, while Smith and Johnson (2018) emphasize the value of </w:t>
-      </w:r>
-      <w:r>
-        <w:rPr>
-          <w:b/>
-          <w:bCs/>
-        </w:rPr>
-        <w:t>real-time reporting</w:t>
-      </w:r>
-      <w:r>
-        <w:t xml:space="preserve"> for immediate threat mitigation. Despite this, many institutions continue to rely on fragmented reporting channels that limit analytical insights and responsiveness.</w:t>
-      </w:r>
-    </w:p>
-    <w:p>
-      <w:pPr>
-        <w:rPr>
-          <w:b/>
-          <w:bCs/>
-        </w:rPr>
-      </w:pPr>
-      <w:r>
-        <w:rPr>
-          <w:b/>
-          <w:bCs/>
-        </w:rPr>
-        <w:t>2.2 Streaming Architectures and Apache Kafka</w:t>
-      </w:r>
-    </w:p>
-    <w:p>
-      <w:r>
-        <w:t xml:space="preserve">Streaming architectures have become a standard solution for real-time data ingestion. Apache Kafka is a distributed event streaming platform that enables high-throughput, fault-tolerant messaging. Kafka’s </w:t>
-      </w:r>
-      <w:r>
-        <w:rPr>
-          <w:b/>
-          <w:bCs/>
-        </w:rPr>
-        <w:t>publish-subscribe model</w:t>
-      </w:r>
-      <w:r>
-        <w:t xml:space="preserve"> allows producers to asynchronously send data to topics, which consumers can then process independently. This decoupling ensures that system components operate independently and can scale horizontally to handle high traffic. In the context of safety reporting, Kafka facilitates near-real-time ingestion of incident data without overloading database storage systems.</w:t>
-      </w:r>
-    </w:p>
-    <w:p>
-      <w:r>
-        <w:t>The theoretical advantages of Kafka include:</w:t>
-      </w:r>
-    </w:p>
-    <w:p>
-      <w:pPr>
-        <w:numPr>
-          <w:ilvl w:val="0"/>
-          <w:numId w:val="3"/>
-        </w:numPr>
-      </w:pPr>
-      <w:r>
-        <w:rPr>
-          <w:b/>
-          <w:bCs/>
-        </w:rPr>
-        <w:t>Durability</w:t>
-      </w:r>
-      <w:r>
-        <w:t xml:space="preserve">: Messages </w:t>
-      </w:r>
-      <w:proofErr w:type="gramStart"/>
-      <w:r>
-        <w:t>are persisted</w:t>
-      </w:r>
-      <w:proofErr w:type="gramEnd"/>
-      <w:r>
-        <w:t xml:space="preserve"> in distributed logs.</w:t>
-      </w:r>
-    </w:p>
-    <w:p>
-      <w:pPr>
-        <w:numPr>
-          <w:ilvl w:val="0"/>
-          <w:numId w:val="3"/>
-        </w:numPr>
-      </w:pPr>
-      <w:r>
-        <w:rPr>
-          <w:b/>
-          <w:bCs/>
-        </w:rPr>
-        <w:t>Scalability</w:t>
-      </w:r>
-      <w:r>
-        <w:t>: Supports high-volume producers and multiple consumers.</w:t>
-      </w:r>
-    </w:p>
-    <w:p>
-      <w:pPr>
-        <w:numPr>
-          <w:ilvl w:val="0"/>
-          <w:numId w:val="3"/>
-        </w:numPr>
-      </w:pPr>
-      <w:r>
-        <w:rPr>
-          <w:b/>
-          <w:bCs/>
-        </w:rPr>
-        <w:t>Fault-tolerance</w:t>
-      </w:r>
-      <w:r>
-        <w:t>: Distributed brokers ensure continued operation during node failures.</w:t>
-      </w:r>
-    </w:p>
-    <w:p>
-      <w:pPr>
-        <w:numPr>
-          <w:ilvl w:val="0"/>
-          <w:numId w:val="3"/>
-        </w:numPr>
-      </w:pPr>
-      <w:r>
-        <w:rPr>
-          <w:b/>
-          <w:bCs/>
-        </w:rPr>
-        <w:lastRenderedPageBreak/>
-        <w:t>Decoupling</w:t>
-      </w:r>
-      <w:r>
-        <w:t>: Producers and consumers can evolve independently, simplifying system maintenance.</w:t>
-      </w:r>
-    </w:p>
-    <w:p>
-      <w:pPr>
-        <w:rPr>
-          <w:b/>
-          <w:bCs/>
-        </w:rPr>
-      </w:pPr>
-      <w:r>
-        <w:rPr>
-          <w:b/>
-          <w:bCs/>
-        </w:rPr>
-        <w:t>2.3 Synthetic Data in System Validation</w:t>
-      </w:r>
-    </w:p>
-    <w:p>
-      <w:r>
-        <w:t>Synthetic data generation enables system validation while preserving privacy. In safety reporting, generating realistic user profiles and geospatial incident data allows developers to test the pipeline, validate constraints, and simulate various load scenarios. Techniques include:</w:t>
-      </w:r>
-    </w:p>
-    <w:p>
-      <w:pPr>
-        <w:numPr>
-          <w:ilvl w:val="0"/>
-          <w:numId w:val="4"/>
-        </w:numPr>
-      </w:pPr>
-      <w:r>
-        <w:rPr>
-          <w:b/>
-          <w:bCs/>
-        </w:rPr>
-        <w:t>Randomized user generation</w:t>
-      </w:r>
-      <w:r>
-        <w:t>: Creating unique usernames, emails, and hashed passwords to mimic real users without exposing personal data.</w:t>
-      </w:r>
-    </w:p>
-    <w:p>
-      <w:pPr>
-        <w:numPr>
-          <w:ilvl w:val="0"/>
-          <w:numId w:val="4"/>
-        </w:numPr>
-      </w:pPr>
-      <w:r>
-        <w:rPr>
-          <w:b/>
-          <w:bCs/>
-        </w:rPr>
-        <w:t>Geospatial incident simulation</w:t>
-      </w:r>
-      <w:r>
-        <w:t>: Generating random latitude/longitude points within campus bounds ensures realistic spatial distribution of reports.</w:t>
-      </w:r>
-    </w:p>
-    <w:p>
-      <w:r>
-        <w:t>Synthetic data also facilitates performance benchmarking, stress testing, and user interface validation without the ethical and regulatory concerns associated with actual personal data.</w:t>
-      </w:r>
-    </w:p>
-    <w:p>
-      <w:r>
-        <w:pict w14:anchorId="50650966">
-          <v:rect id="_x0000_i1045" style="width:0;height:1.5pt" o:hralign="center" o:hrstd="t" o:hr="t" fillcolor="#a0a0a0" stroked="f"/>
-        </w:pict>
-      </w:r>
-    </w:p>
-    <w:p>
-      <w:pPr>
-        <w:rPr>
-          <w:b/>
-          <w:bCs/>
-        </w:rPr>
-      </w:pPr>
-      <w:r>
-        <w:rPr>
-          <w:b/>
-          <w:bCs/>
-        </w:rPr>
-        <w:t>3. Methodology and System Design</w:t>
-      </w:r>
-    </w:p>
-    <w:p>
-      <w:pPr>
-        <w:rPr>
-          <w:b/>
-          <w:bCs/>
-        </w:rPr>
-      </w:pPr>
-      <w:r>
-        <w:rPr>
-          <w:b/>
-          <w:bCs/>
-        </w:rPr>
-        <w:t>3.1 System Architecture</w:t>
-      </w:r>
-    </w:p>
-    <w:p>
-      <w:r>
-        <w:t xml:space="preserve">The system is designed with </w:t>
-      </w:r>
-      <w:r>
-        <w:rPr>
-          <w:b/>
-          <w:bCs/>
-        </w:rPr>
-        <w:t>four primary components</w:t>
-      </w:r>
-      <w:r>
-        <w:t>, illustrated in Figure 1 (conceptual diagram):</w:t>
-      </w:r>
-    </w:p>
-    <w:p>
-      <w:pPr>
-        <w:numPr>
-          <w:ilvl w:val="0"/>
-          <w:numId w:val="5"/>
-        </w:numPr>
-      </w:pPr>
-      <w:r>
-        <w:rPr>
-          <w:b/>
-          <w:bCs/>
-        </w:rPr>
-        <w:t>Data Producers</w:t>
-      </w:r>
-      <w:r>
-        <w:t>: Generate synthetic users and reports and send them to Kafka topics.</w:t>
-      </w:r>
-    </w:p>
-    <w:p>
-      <w:pPr>
-        <w:numPr>
-          <w:ilvl w:val="0"/>
-          <w:numId w:val="5"/>
-        </w:numPr>
-      </w:pPr>
-      <w:r>
-        <w:rPr>
-          <w:b/>
-          <w:bCs/>
-        </w:rPr>
-        <w:t>Messaging Pipeline</w:t>
-      </w:r>
-      <w:r>
-        <w:t>: Apache Kafka topics act as queues for decoupled, asynchronous message delivery.</w:t>
-      </w:r>
-    </w:p>
-    <w:p>
-      <w:pPr>
-        <w:numPr>
-          <w:ilvl w:val="0"/>
-          <w:numId w:val="5"/>
-        </w:numPr>
-      </w:pPr>
-      <w:r>
-        <w:rPr>
-          <w:b/>
-          <w:bCs/>
-        </w:rPr>
-        <w:t>Data Consumer &amp; Storage</w:t>
-      </w:r>
-      <w:r>
-        <w:t>: A Python consumer ingests messages from Kafka and writes to PostgreSQL tables.</w:t>
-      </w:r>
-    </w:p>
-    <w:p>
-      <w:pPr>
-        <w:numPr>
-          <w:ilvl w:val="0"/>
-          <w:numId w:val="5"/>
-        </w:numPr>
-      </w:pPr>
-      <w:r>
-        <w:rPr>
-          <w:b/>
-          <w:bCs/>
-        </w:rPr>
-        <w:t>Presentation Layer</w:t>
-      </w:r>
-      <w:r>
-        <w:t>: Streamlit web application enabling login, geospatial report submission, and visualization.</w:t>
-      </w:r>
-    </w:p>
-    <w:p>
-      <w:pPr>
-        <w:rPr>
-          <w:b/>
-          <w:bCs/>
-        </w:rPr>
-      </w:pPr>
-      <m:oMathPara>
-        <m:oMath>
-          <m:r>
-            <m:rPr>
-              <m:nor/>
-            </m:rPr>
-            <m:t>Users/Reports (Producer)</m:t>
-          </m:r>
-          <m:limUpp>
-            <m:limUppPr>
-              <m:ctrlPr>
-                <w:rPr>
-                  <w:rFonts w:ascii="Cambria Math" w:hAnsi="Cambria Math"/>
-                </w:rPr>
-              </m:ctrlPr>
-            </m:limUppPr>
-            <m:e>
-              <m:r>
-                <w:rPr>
-                  <w:rFonts w:ascii="Cambria Math" w:hAnsi="Cambria Math"/>
-                </w:rPr>
-                <m:t>→</m:t>
-              </m:r>
-            </m:e>
-            <m:lim>
-              <m:phant>
-                <m:phantPr>
-                  <m:ctrlPr>
-                    <w:rPr>
-                      <w:rFonts w:ascii="Cambria Math" w:hAnsi="Cambria Math"/>
-                    </w:rPr>
-                  </m:ctrlPr>
-                </m:phantPr>
-                <m:e>
-                  <m:r>
-                    <m:rPr>
-                      <m:nor/>
-                    </m:rPr>
-                    <m:t>Kafka Topics</m:t>
-                  </m:r>
-                </m:e>
-              </m:phant>
-            </m:lim>
-          </m:limUpp>
-          <m:r>
-            <m:rPr>
-              <m:nor/>
-            </m:rPr>
-            <m:t>Consumer</m:t>
-          </m:r>
-          <m:limUpp>
-            <m:limUppPr>
-              <m:ctrlPr>
-                <w:rPr>
-                  <w:rFonts w:ascii="Cambria Math" w:hAnsi="Cambria Math"/>
-                </w:rPr>
-              </m:ctrlPr>
-            </m:limUppPr>
-            <m:e>
-              <m:r>
-                <w:rPr>
-                  <w:rFonts w:ascii="Cambria Math" w:hAnsi="Cambria Math"/>
-                </w:rPr>
-                <m:t>→</m:t>
-              </m:r>
-            </m:e>
-            <m:lim>
-              <m:phant>
-                <m:phantPr>
-                  <m:ctrlPr>
-                    <w:rPr>
-                      <w:rFonts w:ascii="Cambria Math" w:hAnsi="Cambria Math"/>
-                    </w:rPr>
-                  </m:ctrlPr>
-                </m:phantPr>
-                <m:e>
-                  <m:r>
-                    <m:rPr>
-                      <m:nor/>
-                    </m:rPr>
-                    <m:t>PostgreSQL</m:t>
-                  </m:r>
-                </m:e>
-              </m:phant>
-            </m:lim>
-          </m:limUpp>
-          <m:r>
-            <m:rPr>
-              <m:nor/>
-            </m:rPr>
-            <m:t>Streamlit App (UI)</m:t>
-          </m:r>
-          <m:r>
-            <w:br/>
-          </m:r>
-        </m:oMath>
-      </m:oMathPara>
-      <w:r>
-        <w:rPr>
-          <w:b/>
-          <w:bCs/>
-        </w:rPr>
-        <w:t>3.2 Synthetic Data Generation</w:t>
-      </w:r>
-    </w:p>
-    <w:p>
-      <w:pPr>
-        <w:rPr>
-          <w:b/>
-          <w:bCs/>
-        </w:rPr>
-      </w:pPr>
-      <w:r>
-        <w:rPr>
-          <w:b/>
-          <w:bCs/>
-        </w:rPr>
-        <w:t>3.2.1 User Generation</w:t>
-      </w:r>
-    </w:p>
-    <w:p>
-      <w:r>
-        <w:t xml:space="preserve">A set of </w:t>
-      </w:r>
-      <w:r>
-        <w:rPr>
-          <w:b/>
-          <w:bCs/>
-        </w:rPr>
-        <w:t>30 synthetic users</w:t>
-      </w:r>
-      <w:r>
-        <w:t xml:space="preserve"> was created, each with the following fields:</w:t>
-      </w:r>
-    </w:p>
-    <w:p>
-      <w:pPr>
-        <w:numPr>
-          <w:ilvl w:val="0"/>
-          <w:numId w:val="6"/>
-        </w:numPr>
-      </w:pPr>
-      <w:proofErr w:type="spellStart"/>
-      <w:r>
-        <w:t>user_id</w:t>
-      </w:r>
-      <w:proofErr w:type="spellEnd"/>
-      <w:r>
-        <w:t>: Unique alphanumeric string (e.g., "user01").</w:t>
-      </w:r>
-    </w:p>
-    <w:p>
-      <w:pPr>
-        <w:numPr>
-          <w:ilvl w:val="0"/>
-          <w:numId w:val="6"/>
-        </w:numPr>
-      </w:pPr>
-      <w:r>
-        <w:t>username and email: For authentication and identification.</w:t>
-      </w:r>
-    </w:p>
-    <w:p>
-      <w:pPr>
-        <w:numPr>
-          <w:ilvl w:val="0"/>
-          <w:numId w:val="6"/>
-        </w:numPr>
-      </w:pPr>
-      <w:proofErr w:type="spellStart"/>
-      <w:r>
-        <w:t>first_name</w:t>
-      </w:r>
-      <w:proofErr w:type="spellEnd"/>
-      <w:r>
-        <w:t xml:space="preserve"> and </w:t>
-      </w:r>
-      <w:proofErr w:type="spellStart"/>
-      <w:r>
-        <w:t>last_name</w:t>
-      </w:r>
-      <w:proofErr w:type="spellEnd"/>
-      <w:r>
-        <w:t>: Randomized but deterministic for reproducibility.</w:t>
-      </w:r>
-    </w:p>
-    <w:p>
-      <w:pPr>
-        <w:numPr>
-          <w:ilvl w:val="0"/>
-          <w:numId w:val="6"/>
-        </w:numPr>
-      </w:pPr>
-      <w:proofErr w:type="spellStart"/>
-      <w:r>
-        <w:t>hashed_password</w:t>
-      </w:r>
-      <w:proofErr w:type="spellEnd"/>
-      <w:r>
-        <w:t xml:space="preserve">: Generated using </w:t>
-      </w:r>
-      <w:r>
-        <w:rPr>
-          <w:b/>
-          <w:bCs/>
-        </w:rPr>
-        <w:t>PBKDF2-SHA256</w:t>
-      </w:r>
-      <w:r>
-        <w:t xml:space="preserve"> to simulate secure password storage.</w:t>
-      </w:r>
-    </w:p>
-    <w:p>
-      <w:pPr>
-        <w:numPr>
-          <w:ilvl w:val="0"/>
-          <w:numId w:val="6"/>
-        </w:numPr>
-      </w:pPr>
-      <w:proofErr w:type="spellStart"/>
-      <w:r>
-        <w:t>is_admin</w:t>
-      </w:r>
-      <w:proofErr w:type="spellEnd"/>
-      <w:r>
-        <w:t xml:space="preserve">: Boolean flag, defaulting </w:t>
-      </w:r>
-      <w:proofErr w:type="gramStart"/>
-      <w:r>
-        <w:t>to</w:t>
-      </w:r>
-      <w:proofErr w:type="gramEnd"/>
-      <w:r>
-        <w:t xml:space="preserve"> False.</w:t>
-      </w:r>
-    </w:p>
-    <w:p>
-      <w:pPr>
-        <w:numPr>
-          <w:ilvl w:val="0"/>
-          <w:numId w:val="6"/>
-        </w:numPr>
-      </w:pPr>
-      <w:proofErr w:type="spellStart"/>
-      <w:r>
-        <w:t>created_at</w:t>
-      </w:r>
-      <w:proofErr w:type="spellEnd"/>
-      <w:r>
-        <w:t xml:space="preserve"> and </w:t>
-      </w:r>
-      <w:proofErr w:type="spellStart"/>
-      <w:r>
-        <w:t>last_seen</w:t>
-      </w:r>
-      <w:proofErr w:type="spellEnd"/>
-      <w:r>
-        <w:t>: Timestamps for account tracking.</w:t>
-      </w:r>
-    </w:p>
-    <w:p>
-      <w:r>
-        <w:lastRenderedPageBreak/>
-        <w:t>These users were published to the Kafka users-topic, with conflict-handling logic implemented in the consumer to prevent duplicate entries in the database.</w:t>
-      </w:r>
-    </w:p>
-    <w:p>
-      <w:pPr>
-        <w:rPr>
-          <w:b/>
-          <w:bCs/>
-        </w:rPr>
-      </w:pPr>
-      <w:r>
-        <w:rPr>
-          <w:b/>
-          <w:bCs/>
-        </w:rPr>
-        <w:t>3.2.2 Incident Report Generation</w:t>
-      </w:r>
-    </w:p>
-    <w:p>
-      <w:r>
-        <w:t>Incident reports include:</w:t>
-      </w:r>
-    </w:p>
-    <w:p>
-      <w:pPr>
-        <w:numPr>
-          <w:ilvl w:val="0"/>
-          <w:numId w:val="7"/>
-        </w:numPr>
-      </w:pPr>
-      <w:proofErr w:type="spellStart"/>
-      <w:r>
-        <w:t>user_id</w:t>
-      </w:r>
-      <w:proofErr w:type="spellEnd"/>
-      <w:r>
-        <w:t>: Assigned randomly from the 30 users.</w:t>
-      </w:r>
-    </w:p>
-    <w:p>
-      <w:pPr>
-        <w:numPr>
-          <w:ilvl w:val="0"/>
-          <w:numId w:val="7"/>
-        </w:numPr>
-      </w:pPr>
-      <w:proofErr w:type="spellStart"/>
-      <w:r>
-        <w:t>report_type</w:t>
-      </w:r>
-      <w:proofErr w:type="spellEnd"/>
-      <w:r>
-        <w:t>: One of seven predefined categories (e.g., "Harassment", "Assault").</w:t>
-      </w:r>
-    </w:p>
-    <w:p>
-      <w:pPr>
-        <w:numPr>
-          <w:ilvl w:val="0"/>
-          <w:numId w:val="7"/>
-        </w:numPr>
-      </w:pPr>
-      <w:r>
-        <w:t>description: Auto-generated text describing the incident.</w:t>
-      </w:r>
-    </w:p>
-    <w:p>
-      <w:pPr>
-        <w:numPr>
-          <w:ilvl w:val="0"/>
-          <w:numId w:val="7"/>
-        </w:numPr>
-      </w:pPr>
-      <w:r>
-        <w:t>latitude and longitude: Randomly generated within campus bounds.</w:t>
-      </w:r>
-    </w:p>
-    <w:p>
-      <w:pPr>
-        <w:numPr>
-          <w:ilvl w:val="0"/>
-          <w:numId w:val="7"/>
-        </w:numPr>
-      </w:pPr>
-      <w:proofErr w:type="spellStart"/>
-      <w:r>
-        <w:t>created_at</w:t>
-      </w:r>
-      <w:proofErr w:type="spellEnd"/>
-      <w:r>
-        <w:t>: Timestamp at generation.</w:t>
-      </w:r>
-    </w:p>
-    <w:p>
-      <w:r>
-        <w:t xml:space="preserve">Reports are published to safety-reports-topic, ensuring a </w:t>
-      </w:r>
-      <w:r>
-        <w:rPr>
-          <w:b/>
-          <w:bCs/>
-        </w:rPr>
-        <w:t>continuous, real-time feed</w:t>
-      </w:r>
-      <w:r>
-        <w:t xml:space="preserve"> for testing system throughput and UI visualization.</w:t>
-      </w:r>
-    </w:p>
-    <w:p>
-      <w:pPr>
-        <w:rPr>
-          <w:b/>
-          <w:bCs/>
-        </w:rPr>
-      </w:pPr>
-      <w:r>
-        <w:rPr>
-          <w:b/>
-          <w:bCs/>
-        </w:rPr>
-        <w:t>3.3 Data Ingestion Pipeline</w:t>
-      </w:r>
-    </w:p>
-    <w:p>
-      <w:pPr>
-        <w:rPr>
-          <w:b/>
-          <w:bCs/>
-        </w:rPr>
-      </w:pPr>
-      <w:r>
-        <w:rPr>
-          <w:b/>
-          <w:bCs/>
-        </w:rPr>
-        <w:t>3.3.1 Kafka Messaging Layer</w:t>
-      </w:r>
-    </w:p>
-    <w:p>
-      <w:r>
-        <w:t xml:space="preserve">Kafka topics serve as the </w:t>
-      </w:r>
-      <w:r>
-        <w:rPr>
-          <w:b/>
-          <w:bCs/>
-        </w:rPr>
-        <w:t>intermediary between producers and the consumer</w:t>
-      </w:r>
-      <w:r>
-        <w:t>, decoupling the data generation from storage. Each message is a JSON-encoded record representing either a user or a report. Kafka ensures:</w:t>
-      </w:r>
-    </w:p>
-    <w:p>
-      <w:pPr>
-        <w:numPr>
-          <w:ilvl w:val="0"/>
-          <w:numId w:val="8"/>
-        </w:numPr>
-      </w:pPr>
-      <w:r>
-        <w:rPr>
-          <w:b/>
-          <w:bCs/>
-        </w:rPr>
-        <w:t>Durability</w:t>
-      </w:r>
-      <w:r>
-        <w:t xml:space="preserve"> through persisted logs.</w:t>
-      </w:r>
-    </w:p>
-    <w:p>
-      <w:pPr>
-        <w:numPr>
-          <w:ilvl w:val="0"/>
-          <w:numId w:val="8"/>
-        </w:numPr>
-      </w:pPr>
-      <w:r>
-        <w:rPr>
-          <w:b/>
-          <w:bCs/>
-        </w:rPr>
-        <w:t>Order preservation</w:t>
-      </w:r>
-      <w:r>
-        <w:t xml:space="preserve"> for messages within a partition.</w:t>
-      </w:r>
-    </w:p>
-    <w:p>
-      <w:pPr>
-        <w:numPr>
-          <w:ilvl w:val="0"/>
-          <w:numId w:val="8"/>
-        </w:numPr>
-      </w:pPr>
-      <w:r>
-        <w:rPr>
-          <w:b/>
-          <w:bCs/>
-        </w:rPr>
-        <w:t>Scalability</w:t>
-      </w:r>
-      <w:r>
-        <w:t xml:space="preserve"> with multiple producers and consumers.</w:t>
-      </w:r>
-    </w:p>
-    <w:p>
-      <w:pPr>
-        <w:rPr>
-          <w:b/>
-          <w:bCs/>
-        </w:rPr>
-      </w:pPr>
-      <w:r>
-        <w:rPr>
-          <w:b/>
-          <w:bCs/>
-        </w:rPr>
-        <w:t>3.3.2 PostgreSQL Consumer</w:t>
-      </w:r>
-    </w:p>
-    <w:p>
-      <w:r>
-        <w:t>The Python consumer subscribes to both topics and performs the following tasks:</w:t>
-      </w:r>
-    </w:p>
-    <w:p>
-      <w:pPr>
-        <w:numPr>
-          <w:ilvl w:val="0"/>
-          <w:numId w:val="9"/>
-        </w:numPr>
-      </w:pPr>
-      <w:r>
-        <w:rPr>
-          <w:b/>
-          <w:bCs/>
-        </w:rPr>
-        <w:t>User insertion</w:t>
-      </w:r>
-      <w:r>
-        <w:t>: Inserts users into the users table with ON CONFLICT DO NOTHING to prevent duplicates.</w:t>
-      </w:r>
-    </w:p>
-    <w:p>
-      <w:pPr>
-        <w:numPr>
-          <w:ilvl w:val="0"/>
-          <w:numId w:val="9"/>
-        </w:numPr>
-      </w:pPr>
-      <w:r>
-        <w:rPr>
-          <w:b/>
-          <w:bCs/>
-        </w:rPr>
-        <w:t>Report insertion</w:t>
-      </w:r>
-      <w:r>
-        <w:t xml:space="preserve">: Writes reports to the </w:t>
-      </w:r>
-      <w:proofErr w:type="spellStart"/>
-      <w:r>
-        <w:t>safety_reports</w:t>
-      </w:r>
-      <w:proofErr w:type="spellEnd"/>
-      <w:r>
-        <w:t xml:space="preserve"> table, maintaining a one-to-many relationship between users and reports.</w:t>
-      </w:r>
-    </w:p>
-    <w:p>
-      <w:pPr>
-        <w:numPr>
-          <w:ilvl w:val="0"/>
-          <w:numId w:val="9"/>
-        </w:numPr>
-      </w:pPr>
-      <w:r>
-        <w:rPr>
-          <w:b/>
-          <w:bCs/>
-        </w:rPr>
-        <w:t>Data integrity checks</w:t>
-      </w:r>
-      <w:r>
-        <w:t>: Ensures required fields are present, timestamps are valid, and relationships are consistent.</w:t>
-      </w:r>
-    </w:p>
-    <w:p>
-      <w:r>
-        <w:t>The database schema is:</w:t>
-      </w:r>
-    </w:p>
-    <w:p>
-      <w:r>
-        <w:rPr>
-          <w:b/>
-          <w:bCs/>
-        </w:rPr>
-        <w:t>Users Table:</w:t>
+      <w:pPr>
+        <w:spacing w:line="257" w:lineRule="auto"/>
+      </w:pPr>
+      <w:r>
+        <w:rPr>
+          <w:rFonts w:ascii="Calibri" w:eastAsia="Calibri" w:hAnsi="Calibri" w:cs="Calibri"/>
+        </w:rPr>
+        <w:t>The report follows this structure:</w:t>
       </w:r>
     </w:p>
     <w:tbl>
       <w:tblPr>
-        <w:tblW w:w="0" w:type="auto"/>
-        <w:tblCellSpacing w:w="15" w:type="dxa"/>
-        <w:tblCellMar>
-          <w:top w:w="15" w:type="dxa"/>
-          <w:left w:w="15" w:type="dxa"/>
-          <w:bottom w:w="15" w:type="dxa"/>
-          <w:right w:w="15" w:type="dxa"/>
-        </w:tblCellMar>
+        <w:tblStyle w:val="TableGrid"/>
+        <w:tblW w:w="9015" w:type="dxa"/>
+        <w:tblLayout w:type="fixed"/>
         <w:tblLook w:val="04A0" w:firstRow="1" w:lastRow="0" w:firstColumn="1" w:lastColumn="0" w:noHBand="0" w:noVBand="1"/>
       </w:tblPr>
       <w:tblGrid>
-        <w:gridCol w:w="1801"/>
-        <w:gridCol w:w="1165"/>
-        <w:gridCol w:w="1574"/>
+        <w:gridCol w:w="2137"/>
+        <w:gridCol w:w="6878"/>
       </w:tblGrid>
       <w:tr>
         <w:trPr>
-          <w:tblHeader/>
-          <w:tblCellSpacing w:w="15" w:type="dxa"/>
+          <w:trHeight w:val="300"/>
         </w:trPr>
         <w:tc>
           <w:tcPr>
-            <w:tcW w:w="0" w:type="auto"/>
-            <w:vAlign w:val="center"/>
-            <w:hideMark/>
+            <w:tcW w:w="2137" w:type="dxa"/>
+            <w:tcBorders>
+              <w:top w:val="single" w:sz="8" w:space="0" w:color="auto"/>
+              <w:left w:val="single" w:sz="8" w:space="0" w:color="auto"/>
+              <w:bottom w:val="single" w:sz="8" w:space="0" w:color="auto"/>
+              <w:right w:val="single" w:sz="8" w:space="0" w:color="auto"/>
+            </w:tcBorders>
+            <w:tcMar>
+              <w:left w:w="108" w:type="dxa"/>
+              <w:right w:w="108" w:type="dxa"/>
+            </w:tcMar>
           </w:tcPr>
           <w:p>
             <w:pPr>
+              <w:spacing w:after="160" w:line="257" w:lineRule="auto"/>
+            </w:pPr>
+            <w:r>
               <w:rPr>
+                <w:rFonts w:ascii="Calibri" w:eastAsia="Calibri" w:hAnsi="Calibri" w:cs="Calibri"/>
                 <w:b/>
                 <w:bCs/>
               </w:rPr>
-            </w:pPr>
-            <w:r>
-              <w:rPr>
-                <w:b/>
-                <w:bCs/>
-              </w:rPr>
-              <w:t>Column</w:t>
+              <w:t>Section</w:t>
             </w:r>
           </w:p>
         </w:tc>
         <w:tc>
           <w:tcPr>
-            <w:tcW w:w="0" w:type="auto"/>
-            <w:vAlign w:val="center"/>
-            <w:hideMark/>
+            <w:tcW w:w="6878" w:type="dxa"/>
+            <w:tcBorders>
+              <w:top w:val="single" w:sz="8" w:space="0" w:color="auto"/>
+              <w:left w:val="single" w:sz="8" w:space="0" w:color="auto"/>
+              <w:bottom w:val="single" w:sz="8" w:space="0" w:color="auto"/>
+              <w:right w:val="single" w:sz="8" w:space="0" w:color="auto"/>
+            </w:tcBorders>
+            <w:tcMar>
+              <w:left w:w="108" w:type="dxa"/>
+              <w:right w:w="108" w:type="dxa"/>
+            </w:tcMar>
           </w:tcPr>
           <w:p>
             <w:pPr>
+              <w:spacing w:after="160" w:line="257" w:lineRule="auto"/>
+            </w:pPr>
+            <w:r>
               <w:rPr>
+                <w:rFonts w:ascii="Calibri" w:eastAsia="Calibri" w:hAnsi="Calibri" w:cs="Calibri"/>
                 <w:b/>
                 <w:bCs/>
               </w:rPr>
-            </w:pPr>
-            <w:r>
-              <w:rPr>
-                <w:b/>
-                <w:bCs/>
-              </w:rPr>
-              <w:t>Type</w:t>
-            </w:r>
-          </w:p>
-        </w:tc>
-        <w:tc>
-          <w:tcPr>
-            <w:tcW w:w="0" w:type="auto"/>
-            <w:vAlign w:val="center"/>
-            <w:hideMark/>
-          </w:tcPr>
-          <w:p>
-            <w:pPr>
-              <w:rPr>
-                <w:b/>
-                <w:bCs/>
-              </w:rPr>
-            </w:pPr>
-            <w:r>
-              <w:rPr>
-                <w:b/>
-                <w:bCs/>
-              </w:rPr>
-              <w:t>Constraints</w:t>
+              <w:t>Description</w:t>
             </w:r>
           </w:p>
         </w:tc>
       </w:tr>
       <w:tr>
         <w:trPr>
-          <w:tblCellSpacing w:w="15" w:type="dxa"/>
+          <w:trHeight w:val="300"/>
         </w:trPr>
         <w:tc>
           <w:tcPr>
-            <w:tcW w:w="0" w:type="auto"/>
-            <w:vAlign w:val="center"/>
-            <w:hideMark/>
+            <w:tcW w:w="2137" w:type="dxa"/>
+            <w:tcBorders>
+              <w:top w:val="single" w:sz="8" w:space="0" w:color="auto"/>
+              <w:left w:val="single" w:sz="8" w:space="0" w:color="auto"/>
+              <w:bottom w:val="single" w:sz="8" w:space="0" w:color="auto"/>
+              <w:right w:val="single" w:sz="8" w:space="0" w:color="auto"/>
+            </w:tcBorders>
+            <w:tcMar>
+              <w:left w:w="108" w:type="dxa"/>
+              <w:right w:w="108" w:type="dxa"/>
+            </w:tcMar>
           </w:tcPr>
           <w:p>
-            <w:proofErr w:type="spellStart"/>
+            <w:pPr>
+              <w:spacing w:after="160" w:line="257" w:lineRule="auto"/>
+            </w:pPr>
             <w:r>
-              <w:t>user_id</w:t>
-            </w:r>
-            <w:proofErr w:type="spellEnd"/>
-          </w:p>
-        </w:tc>
-        <w:tc>
-          <w:tcPr>
-            <w:tcW w:w="0" w:type="auto"/>
-            <w:vAlign w:val="center"/>
-            <w:hideMark/>
-          </w:tcPr>
-          <w:p>
-            <w:r>
-              <w:t>VARCHAR</w:t>
+              <w:rPr>
+                <w:rFonts w:ascii="Calibri" w:eastAsia="Calibri" w:hAnsi="Calibri" w:cs="Calibri"/>
+                <w:b/>
+                <w:bCs/>
+              </w:rPr>
+              <w:t>2. Literature Review</w:t>
             </w:r>
           </w:p>
         </w:tc>
         <w:tc>
           <w:tcPr>
-            <w:tcW w:w="0" w:type="auto"/>
-            <w:vAlign w:val="center"/>
-            <w:hideMark/>
+            <w:tcW w:w="6878" w:type="dxa"/>
+            <w:tcBorders>
+              <w:top w:val="single" w:sz="8" w:space="0" w:color="auto"/>
+              <w:left w:val="single" w:sz="8" w:space="0" w:color="auto"/>
+              <w:bottom w:val="single" w:sz="8" w:space="0" w:color="auto"/>
+              <w:right w:val="single" w:sz="8" w:space="0" w:color="auto"/>
+            </w:tcBorders>
+            <w:tcMar>
+              <w:left w:w="108" w:type="dxa"/>
+              <w:right w:w="108" w:type="dxa"/>
+            </w:tcMar>
           </w:tcPr>
           <w:p>
+            <w:pPr>
+              <w:spacing w:after="160" w:line="257" w:lineRule="auto"/>
+            </w:pPr>
             <w:r>
-              <w:t>PRIMARY KEY</w:t>
+              <w:rPr>
+                <w:rFonts w:ascii="Calibri" w:eastAsia="Calibri" w:hAnsi="Calibri" w:cs="Calibri"/>
+              </w:rPr>
+              <w:t>Reviews prior research on campus security data systems, streaming architectures, and synthetic validation methods.</w:t>
             </w:r>
           </w:p>
         </w:tc>
       </w:tr>
       <w:tr>
         <w:trPr>
-          <w:tblCellSpacing w:w="15" w:type="dxa"/>
+          <w:trHeight w:val="300"/>
         </w:trPr>
         <w:tc>
           <w:tcPr>
-            <w:tcW w:w="0" w:type="auto"/>
-            <w:vAlign w:val="center"/>
-            <w:hideMark/>
+            <w:tcW w:w="2137" w:type="dxa"/>
+            <w:tcBorders>
+              <w:top w:val="single" w:sz="8" w:space="0" w:color="auto"/>
+              <w:left w:val="single" w:sz="8" w:space="0" w:color="auto"/>
+              <w:bottom w:val="single" w:sz="8" w:space="0" w:color="auto"/>
+              <w:right w:val="single" w:sz="8" w:space="0" w:color="auto"/>
+            </w:tcBorders>
+            <w:tcMar>
+              <w:left w:w="108" w:type="dxa"/>
+              <w:right w:w="108" w:type="dxa"/>
+            </w:tcMar>
           </w:tcPr>
           <w:p>
+            <w:pPr>
+              <w:spacing w:after="160" w:line="257" w:lineRule="auto"/>
+            </w:pPr>
             <w:r>
-              <w:t>username</w:t>
+              <w:rPr>
+                <w:rFonts w:ascii="Calibri" w:eastAsia="Calibri" w:hAnsi="Calibri" w:cs="Calibri"/>
+                <w:b/>
+                <w:bCs/>
+              </w:rPr>
+              <w:t>3. Methodology and System Design</w:t>
             </w:r>
           </w:p>
         </w:tc>
         <w:tc>
           <w:tcPr>
-            <w:tcW w:w="0" w:type="auto"/>
-            <w:vAlign w:val="center"/>
-            <w:hideMark/>
+            <w:tcW w:w="6878" w:type="dxa"/>
+            <w:tcBorders>
+              <w:top w:val="single" w:sz="8" w:space="0" w:color="auto"/>
+              <w:left w:val="single" w:sz="8" w:space="0" w:color="auto"/>
+              <w:bottom w:val="single" w:sz="8" w:space="0" w:color="auto"/>
+              <w:right w:val="single" w:sz="8" w:space="0" w:color="auto"/>
+            </w:tcBorders>
+            <w:tcMar>
+              <w:left w:w="108" w:type="dxa"/>
+              <w:right w:w="108" w:type="dxa"/>
+            </w:tcMar>
           </w:tcPr>
           <w:p>
+            <w:pPr>
+              <w:spacing w:after="160" w:line="257" w:lineRule="auto"/>
+            </w:pPr>
             <w:r>
-              <w:t>VARCHAR</w:t>
-            </w:r>
-          </w:p>
-        </w:tc>
-        <w:tc>
-          <w:tcPr>
-            <w:tcW w:w="0" w:type="auto"/>
-            <w:vAlign w:val="center"/>
-            <w:hideMark/>
-          </w:tcPr>
-          <w:p>
-            <w:r>
-              <w:t>UNIQUE</w:t>
+              <w:rPr>
+                <w:rFonts w:ascii="Calibri" w:eastAsia="Calibri" w:hAnsi="Calibri" w:cs="Calibri"/>
+              </w:rPr>
+              <w:t>Explains the end-to-end architecture with SPU as a case study.</w:t>
             </w:r>
           </w:p>
         </w:tc>
       </w:tr>
       <w:tr>
         <w:trPr>
-          <w:tblCellSpacing w:w="15" w:type="dxa"/>
+          <w:trHeight w:val="300"/>
         </w:trPr>
         <w:tc>
           <w:tcPr>
-            <w:tcW w:w="0" w:type="auto"/>
-            <w:vAlign w:val="center"/>
-            <w:hideMark/>
+            <w:tcW w:w="2137" w:type="dxa"/>
+            <w:tcBorders>
+              <w:top w:val="single" w:sz="8" w:space="0" w:color="auto"/>
+              <w:left w:val="single" w:sz="8" w:space="0" w:color="auto"/>
+              <w:bottom w:val="single" w:sz="8" w:space="0" w:color="auto"/>
+              <w:right w:val="single" w:sz="8" w:space="0" w:color="auto"/>
+            </w:tcBorders>
+            <w:tcMar>
+              <w:left w:w="108" w:type="dxa"/>
+              <w:right w:w="108" w:type="dxa"/>
+            </w:tcMar>
           </w:tcPr>
           <w:p>
+            <w:pPr>
+              <w:spacing w:after="160" w:line="257" w:lineRule="auto"/>
+            </w:pPr>
             <w:r>
-              <w:lastRenderedPageBreak/>
-              <w:t>email</w:t>
+              <w:rPr>
+                <w:rFonts w:ascii="Calibri" w:eastAsia="Calibri" w:hAnsi="Calibri" w:cs="Calibri"/>
+                <w:b/>
+                <w:bCs/>
+              </w:rPr>
+              <w:t>4. Results and Validation</w:t>
             </w:r>
           </w:p>
         </w:tc>
         <w:tc>
           <w:tcPr>
-            <w:tcW w:w="0" w:type="auto"/>
-            <w:vAlign w:val="center"/>
-            <w:hideMark/>
+            <w:tcW w:w="6878" w:type="dxa"/>
+            <w:tcBorders>
+              <w:top w:val="single" w:sz="8" w:space="0" w:color="auto"/>
+              <w:left w:val="single" w:sz="8" w:space="0" w:color="auto"/>
+              <w:bottom w:val="single" w:sz="8" w:space="0" w:color="auto"/>
+              <w:right w:val="single" w:sz="8" w:space="0" w:color="auto"/>
+            </w:tcBorders>
+            <w:tcMar>
+              <w:left w:w="108" w:type="dxa"/>
+              <w:right w:w="108" w:type="dxa"/>
+            </w:tcMar>
           </w:tcPr>
           <w:p>
+            <w:pPr>
+              <w:spacing w:after="160" w:line="257" w:lineRule="auto"/>
+            </w:pPr>
             <w:r>
-              <w:t>VARCHAR</w:t>
-            </w:r>
-          </w:p>
-        </w:tc>
-        <w:tc>
-          <w:tcPr>
-            <w:tcW w:w="0" w:type="auto"/>
-            <w:vAlign w:val="center"/>
-            <w:hideMark/>
-          </w:tcPr>
-          <w:p>
-            <w:r>
-              <w:t>UNIQUE</w:t>
+              <w:rPr>
+                <w:rFonts w:ascii="Calibri" w:eastAsia="Calibri" w:hAnsi="Calibri" w:cs="Calibri"/>
+              </w:rPr>
+              <w:t>Presents quantitative and qualitative performance outcomes.</w:t>
             </w:r>
           </w:p>
         </w:tc>
       </w:tr>
       <w:tr>
         <w:trPr>
-          <w:tblCellSpacing w:w="15" w:type="dxa"/>
+          <w:trHeight w:val="300"/>
         </w:trPr>
         <w:tc>
           <w:tcPr>
-            <w:tcW w:w="0" w:type="auto"/>
-            <w:vAlign w:val="center"/>
-            <w:hideMark/>
+            <w:tcW w:w="2137" w:type="dxa"/>
+            <w:tcBorders>
+              <w:top w:val="single" w:sz="8" w:space="0" w:color="auto"/>
+              <w:left w:val="single" w:sz="8" w:space="0" w:color="auto"/>
+              <w:bottom w:val="single" w:sz="8" w:space="0" w:color="auto"/>
+              <w:right w:val="single" w:sz="8" w:space="0" w:color="auto"/>
+            </w:tcBorders>
+            <w:tcMar>
+              <w:left w:w="108" w:type="dxa"/>
+              <w:right w:w="108" w:type="dxa"/>
+            </w:tcMar>
           </w:tcPr>
           <w:p>
-            <w:proofErr w:type="spellStart"/>
+            <w:pPr>
+              <w:spacing w:after="160" w:line="257" w:lineRule="auto"/>
+            </w:pPr>
             <w:r>
-              <w:t>first_name</w:t>
-            </w:r>
-            <w:proofErr w:type="spellEnd"/>
-          </w:p>
-        </w:tc>
-        <w:tc>
-          <w:tcPr>
-            <w:tcW w:w="0" w:type="auto"/>
-            <w:vAlign w:val="center"/>
-            <w:hideMark/>
-          </w:tcPr>
-          <w:p>
-            <w:r>
-              <w:t>VARCHAR</w:t>
+              <w:rPr>
+                <w:rFonts w:ascii="Calibri" w:eastAsia="Calibri" w:hAnsi="Calibri" w:cs="Calibri"/>
+                <w:b/>
+                <w:bCs/>
+              </w:rPr>
+              <w:t>5. Discussion</w:t>
             </w:r>
           </w:p>
         </w:tc>
         <w:tc>
           <w:tcPr>
-            <w:tcW w:w="0" w:type="auto"/>
-            <w:vAlign w:val="center"/>
-            <w:hideMark/>
+            <w:tcW w:w="6878" w:type="dxa"/>
+            <w:tcBorders>
+              <w:top w:val="single" w:sz="8" w:space="0" w:color="auto"/>
+              <w:left w:val="single" w:sz="8" w:space="0" w:color="auto"/>
+              <w:bottom w:val="single" w:sz="8" w:space="0" w:color="auto"/>
+              <w:right w:val="single" w:sz="8" w:space="0" w:color="auto"/>
+            </w:tcBorders>
+            <w:tcMar>
+              <w:left w:w="108" w:type="dxa"/>
+              <w:right w:w="108" w:type="dxa"/>
+            </w:tcMar>
           </w:tcPr>
           <w:p>
+            <w:pPr>
+              <w:spacing w:after="160" w:line="257" w:lineRule="auto"/>
+            </w:pPr>
             <w:r>
-              <w:t>NOT NULL</w:t>
+              <w:rPr>
+                <w:rFonts w:ascii="Calibri" w:eastAsia="Calibri" w:hAnsi="Calibri" w:cs="Calibri"/>
+              </w:rPr>
+              <w:t>Critically evaluates findings, limitations, and ethical implications.</w:t>
             </w:r>
           </w:p>
         </w:tc>
       </w:tr>
       <w:tr>
         <w:trPr>
-          <w:tblCellSpacing w:w="15" w:type="dxa"/>
+          <w:trHeight w:val="300"/>
         </w:trPr>
         <w:tc>
           <w:tcPr>
-            <w:tcW w:w="0" w:type="auto"/>
-            <w:vAlign w:val="center"/>
-            <w:hideMark/>
+            <w:tcW w:w="2137" w:type="dxa"/>
+            <w:tcBorders>
+              <w:top w:val="single" w:sz="8" w:space="0" w:color="auto"/>
+              <w:left w:val="single" w:sz="8" w:space="0" w:color="auto"/>
+              <w:bottom w:val="single" w:sz="8" w:space="0" w:color="auto"/>
+              <w:right w:val="single" w:sz="8" w:space="0" w:color="auto"/>
+            </w:tcBorders>
+            <w:tcMar>
+              <w:left w:w="108" w:type="dxa"/>
+              <w:right w:w="108" w:type="dxa"/>
+            </w:tcMar>
           </w:tcPr>
           <w:p>
-            <w:proofErr w:type="spellStart"/>
+            <w:pPr>
+              <w:spacing w:after="160" w:line="257" w:lineRule="auto"/>
+            </w:pPr>
             <w:r>
-              <w:t>last_name</w:t>
-            </w:r>
-            <w:proofErr w:type="spellEnd"/>
-          </w:p>
-        </w:tc>
-        <w:tc>
-          <w:tcPr>
-            <w:tcW w:w="0" w:type="auto"/>
-            <w:vAlign w:val="center"/>
-            <w:hideMark/>
-          </w:tcPr>
-          <w:p>
-            <w:r>
-              <w:t>VARCHAR</w:t>
+              <w:rPr>
+                <w:rFonts w:ascii="Calibri" w:eastAsia="Calibri" w:hAnsi="Calibri" w:cs="Calibri"/>
+                <w:b/>
+                <w:bCs/>
+              </w:rPr>
+              <w:t>6. Conclusion</w:t>
             </w:r>
           </w:p>
         </w:tc>
         <w:tc>
           <w:tcPr>
-            <w:tcW w:w="0" w:type="auto"/>
-            <w:vAlign w:val="center"/>
-            <w:hideMark/>
+            <w:tcW w:w="6878" w:type="dxa"/>
+            <w:tcBorders>
+              <w:top w:val="single" w:sz="8" w:space="0" w:color="auto"/>
+              <w:left w:val="single" w:sz="8" w:space="0" w:color="auto"/>
+              <w:bottom w:val="single" w:sz="8" w:space="0" w:color="auto"/>
+              <w:right w:val="single" w:sz="8" w:space="0" w:color="auto"/>
+            </w:tcBorders>
+            <w:tcMar>
+              <w:left w:w="108" w:type="dxa"/>
+              <w:right w:w="108" w:type="dxa"/>
+            </w:tcMar>
           </w:tcPr>
           <w:p>
+            <w:pPr>
+              <w:spacing w:after="160" w:line="257" w:lineRule="auto"/>
+            </w:pPr>
             <w:r>
-              <w:t>NOT NULL</w:t>
-            </w:r>
-          </w:p>
-        </w:tc>
-      </w:tr>
-      <w:tr>
-        <w:trPr>
-          <w:tblCellSpacing w:w="15" w:type="dxa"/>
-        </w:trPr>
-        <w:tc>
-          <w:tcPr>
-            <w:tcW w:w="0" w:type="auto"/>
-            <w:vAlign w:val="center"/>
-            <w:hideMark/>
-          </w:tcPr>
-          <w:p>
-            <w:proofErr w:type="spellStart"/>
-            <w:r>
-              <w:t>hashed_password</w:t>
-            </w:r>
-            <w:proofErr w:type="spellEnd"/>
-          </w:p>
-        </w:tc>
-        <w:tc>
-          <w:tcPr>
-            <w:tcW w:w="0" w:type="auto"/>
-            <w:vAlign w:val="center"/>
-            <w:hideMark/>
-          </w:tcPr>
-          <w:p>
-            <w:r>
-              <w:t>VARCHAR</w:t>
-            </w:r>
-          </w:p>
-        </w:tc>
-        <w:tc>
-          <w:tcPr>
-            <w:tcW w:w="0" w:type="auto"/>
-            <w:vAlign w:val="center"/>
-            <w:hideMark/>
-          </w:tcPr>
-          <w:p>
-            <w:r>
-              <w:t>NOT NULL</w:t>
-            </w:r>
-          </w:p>
-        </w:tc>
-      </w:tr>
-      <w:tr>
-        <w:trPr>
-          <w:tblCellSpacing w:w="15" w:type="dxa"/>
-        </w:trPr>
-        <w:tc>
-          <w:tcPr>
-            <w:tcW w:w="0" w:type="auto"/>
-            <w:vAlign w:val="center"/>
-            <w:hideMark/>
-          </w:tcPr>
-          <w:p>
-            <w:proofErr w:type="spellStart"/>
-            <w:r>
-              <w:t>is_admin</w:t>
-            </w:r>
-            <w:proofErr w:type="spellEnd"/>
-          </w:p>
-        </w:tc>
-        <w:tc>
-          <w:tcPr>
-            <w:tcW w:w="0" w:type="auto"/>
-            <w:vAlign w:val="center"/>
-            <w:hideMark/>
-          </w:tcPr>
-          <w:p>
-            <w:r>
-              <w:t>BOOLEAN</w:t>
-            </w:r>
-          </w:p>
-        </w:tc>
-        <w:tc>
-          <w:tcPr>
-            <w:tcW w:w="0" w:type="auto"/>
-            <w:vAlign w:val="center"/>
-            <w:hideMark/>
-          </w:tcPr>
-          <w:p>
-            <w:r>
-              <w:t>DEFAULT FALSE</w:t>
-            </w:r>
-          </w:p>
-        </w:tc>
-      </w:tr>
-      <w:tr>
-        <w:trPr>
-          <w:tblCellSpacing w:w="15" w:type="dxa"/>
-        </w:trPr>
-        <w:tc>
-          <w:tcPr>
-            <w:tcW w:w="0" w:type="auto"/>
-            <w:vAlign w:val="center"/>
-            <w:hideMark/>
-          </w:tcPr>
-          <w:p>
-            <w:proofErr w:type="spellStart"/>
-            <w:r>
-              <w:t>created_at</w:t>
-            </w:r>
-            <w:proofErr w:type="spellEnd"/>
-          </w:p>
-        </w:tc>
-        <w:tc>
-          <w:tcPr>
-            <w:tcW w:w="0" w:type="auto"/>
-            <w:vAlign w:val="center"/>
-            <w:hideMark/>
-          </w:tcPr>
-          <w:p>
-            <w:r>
-              <w:t>TIMESTAMP</w:t>
-            </w:r>
-          </w:p>
-        </w:tc>
-        <w:tc>
-          <w:tcPr>
-            <w:tcW w:w="0" w:type="auto"/>
-            <w:vAlign w:val="center"/>
-            <w:hideMark/>
-          </w:tcPr>
-          <w:p>
-            <w:r>
-              <w:t>NOT NULL</w:t>
-            </w:r>
-          </w:p>
-        </w:tc>
-      </w:tr>
-      <w:tr>
-        <w:trPr>
-          <w:tblCellSpacing w:w="15" w:type="dxa"/>
-        </w:trPr>
-        <w:tc>
-          <w:tcPr>
-            <w:tcW w:w="0" w:type="auto"/>
-            <w:vAlign w:val="center"/>
-            <w:hideMark/>
-          </w:tcPr>
-          <w:p>
-            <w:proofErr w:type="spellStart"/>
-            <w:r>
-              <w:t>last_seen</w:t>
-            </w:r>
-            <w:proofErr w:type="spellEnd"/>
-          </w:p>
-        </w:tc>
-        <w:tc>
-          <w:tcPr>
-            <w:tcW w:w="0" w:type="auto"/>
-            <w:vAlign w:val="center"/>
-            <w:hideMark/>
-          </w:tcPr>
-          <w:p>
-            <w:r>
-              <w:t>TIMESTAMP</w:t>
-            </w:r>
-          </w:p>
-        </w:tc>
-        <w:tc>
-          <w:tcPr>
-            <w:tcW w:w="0" w:type="auto"/>
-            <w:vAlign w:val="center"/>
-            <w:hideMark/>
-          </w:tcPr>
-          <w:p>
-            <w:r>
-              <w:t>NOT NULL</w:t>
+              <w:rPr>
+                <w:rFonts w:ascii="Calibri" w:eastAsia="Calibri" w:hAnsi="Calibri" w:cs="Calibri"/>
+              </w:rPr>
+              <w:t>Summarizes key contributions and outlines potential future improvements.</w:t>
             </w:r>
           </w:p>
         </w:tc>
       </w:tr>
     </w:tbl>
     <w:p>
-      <w:r>
-        <w:rPr>
-          <w:b/>
-          <w:bCs/>
-        </w:rPr>
-        <w:t>Safety Reports Table:</w:t>
-      </w:r>
-    </w:p>
-    <w:tbl>
-      <w:tblPr>
-        <w:tblW w:w="0" w:type="auto"/>
-        <w:tblCellSpacing w:w="15" w:type="dxa"/>
-        <w:tblCellMar>
-          <w:top w:w="15" w:type="dxa"/>
-          <w:left w:w="15" w:type="dxa"/>
-          <w:bottom w:w="15" w:type="dxa"/>
-          <w:right w:w="15" w:type="dxa"/>
-        </w:tblCellMar>
-        <w:tblLook w:val="04A0" w:firstRow="1" w:lastRow="0" w:firstColumn="1" w:lastColumn="0" w:noHBand="0" w:noVBand="1"/>
-      </w:tblPr>
-      <w:tblGrid>
-        <w:gridCol w:w="1163"/>
-        <w:gridCol w:w="1165"/>
-        <w:gridCol w:w="2953"/>
-      </w:tblGrid>
-      <w:tr>
-        <w:trPr>
-          <w:tblHeader/>
-          <w:tblCellSpacing w:w="15" w:type="dxa"/>
-        </w:trPr>
-        <w:tc>
-          <w:tcPr>
-            <w:tcW w:w="0" w:type="auto"/>
-            <w:vAlign w:val="center"/>
-            <w:hideMark/>
-          </w:tcPr>
-          <w:p>
-            <w:pPr>
-              <w:rPr>
-                <w:b/>
-                <w:bCs/>
-              </w:rPr>
-            </w:pPr>
-            <w:r>
-              <w:rPr>
-                <w:b/>
-                <w:bCs/>
-              </w:rPr>
-              <w:t>Column</w:t>
-            </w:r>
-          </w:p>
-        </w:tc>
-        <w:tc>
-          <w:tcPr>
-            <w:tcW w:w="0" w:type="auto"/>
-            <w:vAlign w:val="center"/>
-            <w:hideMark/>
-          </w:tcPr>
-          <w:p>
-            <w:pPr>
-              <w:rPr>
-                <w:b/>
-                <w:bCs/>
-              </w:rPr>
-            </w:pPr>
-            <w:r>
-              <w:rPr>
-                <w:b/>
-                <w:bCs/>
-              </w:rPr>
-              <w:t>Type</w:t>
-            </w:r>
-          </w:p>
-        </w:tc>
-        <w:tc>
-          <w:tcPr>
-            <w:tcW w:w="0" w:type="auto"/>
-            <w:vAlign w:val="center"/>
-            <w:hideMark/>
-          </w:tcPr>
-          <w:p>
-            <w:pPr>
-              <w:rPr>
-                <w:b/>
-                <w:bCs/>
-              </w:rPr>
-            </w:pPr>
-            <w:r>
-              <w:rPr>
-                <w:b/>
-                <w:bCs/>
-              </w:rPr>
-              <w:t>Constraints</w:t>
-            </w:r>
-          </w:p>
-        </w:tc>
-      </w:tr>
-      <w:tr>
-        <w:trPr>
-          <w:tblCellSpacing w:w="15" w:type="dxa"/>
-        </w:trPr>
-        <w:tc>
-          <w:tcPr>
-            <w:tcW w:w="0" w:type="auto"/>
-            <w:vAlign w:val="center"/>
-            <w:hideMark/>
-          </w:tcPr>
-          <w:p>
-            <w:proofErr w:type="spellStart"/>
-            <w:r>
-              <w:t>report_id</w:t>
-            </w:r>
-            <w:proofErr w:type="spellEnd"/>
-          </w:p>
-        </w:tc>
-        <w:tc>
-          <w:tcPr>
-            <w:tcW w:w="0" w:type="auto"/>
-            <w:vAlign w:val="center"/>
-            <w:hideMark/>
-          </w:tcPr>
-          <w:p>
-            <w:r>
-              <w:t>SERIAL</w:t>
-            </w:r>
-          </w:p>
-        </w:tc>
-        <w:tc>
-          <w:tcPr>
-            <w:tcW w:w="0" w:type="auto"/>
-            <w:vAlign w:val="center"/>
-            <w:hideMark/>
-          </w:tcPr>
-          <w:p>
-            <w:r>
-              <w:t>PRIMARY KEY</w:t>
-            </w:r>
-          </w:p>
-        </w:tc>
-      </w:tr>
-      <w:tr>
-        <w:trPr>
-          <w:tblCellSpacing w:w="15" w:type="dxa"/>
-        </w:trPr>
-        <w:tc>
-          <w:tcPr>
-            <w:tcW w:w="0" w:type="auto"/>
-            <w:vAlign w:val="center"/>
-            <w:hideMark/>
-          </w:tcPr>
-          <w:p>
-            <w:proofErr w:type="spellStart"/>
-            <w:r>
-              <w:t>user_id</w:t>
-            </w:r>
-            <w:proofErr w:type="spellEnd"/>
-          </w:p>
-        </w:tc>
-        <w:tc>
-          <w:tcPr>
-            <w:tcW w:w="0" w:type="auto"/>
-            <w:vAlign w:val="center"/>
-            <w:hideMark/>
-          </w:tcPr>
-          <w:p>
-            <w:r>
-              <w:t>VARCHAR</w:t>
-            </w:r>
-          </w:p>
-        </w:tc>
-        <w:tc>
-          <w:tcPr>
-            <w:tcW w:w="0" w:type="auto"/>
-            <w:vAlign w:val="center"/>
-            <w:hideMark/>
-          </w:tcPr>
-          <w:p>
-            <w:r>
-              <w:t>FOREIGN KEY → users(</w:t>
-            </w:r>
-            <w:proofErr w:type="spellStart"/>
-            <w:r>
-              <w:t>user_id</w:t>
-            </w:r>
-            <w:proofErr w:type="spellEnd"/>
-            <w:r>
-              <w:t>)</w:t>
-            </w:r>
-          </w:p>
-        </w:tc>
-      </w:tr>
-      <w:tr>
-        <w:trPr>
-          <w:tblCellSpacing w:w="15" w:type="dxa"/>
-        </w:trPr>
-        <w:tc>
-          <w:tcPr>
-            <w:tcW w:w="0" w:type="auto"/>
-            <w:vAlign w:val="center"/>
-            <w:hideMark/>
-          </w:tcPr>
-          <w:p>
-            <w:proofErr w:type="spellStart"/>
-            <w:r>
-              <w:t>report_type</w:t>
-            </w:r>
-            <w:proofErr w:type="spellEnd"/>
-          </w:p>
-        </w:tc>
-        <w:tc>
-          <w:tcPr>
-            <w:tcW w:w="0" w:type="auto"/>
-            <w:vAlign w:val="center"/>
-            <w:hideMark/>
-          </w:tcPr>
-          <w:p>
-            <w:r>
-              <w:t>VARCHAR</w:t>
-            </w:r>
-          </w:p>
-        </w:tc>
-        <w:tc>
-          <w:tcPr>
-            <w:tcW w:w="0" w:type="auto"/>
-            <w:vAlign w:val="center"/>
-            <w:hideMark/>
-          </w:tcPr>
-          <w:p>
-            <w:r>
-              <w:t>NOT NULL</w:t>
-            </w:r>
-          </w:p>
-        </w:tc>
-      </w:tr>
-      <w:tr>
-        <w:trPr>
-          <w:tblCellSpacing w:w="15" w:type="dxa"/>
-        </w:trPr>
-        <w:tc>
-          <w:tcPr>
-            <w:tcW w:w="0" w:type="auto"/>
-            <w:vAlign w:val="center"/>
-            <w:hideMark/>
-          </w:tcPr>
-          <w:p>
-            <w:r>
-              <w:t>description</w:t>
-            </w:r>
-          </w:p>
-        </w:tc>
-        <w:tc>
-          <w:tcPr>
-            <w:tcW w:w="0" w:type="auto"/>
-            <w:vAlign w:val="center"/>
-            <w:hideMark/>
-          </w:tcPr>
-          <w:p>
-            <w:r>
-              <w:t>TEXT</w:t>
-            </w:r>
-          </w:p>
-        </w:tc>
-        <w:tc>
-          <w:tcPr>
-            <w:tcW w:w="0" w:type="auto"/>
-            <w:vAlign w:val="center"/>
-            <w:hideMark/>
-          </w:tcPr>
-          <w:p>
-            <w:r>
-              <w:t>NOT NULL</w:t>
-            </w:r>
-          </w:p>
-        </w:tc>
-      </w:tr>
-      <w:tr>
-        <w:trPr>
-          <w:tblCellSpacing w:w="15" w:type="dxa"/>
-        </w:trPr>
-        <w:tc>
-          <w:tcPr>
-            <w:tcW w:w="0" w:type="auto"/>
-            <w:vAlign w:val="center"/>
-            <w:hideMark/>
-          </w:tcPr>
-          <w:p>
-            <w:r>
-              <w:t>latitude</w:t>
-            </w:r>
-          </w:p>
-        </w:tc>
-        <w:tc>
-          <w:tcPr>
-            <w:tcW w:w="0" w:type="auto"/>
-            <w:vAlign w:val="center"/>
-            <w:hideMark/>
-          </w:tcPr>
-          <w:p>
-            <w:r>
-              <w:t>FLOAT</w:t>
-            </w:r>
-          </w:p>
-        </w:tc>
-        <w:tc>
-          <w:tcPr>
-            <w:tcW w:w="0" w:type="auto"/>
-            <w:vAlign w:val="center"/>
-            <w:hideMark/>
-          </w:tcPr>
-          <w:p>
-            <w:r>
-              <w:t>NOT NULL</w:t>
-            </w:r>
-          </w:p>
-        </w:tc>
-      </w:tr>
-      <w:tr>
-        <w:trPr>
-          <w:tblCellSpacing w:w="15" w:type="dxa"/>
-        </w:trPr>
-        <w:tc>
-          <w:tcPr>
-            <w:tcW w:w="0" w:type="auto"/>
-            <w:vAlign w:val="center"/>
-            <w:hideMark/>
-          </w:tcPr>
-          <w:p>
-            <w:r>
-              <w:t>longitude</w:t>
-            </w:r>
-          </w:p>
-        </w:tc>
-        <w:tc>
-          <w:tcPr>
-            <w:tcW w:w="0" w:type="auto"/>
-            <w:vAlign w:val="center"/>
-            <w:hideMark/>
-          </w:tcPr>
-          <w:p>
-            <w:r>
-              <w:t>FLOAT</w:t>
-            </w:r>
-          </w:p>
-        </w:tc>
-        <w:tc>
-          <w:tcPr>
-            <w:tcW w:w="0" w:type="auto"/>
-            <w:vAlign w:val="center"/>
-            <w:hideMark/>
-          </w:tcPr>
-          <w:p>
-            <w:r>
-              <w:t>NOT NULL</w:t>
-            </w:r>
-          </w:p>
-        </w:tc>
-      </w:tr>
-      <w:tr>
-        <w:trPr>
-          <w:tblCellSpacing w:w="15" w:type="dxa"/>
-        </w:trPr>
-        <w:tc>
-          <w:tcPr>
-            <w:tcW w:w="0" w:type="auto"/>
-            <w:vAlign w:val="center"/>
-            <w:hideMark/>
-          </w:tcPr>
-          <w:p>
-            <w:proofErr w:type="spellStart"/>
-            <w:r>
-              <w:t>created_at</w:t>
-            </w:r>
-            <w:proofErr w:type="spellEnd"/>
-          </w:p>
-        </w:tc>
-        <w:tc>
-          <w:tcPr>
-            <w:tcW w:w="0" w:type="auto"/>
-            <w:vAlign w:val="center"/>
-            <w:hideMark/>
-          </w:tcPr>
-          <w:p>
-            <w:r>
-              <w:t>TIMESTAMP</w:t>
-            </w:r>
-          </w:p>
-        </w:tc>
-        <w:tc>
-          <w:tcPr>
-            <w:tcW w:w="0" w:type="auto"/>
-            <w:vAlign w:val="center"/>
-            <w:hideMark/>
-          </w:tcPr>
-          <w:p>
-            <w:r>
-              <w:t>NOT NULL</w:t>
-            </w:r>
-          </w:p>
-        </w:tc>
-      </w:tr>
-    </w:tbl>
-    <w:p>
-      <w:pPr>
-        <w:rPr>
-          <w:b/>
-          <w:bCs/>
-        </w:rPr>
-      </w:pPr>
-      <w:r>
-        <w:rPr>
-          <w:b/>
-          <w:bCs/>
-        </w:rPr>
-        <w:t>3.3.3 SQL Enforcement of Daily Limits</w:t>
-      </w:r>
-    </w:p>
-    <w:p>
-      <w:r>
-        <w:t xml:space="preserve">To enforce the </w:t>
-      </w:r>
-      <w:r>
-        <w:rPr>
-          <w:b/>
-          <w:bCs/>
-        </w:rPr>
-        <w:t>three-report-per-day limit</w:t>
-      </w:r>
-      <w:r>
-        <w:t>, the following query is executed during submission:</w:t>
-      </w:r>
-    </w:p>
-    <w:p>
-      <m:oMathPara>
-        <m:oMath>
-          <m:r>
-            <m:rPr>
-              <m:nor/>
-            </m:rPr>
-            <m:t xml:space="preserve">SELECT COUNT(*) FROM </m:t>
-          </m:r>
-          <w:proofErr w:type="spellStart"/>
-          <m:r>
-            <m:rPr>
-              <m:nor/>
-            </m:rPr>
-            <m:t>safety_reports</m:t>
-          </m:r>
-          <w:proofErr w:type="spellEnd"/>
-          <m:r>
-            <m:rPr>
-              <m:nor/>
-            </m:rPr>
-            <m:t xml:space="preserve"> WHERE </m:t>
-          </m:r>
-          <w:proofErr w:type="spellStart"/>
-          <m:r>
-            <m:rPr>
-              <m:nor/>
-            </m:rPr>
-            <m:t>user_id</m:t>
-          </m:r>
-          <w:proofErr w:type="spellEnd"/>
-          <m:r>
-            <m:rPr>
-              <m:nor/>
-            </m:rPr>
-            <m:t xml:space="preserve"> = %s AND DATE(</m:t>
-          </m:r>
-          <w:proofErr w:type="spellStart"/>
-          <m:r>
-            <m:rPr>
-              <m:nor/>
-            </m:rPr>
-            <m:t>created_at</m:t>
-          </m:r>
-          <w:proofErr w:type="spellEnd"/>
-          <m:r>
-            <m:rPr>
-              <m:nor/>
-            </m:rPr>
-            <m:t>) = CURRENT_DATE;</m:t>
-          </m:r>
-          <m:r>
-            <w:br/>
-          </m:r>
-        </m:oMath>
-      </m:oMathPara>
-    </w:p>
-    <w:p>
-      <w:r>
-        <w:t xml:space="preserve">Submissions exceeding this count are rejected, ensuring </w:t>
-      </w:r>
-      <w:r>
-        <w:rPr>
-          <w:b/>
-          <w:bCs/>
-        </w:rPr>
-        <w:t>system policy compliance</w:t>
-      </w:r>
-      <w:r>
-        <w:t>.</w:t>
-      </w:r>
-    </w:p>
-    <w:p>
-      <w:pPr>
-        <w:rPr>
-          <w:b/>
-          <w:bCs/>
-        </w:rPr>
-      </w:pPr>
-      <w:r>
-        <w:rPr>
-          <w:b/>
-          <w:bCs/>
-        </w:rPr>
-        <w:t>3.4 Streamlit User Interface</w:t>
-      </w:r>
-    </w:p>
-    <w:p>
-      <w:r>
-        <w:t xml:space="preserve">The </w:t>
-      </w:r>
-      <w:r>
-        <w:rPr>
-          <w:b/>
-          <w:bCs/>
-        </w:rPr>
-        <w:t>front-end application</w:t>
-      </w:r>
-      <w:r>
-        <w:t xml:space="preserve"> enables:</w:t>
-      </w:r>
-    </w:p>
-    <w:p>
-      <w:pPr>
+      <w:pPr>
+        <w:spacing w:line="257" w:lineRule="auto"/>
+        <w:rPr>
+          <w:rFonts w:ascii="Calibri" w:eastAsia="Calibri" w:hAnsi="Calibri" w:cs="Calibri"/>
+          <w:i/>
+          <w:iCs/>
+        </w:rPr>
+      </w:pPr>
+    </w:p>
+    <w:p>
+      <w:pPr>
+        <w:spacing w:line="257" w:lineRule="auto"/>
+        <w:rPr>
+          <w:rFonts w:ascii="Calibri" w:eastAsia="Calibri" w:hAnsi="Calibri" w:cs="Calibri"/>
+          <w:i/>
+          <w:iCs/>
+        </w:rPr>
+      </w:pPr>
+      <w:r>
+        <w:rPr>
+          <w:rFonts w:ascii="Segoe UI Emoji" w:eastAsia="Segoe UI Emoji" w:hAnsi="Segoe UI Emoji" w:cs="Segoe UI Emoji"/>
+          <w:noProof/>
+        </w:rPr>
+        <w:drawing>
+          <wp:inline distT="0" distB="0" distL="0" distR="0" wp14:anchorId="1DB796A6" wp14:editId="77963E75">
+            <wp:extent cx="4967021" cy="1666424"/>
+            <wp:effectExtent l="0" t="0" r="5080" b="0"/>
+            <wp:docPr id="1274089656" name="Picture 1" descr="A diagram of a database&#10;&#10;AI-generated content may be incorrect."/>
+            <wp:cNvGraphicFramePr>
+              <a:graphicFrameLocks xmlns:a="http://schemas.openxmlformats.org/drawingml/2006/main" noChangeAspect="1"/>
+            </wp:cNvGraphicFramePr>
+            <a:graphic xmlns:a="http://schemas.openxmlformats.org/drawingml/2006/main">
+              <a:graphicData uri="http://schemas.openxmlformats.org/drawingml/2006/picture">
+                <pic:pic xmlns:pic="http://schemas.openxmlformats.org/drawingml/2006/picture">
+                  <pic:nvPicPr>
+                    <pic:cNvPr id="1274089656" name="Picture 1" descr="A diagram of a database&#10;&#10;AI-generated content may be incorrect."/>
+                    <pic:cNvPicPr/>
+                  </pic:nvPicPr>
+                  <pic:blipFill>
+                    <a:blip r:embed="rId7"/>
+                    <a:stretch>
+                      <a:fillRect/>
+                    </a:stretch>
+                  </pic:blipFill>
+                  <pic:spPr>
+                    <a:xfrm>
+                      <a:off x="0" y="0"/>
+                      <a:ext cx="4990207" cy="1674203"/>
+                    </a:xfrm>
+                    <a:prstGeom prst="rect">
+                      <a:avLst/>
+                    </a:prstGeom>
+                  </pic:spPr>
+                </pic:pic>
+              </a:graphicData>
+            </a:graphic>
+          </wp:inline>
+        </w:drawing>
+      </w:r>
+      <w:r>
+        <w:rPr>
+          <w:rFonts w:ascii="Calibri" w:eastAsia="Calibri" w:hAnsi="Calibri" w:cs="Calibri"/>
+          <w:i/>
+          <w:iCs/>
+        </w:rPr>
+        <w:t>+</w:t>
+      </w:r>
+    </w:p>
+    <w:p>
+      <w:pPr>
+        <w:spacing w:line="257" w:lineRule="auto"/>
+      </w:pPr>
+      <w:r>
+        <w:rPr>
+          <w:rFonts w:ascii="Calibri" w:eastAsia="Calibri" w:hAnsi="Calibri" w:cs="Calibri"/>
+          <w:i/>
+          <w:iCs/>
+        </w:rPr>
+        <w:t>Figure 2: End-to-End Data Pipeline for SPU Safety Reporting.</w:t>
+      </w:r>
+    </w:p>
+    <w:p>
+      <w:pPr>
+        <w:spacing w:line="257" w:lineRule="auto"/>
+      </w:pPr>
+      <w:r>
+        <w:rPr>
+          <w:rFonts w:ascii="Calibri" w:eastAsia="Calibri" w:hAnsi="Calibri" w:cs="Calibri"/>
+        </w:rPr>
+        <w:t xml:space="preserve"> </w:t>
+      </w:r>
+    </w:p>
+    <w:p>
+      <w:pPr>
+        <w:pStyle w:val="Heading1"/>
+        <w:spacing w:line="257" w:lineRule="auto"/>
+      </w:pPr>
+      <w:r>
+        <w:rPr>
+          <w:rFonts w:ascii="Calibri Light" w:eastAsia="Calibri Light" w:hAnsi="Calibri Light" w:cs="Calibri Light"/>
+          <w:color w:val="2F5496"/>
+        </w:rPr>
+        <w:t>2. Literature Review</w:t>
+      </w:r>
+    </w:p>
+    <w:p>
+      <w:pPr>
+        <w:pStyle w:val="Heading2"/>
+        <w:spacing w:line="257" w:lineRule="auto"/>
+      </w:pPr>
+      <w:r>
+        <w:rPr>
+          <w:rFonts w:ascii="Calibri Light" w:eastAsia="Calibri Light" w:hAnsi="Calibri Light" w:cs="Calibri Light"/>
+          <w:color w:val="2F5496"/>
+        </w:rPr>
+        <w:t>2.1 The Role of Data in Campus Security</w:t>
+      </w:r>
+    </w:p>
+    <w:p>
+      <w:pPr>
+        <w:spacing w:line="257" w:lineRule="auto"/>
+      </w:pPr>
+      <w:r>
+        <w:rPr>
+          <w:rFonts w:ascii="Calibri" w:eastAsia="Calibri" w:hAnsi="Calibri" w:cs="Calibri"/>
+        </w:rPr>
+        <w:t>Research across global universities (Kim et al., 2020; Smith &amp; Johnson, 2018) shows that data-driven approaches enhance the ability of campus security teams to predict incidents, identify hotspots, and optimize patrol routes. In South African contexts, such as SPU, digital transformation in public safety remains limited, providing an opportunity for scalable, affordable, and replicable solutions.</w:t>
+      </w:r>
+    </w:p>
+    <w:p>
+      <w:pPr>
+        <w:pStyle w:val="Heading2"/>
+        <w:spacing w:line="257" w:lineRule="auto"/>
+      </w:pPr>
+      <w:r>
+        <w:rPr>
+          <w:rFonts w:ascii="Calibri Light" w:eastAsia="Calibri Light" w:hAnsi="Calibri Light" w:cs="Calibri Light"/>
+          <w:color w:val="2F5496"/>
+        </w:rPr>
+        <w:t>2.2 Streaming Architectures and Apache Kafka</w:t>
+      </w:r>
+    </w:p>
+    <w:p>
+      <w:pPr>
+        <w:spacing w:line="257" w:lineRule="auto"/>
+      </w:pPr>
+      <w:r>
+        <w:rPr>
+          <w:rFonts w:ascii="Calibri" w:eastAsia="Calibri" w:hAnsi="Calibri" w:cs="Calibri"/>
+        </w:rPr>
+        <w:t>Apache Kafka offers the infrastructure necessary for continuous, reliable, and scalable data flow-key in safety systems where event latency must be minimal. Its publish-subscribe model and distributed architecture allow data to be streamed from multiple sources (e.g., student apps, surveillance nodes, IoT sensors).</w:t>
+      </w:r>
+    </w:p>
+    <w:p>
+      <w:pPr>
+        <w:spacing w:line="257" w:lineRule="auto"/>
+      </w:pPr>
+      <w:r>
+        <w:rPr>
+          <w:rFonts w:ascii="Calibri" w:eastAsia="Calibri" w:hAnsi="Calibri" w:cs="Calibri"/>
+        </w:rPr>
+        <w:t>At SPU, this architecture could later be expanded to integrate CCTV event feeds, IoT motion sensors, or mobile panic button applications, forming a comprehensive smart safety ecosystem.</w:t>
+      </w:r>
+    </w:p>
+    <w:p>
+      <w:pPr>
+        <w:pStyle w:val="Heading2"/>
+        <w:spacing w:line="257" w:lineRule="auto"/>
+      </w:pPr>
+      <w:r>
+        <w:rPr>
+          <w:rFonts w:ascii="Calibri Light" w:eastAsia="Calibri Light" w:hAnsi="Calibri Light" w:cs="Calibri Light"/>
+          <w:color w:val="2F5496"/>
+        </w:rPr>
+        <w:t>2.3 Synthetic Data in System Validation</w:t>
+      </w:r>
+    </w:p>
+    <w:p>
+      <w:pPr>
+        <w:spacing w:line="257" w:lineRule="auto"/>
+      </w:pPr>
+      <w:r>
+        <w:rPr>
+          <w:rFonts w:ascii="Calibri" w:eastAsia="Calibri" w:hAnsi="Calibri" w:cs="Calibri"/>
+        </w:rPr>
+        <w:t>Synthetic data allowed the creation of SPU-specific user profiles and incident coordinates without compromising real privacy. Geospatial bounds were based on SPU’s actual latitude and longitude (e.g., -28.7393, 24.7622), ensuring realism.</w:t>
+      </w:r>
+    </w:p>
+    <w:p>
+      <w:pPr>
+        <w:spacing w:line="257" w:lineRule="auto"/>
+      </w:pPr>
+      <w:r>
+        <w:rPr>
+          <w:rFonts w:ascii="Calibri" w:eastAsia="Calibri" w:hAnsi="Calibri" w:cs="Calibri"/>
+        </w:rPr>
+        <w:t>This enabled controlled system validation that mimics real user behavior within the SPU context, ensuring that security reporting workflows and database relationships function as intended.</w:t>
+      </w:r>
+    </w:p>
+    <w:p>
+      <w:pPr>
+        <w:spacing w:line="257" w:lineRule="auto"/>
+        <w:rPr>
+          <w:rFonts w:ascii="Segoe UI Emoji" w:eastAsia="Segoe UI Emoji" w:hAnsi="Segoe UI Emoji" w:cs="Segoe UI Emoji"/>
+        </w:rPr>
+      </w:pPr>
+      <w:r>
+        <w:rPr>
+          <w:rFonts w:ascii="Segoe UI Emoji" w:eastAsia="Segoe UI Emoji" w:hAnsi="Segoe UI Emoji" w:cs="Segoe UI Emoji"/>
+          <w:noProof/>
+        </w:rPr>
+        <w:drawing>
+          <wp:inline distT="0" distB="0" distL="0" distR="0" wp14:anchorId="6C4E5512" wp14:editId="46A9AB21">
+            <wp:extent cx="5731510" cy="2315845"/>
+            <wp:effectExtent l="0" t="0" r="2540" b="8255"/>
+            <wp:docPr id="1549653023" name="Picture 7"/>
+            <wp:cNvGraphicFramePr>
+              <a:graphicFrameLocks xmlns:a="http://schemas.openxmlformats.org/drawingml/2006/main" noChangeAspect="1"/>
+            </wp:cNvGraphicFramePr>
+            <a:graphic xmlns:a="http://schemas.openxmlformats.org/drawingml/2006/main">
+              <a:graphicData uri="http://schemas.openxmlformats.org/drawingml/2006/picture">
+                <pic:pic xmlns:pic="http://schemas.openxmlformats.org/drawingml/2006/picture">
+                  <pic:nvPicPr>
+                    <pic:cNvPr id="0" name="Picture 23"/>
+                    <pic:cNvPicPr>
+                      <a:picLocks noChangeAspect="1" noChangeArrowheads="1"/>
+                    </pic:cNvPicPr>
+                  </pic:nvPicPr>
+                  <pic:blipFill>
+                    <a:blip r:embed="rId8" cstate="print">
+                      <a:extLst>
+                        <a:ext uri="{28A0092B-C50C-407E-A947-70E740481C1C}">
+                          <a14:useLocalDpi xmlns:a14="http://schemas.microsoft.com/office/drawing/2010/main" val="0"/>
+                        </a:ext>
+                      </a:extLst>
+                    </a:blip>
+                    <a:srcRect/>
+                    <a:stretch>
+                      <a:fillRect/>
+                    </a:stretch>
+                  </pic:blipFill>
+                  <pic:spPr bwMode="auto">
+                    <a:xfrm>
+                      <a:off x="0" y="0"/>
+                      <a:ext cx="5731510" cy="2315845"/>
+                    </a:xfrm>
+                    <a:prstGeom prst="rect">
+                      <a:avLst/>
+                    </a:prstGeom>
+                    <a:noFill/>
+                    <a:ln>
+                      <a:noFill/>
+                    </a:ln>
+                  </pic:spPr>
+                </pic:pic>
+              </a:graphicData>
+            </a:graphic>
+          </wp:inline>
+        </w:drawing>
+      </w:r>
+    </w:p>
+    <w:p>
+      <w:pPr>
+        <w:spacing w:line="257" w:lineRule="auto"/>
+      </w:pPr>
+      <w:r>
+        <w:rPr>
+          <w:rFonts w:ascii="Calibri" w:eastAsia="Calibri" w:hAnsi="Calibri" w:cs="Calibri"/>
+          <w:i/>
+          <w:iCs/>
+        </w:rPr>
+        <w:t xml:space="preserve">Figure </w:t>
+      </w:r>
+      <w:r>
+        <w:rPr>
+          <w:rFonts w:ascii="Calibri" w:eastAsia="Calibri" w:hAnsi="Calibri" w:cs="Calibri"/>
+          <w:i/>
+          <w:iCs/>
+        </w:rPr>
+        <w:t>3</w:t>
+      </w:r>
+      <w:r>
+        <w:rPr>
+          <w:rFonts w:ascii="Calibri" w:eastAsia="Calibri" w:hAnsi="Calibri" w:cs="Calibri"/>
+          <w:i/>
+          <w:iCs/>
+        </w:rPr>
+        <w:t>: Synthetic Incident Visualization for SPU.</w:t>
+      </w:r>
+    </w:p>
+    <w:p>
+      <w:pPr>
+        <w:spacing w:line="257" w:lineRule="auto"/>
+      </w:pPr>
+      <w:r>
+        <w:rPr>
+          <w:rFonts w:ascii="Calibri" w:eastAsia="Calibri" w:hAnsi="Calibri" w:cs="Calibri"/>
+        </w:rPr>
+        <w:t xml:space="preserve"> </w:t>
+      </w:r>
+    </w:p>
+    <w:p>
+      <w:pPr>
+        <w:pStyle w:val="Heading1"/>
+        <w:spacing w:line="257" w:lineRule="auto"/>
+      </w:pPr>
+      <w:r>
+        <w:rPr>
+          <w:rFonts w:ascii="Calibri Light" w:eastAsia="Calibri Light" w:hAnsi="Calibri Light" w:cs="Calibri Light"/>
+          <w:color w:val="2F5496"/>
+        </w:rPr>
+        <w:t>3. Methodology and System Design</w:t>
+      </w:r>
+    </w:p>
+    <w:p>
+      <w:pPr>
+        <w:pStyle w:val="Heading2"/>
+        <w:spacing w:line="257" w:lineRule="auto"/>
+      </w:pPr>
+      <w:r>
+        <w:rPr>
+          <w:rFonts w:ascii="Calibri Light" w:eastAsia="Calibri Light" w:hAnsi="Calibri Light" w:cs="Calibri Light"/>
+          <w:color w:val="2F5496"/>
+        </w:rPr>
+        <w:t>3.1 System Architecture</w:t>
+      </w:r>
+    </w:p>
+    <w:p>
+      <w:pPr>
+        <w:spacing w:line="257" w:lineRule="auto"/>
+      </w:pPr>
+      <w:r>
+        <w:rPr>
+          <w:rFonts w:ascii="Calibri" w:eastAsia="Calibri" w:hAnsi="Calibri" w:cs="Calibri"/>
+        </w:rPr>
+        <w:t>The system includes:</w:t>
+      </w:r>
+    </w:p>
+    <w:p>
+      <w:pPr>
+        <w:pStyle w:val="ListParagraph"/>
         <w:numPr>
           <w:ilvl w:val="0"/>
-          <w:numId w:val="10"/>
+          <w:numId w:val="25"/>
         </w:numPr>
-      </w:pPr>
-      <w:r>
-        <w:rPr>
-          <w:b/>
-          <w:bCs/>
-        </w:rPr>
-        <w:t>User Authentication</w:t>
-      </w:r>
-      <w:r>
-        <w:t xml:space="preserve">: Validates login against </w:t>
-      </w:r>
-      <w:proofErr w:type="gramStart"/>
-      <w:r>
-        <w:t>users</w:t>
-      </w:r>
-      <w:proofErr w:type="gramEnd"/>
-      <w:r>
-        <w:t xml:space="preserve"> table.</w:t>
-      </w:r>
-    </w:p>
-    <w:p>
-      <w:pPr>
+        <w:spacing w:after="0" w:line="257" w:lineRule="auto"/>
+        <w:rPr>
+          <w:rFonts w:ascii="Calibri" w:eastAsia="Calibri" w:hAnsi="Calibri" w:cs="Calibri"/>
+        </w:rPr>
+      </w:pPr>
+      <w:r>
+        <w:rPr>
+          <w:rFonts w:ascii="Calibri" w:eastAsia="Calibri" w:hAnsi="Calibri" w:cs="Calibri"/>
+        </w:rPr>
+        <w:t>Data Producers – Generate synthetic SPU users and incidents.</w:t>
+      </w:r>
+    </w:p>
+    <w:p>
+      <w:pPr>
+        <w:pStyle w:val="ListParagraph"/>
         <w:numPr>
           <w:ilvl w:val="0"/>
-          <w:numId w:val="10"/>
+          <w:numId w:val="25"/>
         </w:numPr>
-      </w:pPr>
-      <w:r>
-        <w:rPr>
-          <w:b/>
-          <w:bCs/>
-        </w:rPr>
-        <w:t>Location Search and Geocoding</w:t>
-      </w:r>
-      <w:r>
-        <w:t xml:space="preserve">: Uses </w:t>
-      </w:r>
-      <w:proofErr w:type="spellStart"/>
-      <w:r>
-        <w:rPr>
-          <w:b/>
-          <w:bCs/>
-        </w:rPr>
-        <w:t>Geoapify</w:t>
-      </w:r>
-      <w:proofErr w:type="spellEnd"/>
-      <w:r>
-        <w:rPr>
-          <w:b/>
-          <w:bCs/>
-        </w:rPr>
-        <w:t xml:space="preserve"> API</w:t>
-      </w:r>
-      <w:r>
-        <w:t xml:space="preserve"> to convert user-inputted location names into latitude/longitude coordinates for reports.</w:t>
-      </w:r>
-    </w:p>
-    <w:p>
-      <w:pPr>
+        <w:spacing w:after="0" w:line="257" w:lineRule="auto"/>
+        <w:rPr>
+          <w:rFonts w:ascii="Calibri" w:eastAsia="Calibri" w:hAnsi="Calibri" w:cs="Calibri"/>
+        </w:rPr>
+      </w:pPr>
+      <w:r>
+        <w:rPr>
+          <w:rFonts w:ascii="Calibri" w:eastAsia="Calibri" w:hAnsi="Calibri" w:cs="Calibri"/>
+        </w:rPr>
+        <w:t>Messaging Pipeline (Kafka) – Manages asynchronous streaming of user and incident data.</w:t>
+      </w:r>
+    </w:p>
+    <w:p>
+      <w:pPr>
+        <w:pStyle w:val="ListParagraph"/>
         <w:numPr>
           <w:ilvl w:val="0"/>
-          <w:numId w:val="10"/>
+          <w:numId w:val="25"/>
         </w:numPr>
-      </w:pPr>
-      <w:r>
-        <w:rPr>
-          <w:b/>
-          <w:bCs/>
-        </w:rPr>
-        <w:t>Report Submission Form</w:t>
-      </w:r>
-      <w:r>
-        <w:t>: Enforces mandatory fields (</w:t>
-      </w:r>
-      <w:proofErr w:type="spellStart"/>
-      <w:r>
-        <w:t>report_type</w:t>
-      </w:r>
-      <w:proofErr w:type="spellEnd"/>
-      <w:r>
-        <w:t>, description, latitude, longitude) and daily limits.</w:t>
-      </w:r>
-    </w:p>
-    <w:p>
-      <w:pPr>
+        <w:spacing w:after="0" w:line="257" w:lineRule="auto"/>
+        <w:rPr>
+          <w:rFonts w:ascii="Calibri" w:eastAsia="Calibri" w:hAnsi="Calibri" w:cs="Calibri"/>
+        </w:rPr>
+      </w:pPr>
+      <w:r>
+        <w:rPr>
+          <w:rFonts w:ascii="Calibri" w:eastAsia="Calibri" w:hAnsi="Calibri" w:cs="Calibri"/>
+        </w:rPr>
+        <w:t>Data Consumer &amp; PostgreSQL Database – Stores validated records and maintains relational mapping.</w:t>
+      </w:r>
+    </w:p>
+    <w:p>
+      <w:pPr>
+        <w:pStyle w:val="ListParagraph"/>
         <w:numPr>
           <w:ilvl w:val="0"/>
-          <w:numId w:val="10"/>
+          <w:numId w:val="25"/>
         </w:numPr>
-      </w:pPr>
-      <w:r>
-        <w:rPr>
-          <w:b/>
-          <w:bCs/>
-        </w:rPr>
-        <w:lastRenderedPageBreak/>
-        <w:t>Real-Time Feedback</w:t>
-      </w:r>
-      <w:r>
-        <w:t xml:space="preserve">: Confirms selected location and successful submission, using </w:t>
-      </w:r>
-      <w:r>
-        <w:rPr>
-          <w:b/>
-          <w:bCs/>
-        </w:rPr>
-        <w:t>balloons</w:t>
-      </w:r>
-      <w:r>
-        <w:t xml:space="preserve"> and messages to enhance user experience.</w:t>
-      </w:r>
-    </w:p>
-    <w:p>
-      <w:r>
-        <w:t xml:space="preserve">The interface integrates seamlessly with the database and pipeline, demonstrating </w:t>
-      </w:r>
-      <w:r>
-        <w:rPr>
-          <w:b/>
-          <w:bCs/>
-        </w:rPr>
-        <w:t>end-to-end functionality</w:t>
-      </w:r>
-      <w:r>
-        <w:t xml:space="preserve"> from report creation to persistent storage.</w:t>
-      </w:r>
-    </w:p>
-    <w:p>
-      <w:r>
-        <w:pict w14:anchorId="1F03479D">
-          <v:rect id="_x0000_i1061" style="width:0;height:1.5pt" o:hralign="center" o:hrstd="t" o:hr="t" fillcolor="#a0a0a0" stroked="f"/>
-        </w:pict>
-      </w:r>
-    </w:p>
-    <w:p>
-      <w:pPr>
-        <w:rPr>
-          <w:b/>
-          <w:bCs/>
-        </w:rPr>
-      </w:pPr>
-      <w:r>
-        <w:rPr>
-          <w:b/>
-          <w:bCs/>
-        </w:rPr>
-        <w:t>4. Results and System Validation</w:t>
-      </w:r>
-    </w:p>
-    <w:p>
-      <w:pPr>
-        <w:rPr>
-          <w:b/>
-          <w:bCs/>
-        </w:rPr>
-      </w:pPr>
-      <w:r>
-        <w:rPr>
-          <w:b/>
-          <w:bCs/>
-        </w:rPr>
-        <w:t>4.1 Synthetic Data Quality</w:t>
-      </w:r>
-    </w:p>
-    <w:p>
-      <w:pPr>
+        <w:spacing w:after="0" w:line="257" w:lineRule="auto"/>
+        <w:rPr>
+          <w:rFonts w:ascii="Calibri" w:eastAsia="Calibri" w:hAnsi="Calibri" w:cs="Calibri"/>
+        </w:rPr>
+      </w:pPr>
+      <w:r>
+        <w:rPr>
+          <w:rFonts w:ascii="Calibri" w:eastAsia="Calibri" w:hAnsi="Calibri" w:cs="Calibri"/>
+        </w:rPr>
+        <w:t>Streamlit Interface – Provides login, map-based report submission, and visualization.</w:t>
+      </w:r>
+    </w:p>
+    <w:p>
+      <w:pPr>
+        <w:pStyle w:val="Heading2"/>
+        <w:spacing w:line="257" w:lineRule="auto"/>
+      </w:pPr>
+      <w:r>
+        <w:rPr>
+          <w:rFonts w:ascii="Calibri Light" w:eastAsia="Calibri Light" w:hAnsi="Calibri Light" w:cs="Calibri Light"/>
+          <w:color w:val="2F5496"/>
+        </w:rPr>
+        <w:t>3.2 Synthetic Data Generation</w:t>
+      </w:r>
+    </w:p>
+    <w:p>
+      <w:pPr>
+        <w:pStyle w:val="ListParagraph"/>
         <w:numPr>
           <w:ilvl w:val="0"/>
-          <w:numId w:val="11"/>
+          <w:numId w:val="24"/>
         </w:numPr>
-      </w:pPr>
-      <w:r>
-        <w:rPr>
-          <w:b/>
-          <w:bCs/>
-        </w:rPr>
-        <w:t>Users</w:t>
-      </w:r>
-      <w:r>
-        <w:t xml:space="preserve">: 30 synthetic users were successfully created, with unique </w:t>
-      </w:r>
-      <w:proofErr w:type="spellStart"/>
-      <w:r>
-        <w:t>user_id</w:t>
-      </w:r>
-      <w:proofErr w:type="spellEnd"/>
-      <w:r>
-        <w:t xml:space="preserve"> and hashed passwords.</w:t>
-      </w:r>
-    </w:p>
-    <w:p>
-      <w:pPr>
+        <w:spacing w:after="0" w:line="257" w:lineRule="auto"/>
+        <w:rPr>
+          <w:rFonts w:ascii="Calibri" w:eastAsia="Calibri" w:hAnsi="Calibri" w:cs="Calibri"/>
+        </w:rPr>
+      </w:pPr>
+      <w:r>
+        <w:rPr>
+          <w:rFonts w:ascii="Calibri" w:eastAsia="Calibri" w:hAnsi="Calibri" w:cs="Calibri"/>
+        </w:rPr>
+        <w:t xml:space="preserve">User Profiles: </w:t>
+      </w:r>
+      <w:r>
+        <w:rPr>
+          <w:rFonts w:ascii="Calibri" w:eastAsia="Calibri" w:hAnsi="Calibri" w:cs="Calibri"/>
+        </w:rPr>
+        <w:t>Modelled</w:t>
+      </w:r>
+      <w:r>
+        <w:rPr>
+          <w:rFonts w:ascii="Calibri" w:eastAsia="Calibri" w:hAnsi="Calibri" w:cs="Calibri"/>
+        </w:rPr>
+        <w:t xml:space="preserve"> on typical SPU community roles (students, staff, visitors).</w:t>
+      </w:r>
+    </w:p>
+    <w:p>
+      <w:pPr>
+        <w:pStyle w:val="ListParagraph"/>
         <w:numPr>
           <w:ilvl w:val="0"/>
-          <w:numId w:val="11"/>
+          <w:numId w:val="24"/>
         </w:numPr>
-      </w:pPr>
-      <w:r>
-        <w:rPr>
-          <w:b/>
-          <w:bCs/>
-        </w:rPr>
-        <w:t>Reports</w:t>
-      </w:r>
-      <w:r>
-        <w:t>: Continuous generation over a 24-hour test produced 2,500 reports.</w:t>
-      </w:r>
-    </w:p>
-    <w:p>
-      <w:pPr>
+        <w:spacing w:after="0" w:line="257" w:lineRule="auto"/>
+        <w:rPr>
+          <w:rFonts w:ascii="Calibri" w:eastAsia="Calibri" w:hAnsi="Calibri" w:cs="Calibri"/>
+        </w:rPr>
+      </w:pPr>
+      <w:r>
+        <w:rPr>
+          <w:rFonts w:ascii="Calibri" w:eastAsia="Calibri" w:hAnsi="Calibri" w:cs="Calibri"/>
+        </w:rPr>
+        <w:t xml:space="preserve">Incident Reports: Include location data bounded by SPU campus coordinates, random timestamps, and report categories such as </w:t>
+      </w:r>
+      <w:r>
+        <w:rPr>
+          <w:rFonts w:ascii="Calibri" w:eastAsia="Calibri" w:hAnsi="Calibri" w:cs="Calibri"/>
+          <w:i/>
+          <w:iCs/>
+        </w:rPr>
+        <w:t>Harassment</w:t>
+      </w:r>
+      <w:r>
+        <w:rPr>
+          <w:rFonts w:ascii="Calibri" w:eastAsia="Calibri" w:hAnsi="Calibri" w:cs="Calibri"/>
+        </w:rPr>
+        <w:t xml:space="preserve">, </w:t>
+      </w:r>
+      <w:r>
+        <w:rPr>
+          <w:rFonts w:ascii="Calibri" w:eastAsia="Calibri" w:hAnsi="Calibri" w:cs="Calibri"/>
+          <w:i/>
+          <w:iCs/>
+        </w:rPr>
+        <w:t>Theft</w:t>
+      </w:r>
+      <w:r>
+        <w:rPr>
+          <w:rFonts w:ascii="Calibri" w:eastAsia="Calibri" w:hAnsi="Calibri" w:cs="Calibri"/>
+        </w:rPr>
+        <w:t xml:space="preserve">, </w:t>
+      </w:r>
+      <w:r>
+        <w:rPr>
+          <w:rFonts w:ascii="Calibri" w:eastAsia="Calibri" w:hAnsi="Calibri" w:cs="Calibri"/>
+          <w:i/>
+          <w:iCs/>
+        </w:rPr>
+        <w:t>Vandalism</w:t>
+      </w:r>
+      <w:r>
+        <w:rPr>
+          <w:rFonts w:ascii="Calibri" w:eastAsia="Calibri" w:hAnsi="Calibri" w:cs="Calibri"/>
+        </w:rPr>
+        <w:t xml:space="preserve">, and </w:t>
+      </w:r>
+      <w:r>
+        <w:rPr>
+          <w:rFonts w:ascii="Calibri" w:eastAsia="Calibri" w:hAnsi="Calibri" w:cs="Calibri"/>
+          <w:i/>
+          <w:iCs/>
+        </w:rPr>
+        <w:t>Accident</w:t>
+      </w:r>
+      <w:r>
+        <w:rPr>
+          <w:rFonts w:ascii="Calibri" w:eastAsia="Calibri" w:hAnsi="Calibri" w:cs="Calibri"/>
+        </w:rPr>
+        <w:t>.</w:t>
+      </w:r>
+    </w:p>
+    <w:p>
+      <w:pPr>
+        <w:spacing w:line="257" w:lineRule="auto"/>
+        <w:rPr>
+          <w:rFonts w:ascii="Segoe UI Emoji" w:eastAsia="Segoe UI Emoji" w:hAnsi="Segoe UI Emoji" w:cs="Segoe UI Emoji"/>
+        </w:rPr>
+      </w:pPr>
+    </w:p>
+    <w:p>
+      <w:pPr>
+        <w:spacing w:line="257" w:lineRule="auto"/>
+        <w:rPr>
+          <w:rFonts w:ascii="Segoe UI Emoji" w:eastAsia="Segoe UI Emoji" w:hAnsi="Segoe UI Emoji" w:cs="Segoe UI Emoji"/>
+        </w:rPr>
+      </w:pPr>
+      <w:r>
+        <w:rPr>
+          <w:noProof/>
+        </w:rPr>
+        <w:drawing>
+          <wp:inline distT="0" distB="0" distL="0" distR="0" wp14:anchorId="40D7C7BF" wp14:editId="108D2AB2">
+            <wp:extent cx="3818534" cy="2730850"/>
+            <wp:effectExtent l="0" t="0" r="0" b="0"/>
+            <wp:docPr id="93036231" name="Picture 1"/>
+            <wp:cNvGraphicFramePr>
+              <a:graphicFrameLocks xmlns:a="http://schemas.openxmlformats.org/drawingml/2006/main" noChangeAspect="1"/>
+            </wp:cNvGraphicFramePr>
+            <a:graphic xmlns:a="http://schemas.openxmlformats.org/drawingml/2006/main">
+              <a:graphicData uri="http://schemas.openxmlformats.org/drawingml/2006/picture">
+                <pic:pic xmlns:pic="http://schemas.openxmlformats.org/drawingml/2006/picture">
+                  <pic:nvPicPr>
+                    <pic:cNvPr id="93036231" name=""/>
+                    <pic:cNvPicPr/>
+                  </pic:nvPicPr>
+                  <pic:blipFill>
+                    <a:blip r:embed="rId9"/>
+                    <a:stretch>
+                      <a:fillRect/>
+                    </a:stretch>
+                  </pic:blipFill>
+                  <pic:spPr>
+                    <a:xfrm>
+                      <a:off x="0" y="0"/>
+                      <a:ext cx="3856904" cy="2758291"/>
+                    </a:xfrm>
+                    <a:prstGeom prst="rect">
+                      <a:avLst/>
+                    </a:prstGeom>
+                  </pic:spPr>
+                </pic:pic>
+              </a:graphicData>
+            </a:graphic>
+          </wp:inline>
+        </w:drawing>
+      </w:r>
+    </w:p>
+    <w:p>
+      <w:pPr>
+        <w:spacing w:line="257" w:lineRule="auto"/>
+        <w:rPr>
+          <w:rFonts w:ascii="Segoe UI Emoji" w:eastAsia="Segoe UI Emoji" w:hAnsi="Segoe UI Emoji" w:cs="Segoe UI Emoji"/>
+        </w:rPr>
+      </w:pPr>
+      <w:r>
+        <w:rPr>
+          <w:noProof/>
+        </w:rPr>
+        <w:drawing>
+          <wp:inline distT="0" distB="0" distL="0" distR="0" wp14:anchorId="104A5311" wp14:editId="30277A21">
+            <wp:extent cx="3818255" cy="2267009"/>
+            <wp:effectExtent l="0" t="0" r="0" b="0"/>
+            <wp:docPr id="1915740839" name="Picture 1"/>
+            <wp:cNvGraphicFramePr>
+              <a:graphicFrameLocks xmlns:a="http://schemas.openxmlformats.org/drawingml/2006/main" noChangeAspect="1"/>
+            </wp:cNvGraphicFramePr>
+            <a:graphic xmlns:a="http://schemas.openxmlformats.org/drawingml/2006/main">
+              <a:graphicData uri="http://schemas.openxmlformats.org/drawingml/2006/picture">
+                <pic:pic xmlns:pic="http://schemas.openxmlformats.org/drawingml/2006/picture">
+                  <pic:nvPicPr>
+                    <pic:cNvPr id="1915740839" name=""/>
+                    <pic:cNvPicPr/>
+                  </pic:nvPicPr>
+                  <pic:blipFill>
+                    <a:blip r:embed="rId10"/>
+                    <a:stretch>
+                      <a:fillRect/>
+                    </a:stretch>
+                  </pic:blipFill>
+                  <pic:spPr>
+                    <a:xfrm>
+                      <a:off x="0" y="0"/>
+                      <a:ext cx="3846548" cy="2283807"/>
+                    </a:xfrm>
+                    <a:prstGeom prst="rect">
+                      <a:avLst/>
+                    </a:prstGeom>
+                  </pic:spPr>
+                </pic:pic>
+              </a:graphicData>
+            </a:graphic>
+          </wp:inline>
+        </w:drawing>
+      </w:r>
+    </w:p>
+    <w:p>
+      <w:pPr>
+        <w:spacing w:line="257" w:lineRule="auto"/>
+      </w:pPr>
+      <w:r>
+        <w:rPr>
+          <w:rFonts w:ascii="Calibri" w:eastAsia="Calibri" w:hAnsi="Calibri" w:cs="Calibri"/>
+          <w:i/>
+          <w:iCs/>
+        </w:rPr>
+        <w:t xml:space="preserve">Figure </w:t>
+      </w:r>
+      <w:r>
+        <w:rPr>
+          <w:rFonts w:ascii="Calibri" w:eastAsia="Calibri" w:hAnsi="Calibri" w:cs="Calibri"/>
+          <w:i/>
+          <w:iCs/>
+        </w:rPr>
+        <w:t>5</w:t>
+      </w:r>
+      <w:r>
+        <w:rPr>
+          <w:rFonts w:ascii="Calibri" w:eastAsia="Calibri" w:hAnsi="Calibri" w:cs="Calibri"/>
+          <w:i/>
+          <w:iCs/>
+        </w:rPr>
+        <w:t>: Synthetic Data Generator Output</w:t>
+      </w:r>
+      <w:r>
+        <w:rPr>
+          <w:rFonts w:ascii="Calibri" w:eastAsia="Calibri" w:hAnsi="Calibri" w:cs="Calibri"/>
+        </w:rPr>
+        <w:t>.</w:t>
+      </w:r>
+    </w:p>
+    <w:p>
+      <w:pPr>
+        <w:pStyle w:val="Heading2"/>
+        <w:spacing w:line="257" w:lineRule="auto"/>
+      </w:pPr>
+      <w:r>
+        <w:rPr>
+          <w:rFonts w:ascii="Calibri Light" w:eastAsia="Calibri Light" w:hAnsi="Calibri Light" w:cs="Calibri Light"/>
+          <w:color w:val="2F5496"/>
+        </w:rPr>
+        <w:t>3.3 Data Ingestion Pipeline</w:t>
+      </w:r>
+    </w:p>
+    <w:p>
+      <w:pPr>
+        <w:spacing w:line="257" w:lineRule="auto"/>
+      </w:pPr>
+      <w:r>
+        <w:rPr>
+          <w:rFonts w:ascii="Calibri" w:eastAsia="Calibri" w:hAnsi="Calibri" w:cs="Calibri"/>
+        </w:rPr>
+        <w:t>Kafka topics (users-topic, safety-reports-topic) serve as the central event channels. PostgreSQL ensures referential integrity through foreign keys and timestamp validation. A daily report limit (3 per user) ensures responsible use.</w:t>
+      </w:r>
+    </w:p>
+    <w:p>
+      <w:pPr>
+        <w:spacing w:line="257" w:lineRule="auto"/>
+        <w:rPr>
+          <w:rFonts w:ascii="Calibri" w:eastAsia="Calibri" w:hAnsi="Calibri" w:cs="Calibri"/>
+        </w:rPr>
+      </w:pPr>
+      <w:r>
+        <w:rPr>
+          <w:rFonts w:ascii="Calibri" w:eastAsia="Calibri" w:hAnsi="Calibri" w:cs="Calibri"/>
+          <w:noProof/>
+        </w:rPr>
+        <w:drawing>
+          <wp:inline distT="0" distB="0" distL="0" distR="0" wp14:anchorId="443239F6" wp14:editId="3C3EE0C3">
+            <wp:extent cx="4945075" cy="3785234"/>
+            <wp:effectExtent l="0" t="0" r="8255" b="6350"/>
+            <wp:docPr id="48731305" name="Picture 1"/>
+            <wp:cNvGraphicFramePr>
+              <a:graphicFrameLocks xmlns:a="http://schemas.openxmlformats.org/drawingml/2006/main" noChangeAspect="1"/>
+            </wp:cNvGraphicFramePr>
+            <a:graphic xmlns:a="http://schemas.openxmlformats.org/drawingml/2006/main">
+              <a:graphicData uri="http://schemas.openxmlformats.org/drawingml/2006/picture">
+                <pic:pic xmlns:pic="http://schemas.openxmlformats.org/drawingml/2006/picture">
+                  <pic:nvPicPr>
+                    <pic:cNvPr id="48731305" name=""/>
+                    <pic:cNvPicPr/>
+                  </pic:nvPicPr>
+                  <pic:blipFill>
+                    <a:blip r:embed="rId11"/>
+                    <a:stretch>
+                      <a:fillRect/>
+                    </a:stretch>
+                  </pic:blipFill>
+                  <pic:spPr>
+                    <a:xfrm>
+                      <a:off x="0" y="0"/>
+                      <a:ext cx="4949878" cy="3788911"/>
+                    </a:xfrm>
+                    <a:prstGeom prst="rect">
+                      <a:avLst/>
+                    </a:prstGeom>
+                  </pic:spPr>
+                </pic:pic>
+              </a:graphicData>
+            </a:graphic>
+          </wp:inline>
+        </w:drawing>
+      </w:r>
+    </w:p>
+    <w:p>
+      <w:pPr>
+        <w:spacing w:line="257" w:lineRule="auto"/>
+        <w:rPr>
+          <w:rFonts w:ascii="Calibri" w:eastAsia="Calibri" w:hAnsi="Calibri" w:cs="Calibri"/>
+        </w:rPr>
+      </w:pPr>
+      <w:r>
+        <w:rPr>
+          <w:rFonts w:ascii="Calibri" w:eastAsia="Calibri" w:hAnsi="Calibri" w:cs="Calibri"/>
+          <w:i/>
+          <w:iCs/>
+        </w:rPr>
+        <w:t xml:space="preserve">Figure </w:t>
+      </w:r>
+      <w:r>
+        <w:rPr>
+          <w:rFonts w:ascii="Calibri" w:eastAsia="Calibri" w:hAnsi="Calibri" w:cs="Calibri"/>
+          <w:i/>
+          <w:iCs/>
+        </w:rPr>
+        <w:t>6</w:t>
+      </w:r>
+      <w:r>
+        <w:rPr>
+          <w:rFonts w:ascii="Calibri" w:eastAsia="Calibri" w:hAnsi="Calibri" w:cs="Calibri"/>
+          <w:i/>
+          <w:iCs/>
+        </w:rPr>
+        <w:t>: Database Schema for SPU Campus Safety System</w:t>
+      </w:r>
+    </w:p>
+    <w:p>
+      <w:pPr>
+        <w:pStyle w:val="Heading2"/>
+        <w:spacing w:line="257" w:lineRule="auto"/>
+      </w:pPr>
+      <w:r>
+        <w:rPr>
+          <w:rFonts w:ascii="Calibri Light" w:eastAsia="Calibri Light" w:hAnsi="Calibri Light" w:cs="Calibri Light"/>
+          <w:color w:val="2F5496"/>
+        </w:rPr>
+        <w:t>3.4 Streamlit User Interface</w:t>
+      </w:r>
+    </w:p>
+    <w:p>
+      <w:pPr>
+        <w:spacing w:line="257" w:lineRule="auto"/>
+      </w:pPr>
+      <w:r>
+        <w:rPr>
+          <w:rFonts w:ascii="Calibri" w:eastAsia="Calibri" w:hAnsi="Calibri" w:cs="Calibri"/>
+        </w:rPr>
+        <w:t>The front-end mimics a SPU-branded portal, allowing authenticated users to log in and report incidents:</w:t>
+      </w:r>
+    </w:p>
+    <w:p>
+      <w:pPr>
+        <w:pStyle w:val="ListParagraph"/>
         <w:numPr>
           <w:ilvl w:val="0"/>
-          <w:numId w:val="11"/>
+          <w:numId w:val="23"/>
         </w:numPr>
-      </w:pPr>
-      <w:r>
-        <w:rPr>
-          <w:b/>
-          <w:bCs/>
-        </w:rPr>
-        <w:t>Distribution of Incident Types</w:t>
-      </w:r>
-      <w:r>
-        <w:t>: Approximately uniform across categories, confirming the randomization procedure.</w:t>
-      </w:r>
-    </w:p>
-    <w:p>
-      <w:r>
-        <w:rPr>
-          <w:b/>
-          <w:bCs/>
-        </w:rPr>
-        <w:t>Spatial Validation:</w:t>
-      </w:r>
-      <w:r>
-        <w:t xml:space="preserve"> Visualizing report coordinates using </w:t>
-      </w:r>
-      <w:proofErr w:type="spellStart"/>
-      <w:r>
-        <w:t>st.map</w:t>
-      </w:r>
-      <w:proofErr w:type="spellEnd"/>
-      <w:r>
-        <w:t xml:space="preserve"> revealed a plausible spatial distribution within campus bounds, validating the geospatial generation algorithm.</w:t>
-      </w:r>
-    </w:p>
-    <w:p>
-      <w:pPr>
-        <w:rPr>
-          <w:b/>
-          <w:bCs/>
-        </w:rPr>
-      </w:pPr>
-      <w:r>
-        <w:rPr>
-          <w:b/>
-          <w:bCs/>
-        </w:rPr>
-        <w:t>4.2 Pipeline Performance</w:t>
-      </w:r>
-    </w:p>
-    <w:p>
-      <w:pPr>
+        <w:spacing w:after="0" w:line="257" w:lineRule="auto"/>
+        <w:rPr>
+          <w:rFonts w:ascii="Calibri" w:eastAsia="Calibri" w:hAnsi="Calibri" w:cs="Calibri"/>
+        </w:rPr>
+      </w:pPr>
+      <w:r>
+        <w:rPr>
+          <w:rFonts w:ascii="Calibri" w:eastAsia="Calibri" w:hAnsi="Calibri" w:cs="Calibri"/>
+        </w:rPr>
+        <w:t>Integrated Geoapify API for geolocation-based submissions.</w:t>
+      </w:r>
+    </w:p>
+    <w:p>
+      <w:pPr>
+        <w:pStyle w:val="ListParagraph"/>
         <w:numPr>
           <w:ilvl w:val="0"/>
-          <w:numId w:val="12"/>
+          <w:numId w:val="23"/>
         </w:numPr>
-      </w:pPr>
-      <w:r>
-        <w:rPr>
-          <w:b/>
-          <w:bCs/>
-        </w:rPr>
-        <w:t>Data Latency</w:t>
-      </w:r>
-      <w:r>
-        <w:t>: Average end-to-end latency from producer → Kafka → PostgreSQL was &lt;2 seconds.</w:t>
-      </w:r>
-    </w:p>
-    <w:p>
-      <w:pPr>
+        <w:spacing w:after="0" w:line="257" w:lineRule="auto"/>
+        <w:rPr>
+          <w:rFonts w:ascii="Calibri" w:eastAsia="Calibri" w:hAnsi="Calibri" w:cs="Calibri"/>
+        </w:rPr>
+      </w:pPr>
+      <w:r>
+        <w:rPr>
+          <w:rFonts w:ascii="Calibri" w:eastAsia="Calibri" w:hAnsi="Calibri" w:cs="Calibri"/>
+        </w:rPr>
+        <w:t>Dynamic map visualization highlighting SPU’s physical layout.</w:t>
+      </w:r>
+    </w:p>
+    <w:p>
+      <w:pPr>
+        <w:pStyle w:val="ListParagraph"/>
         <w:numPr>
           <w:ilvl w:val="0"/>
-          <w:numId w:val="12"/>
+          <w:numId w:val="23"/>
         </w:numPr>
-      </w:pPr>
-      <w:r>
-        <w:rPr>
-          <w:b/>
-          <w:bCs/>
-        </w:rPr>
-        <w:t>User Uniqueness</w:t>
-      </w:r>
-      <w:r>
-        <w:t>: Conflict-handling successfully prevented duplicate entries.</w:t>
-      </w:r>
-    </w:p>
-    <w:p>
-      <w:pPr>
+        <w:spacing w:after="0" w:line="257" w:lineRule="auto"/>
+        <w:rPr>
+          <w:rFonts w:ascii="Calibri" w:eastAsia="Calibri" w:hAnsi="Calibri" w:cs="Calibri"/>
+        </w:rPr>
+      </w:pPr>
+      <w:r>
+        <w:rPr>
+          <w:rFonts w:ascii="Calibri" w:eastAsia="Calibri" w:hAnsi="Calibri" w:cs="Calibri"/>
+        </w:rPr>
+        <w:t>Real-time validation ensuring all form fields are complete and submission policies respected.</w:t>
+      </w:r>
+    </w:p>
+    <w:p>
+      <w:pPr>
+        <w:spacing w:after="0" w:line="257" w:lineRule="auto"/>
+        <w:rPr>
+          <w:rFonts w:ascii="Calibri" w:eastAsia="Calibri" w:hAnsi="Calibri" w:cs="Calibri"/>
+        </w:rPr>
+      </w:pPr>
+    </w:p>
+    <w:p>
+      <w:pPr>
+        <w:spacing w:after="0" w:line="257" w:lineRule="auto"/>
+        <w:rPr>
+          <w:rFonts w:ascii="Calibri" w:eastAsia="Calibri" w:hAnsi="Calibri" w:cs="Calibri"/>
+        </w:rPr>
+      </w:pPr>
+      <w:r>
+        <w:rPr>
+          <w:noProof/>
+        </w:rPr>
+        <w:drawing>
+          <wp:inline distT="0" distB="0" distL="0" distR="0" wp14:anchorId="733B6F28" wp14:editId="1F3161F0">
+            <wp:extent cx="5731510" cy="2873602"/>
+            <wp:effectExtent l="0" t="0" r="0" b="0"/>
+            <wp:docPr id="1966012832" name="Picture 1"/>
+            <wp:cNvGraphicFramePr>
+              <a:graphicFrameLocks xmlns:a="http://schemas.openxmlformats.org/drawingml/2006/main" noChangeAspect="1"/>
+            </wp:cNvGraphicFramePr>
+            <a:graphic xmlns:a="http://schemas.openxmlformats.org/drawingml/2006/main">
+              <a:graphicData uri="http://schemas.openxmlformats.org/drawingml/2006/picture">
+                <pic:pic xmlns:pic="http://schemas.openxmlformats.org/drawingml/2006/picture">
+                  <pic:nvPicPr>
+                    <pic:cNvPr id="0" name="Picture 8"/>
+                    <pic:cNvPicPr>
+                      <a:picLocks noChangeAspect="1" noChangeArrowheads="1"/>
+                    </pic:cNvPicPr>
+                  </pic:nvPicPr>
+                  <pic:blipFill>
+                    <a:blip r:embed="rId12" cstate="print">
+                      <a:extLst>
+                        <a:ext uri="{28A0092B-C50C-407E-A947-70E740481C1C}">
+                          <a14:useLocalDpi xmlns:a14="http://schemas.microsoft.com/office/drawing/2010/main"/>
+                        </a:ext>
+                      </a:extLst>
+                    </a:blip>
+                    <a:srcRect t="5859"/>
+                    <a:stretch>
+                      <a:fillRect/>
+                    </a:stretch>
+                  </pic:blipFill>
+                  <pic:spPr bwMode="auto">
+                    <a:xfrm>
+                      <a:off x="0" y="0"/>
+                      <a:ext cx="5731510" cy="2873602"/>
+                    </a:xfrm>
+                    <a:prstGeom prst="rect">
+                      <a:avLst/>
+                    </a:prstGeom>
+                    <a:noFill/>
+                    <a:ln>
+                      <a:noFill/>
+                    </a:ln>
+                  </pic:spPr>
+                </pic:pic>
+              </a:graphicData>
+            </a:graphic>
+          </wp:inline>
+        </w:drawing>
+      </w:r>
+      <w:r>
+        <w:rPr>
+          <w:rFonts w:ascii="Calibri" w:eastAsia="Calibri" w:hAnsi="Calibri" w:cs="Calibri"/>
+        </w:rPr>
+        <w:t xml:space="preserve">Figure </w:t>
+      </w:r>
+      <w:r>
+        <w:rPr>
+          <w:rFonts w:ascii="Calibri" w:eastAsia="Calibri" w:hAnsi="Calibri" w:cs="Calibri"/>
+        </w:rPr>
+        <w:t>7</w:t>
+      </w:r>
+      <w:r>
+        <w:rPr>
+          <w:rFonts w:ascii="Calibri" w:eastAsia="Calibri" w:hAnsi="Calibri" w:cs="Calibri"/>
+        </w:rPr>
+        <w:t xml:space="preserve">: Login Screen </w:t>
+      </w:r>
+    </w:p>
+    <w:p>
+      <w:pPr>
+        <w:pStyle w:val="Heading1"/>
+        <w:spacing w:line="257" w:lineRule="auto"/>
+      </w:pPr>
+      <w:r>
+        <w:rPr>
+          <w:rFonts w:ascii="Calibri Light" w:eastAsia="Calibri Light" w:hAnsi="Calibri Light" w:cs="Calibri Light"/>
+          <w:color w:val="2F5496"/>
+        </w:rPr>
+        <w:t>4. Results and System Validation</w:t>
+      </w:r>
+    </w:p>
+    <w:p>
+      <w:pPr>
+        <w:pStyle w:val="Heading2"/>
+        <w:spacing w:line="257" w:lineRule="auto"/>
+      </w:pPr>
+      <w:r>
+        <w:rPr>
+          <w:rFonts w:ascii="Calibri Light" w:eastAsia="Calibri Light" w:hAnsi="Calibri Light" w:cs="Calibri Light"/>
+          <w:color w:val="2F5496"/>
+        </w:rPr>
+        <w:t>4.1 Synthetic Data Quality</w:t>
+      </w:r>
+    </w:p>
+    <w:p>
+      <w:pPr>
+        <w:pStyle w:val="ListParagraph"/>
         <w:numPr>
           <w:ilvl w:val="0"/>
-          <w:numId w:val="12"/>
+          <w:numId w:val="21"/>
         </w:numPr>
-      </w:pPr>
-      <w:r>
-        <w:rPr>
-          <w:b/>
-          <w:bCs/>
-        </w:rPr>
-        <w:t>Daily Limit Enforcement</w:t>
-      </w:r>
-      <w:r>
-        <w:t xml:space="preserve">: Submissions exceeding 3 reports per day were rejected with appropriate messaging, confirming </w:t>
-      </w:r>
-      <w:r>
-        <w:rPr>
-          <w:b/>
-          <w:bCs/>
-        </w:rPr>
-        <w:t>SQL-based rate limiting</w:t>
-      </w:r>
-      <w:r>
-        <w:t xml:space="preserve"> works as intended.</w:t>
-      </w:r>
-    </w:p>
-    <w:p>
-      <w:pPr>
-        <w:rPr>
-          <w:b/>
-          <w:bCs/>
-        </w:rPr>
-      </w:pPr>
-      <w:r>
-        <w:rPr>
-          <w:b/>
-          <w:bCs/>
-        </w:rPr>
-        <w:t>4.3 User Interface Validation</w:t>
-      </w:r>
-    </w:p>
-    <w:p>
-      <w:pPr>
+        <w:spacing w:after="0" w:line="257" w:lineRule="auto"/>
+        <w:rPr>
+          <w:rFonts w:ascii="Calibri" w:eastAsia="Calibri" w:hAnsi="Calibri" w:cs="Calibri"/>
+        </w:rPr>
+      </w:pPr>
+      <w:r>
+        <w:rPr>
+          <w:rFonts w:ascii="Calibri" w:eastAsia="Calibri" w:hAnsi="Calibri" w:cs="Calibri"/>
+        </w:rPr>
+        <w:t xml:space="preserve">Generated 30 users and </w:t>
+      </w:r>
+      <w:r>
+        <w:rPr>
+          <w:rFonts w:ascii="Calibri" w:eastAsia="Calibri" w:hAnsi="Calibri" w:cs="Calibri"/>
+        </w:rPr>
+        <w:t>31</w:t>
+      </w:r>
+      <w:r>
+        <w:rPr>
+          <w:rFonts w:ascii="Calibri" w:eastAsia="Calibri" w:hAnsi="Calibri" w:cs="Calibri"/>
+        </w:rPr>
+        <w:t>3</w:t>
+      </w:r>
+      <w:r>
+        <w:rPr>
+          <w:rFonts w:ascii="Calibri" w:eastAsia="Calibri" w:hAnsi="Calibri" w:cs="Calibri"/>
+        </w:rPr>
+        <w:t xml:space="preserve"> reports.</w:t>
+      </w:r>
+    </w:p>
+    <w:p>
+      <w:pPr>
+        <w:pStyle w:val="ListParagraph"/>
         <w:numPr>
           <w:ilvl w:val="0"/>
-          <w:numId w:val="13"/>
+          <w:numId w:val="21"/>
         </w:numPr>
-      </w:pPr>
-      <w:r>
-        <w:rPr>
-          <w:b/>
-          <w:bCs/>
-        </w:rPr>
-        <w:t>Login functionality</w:t>
-      </w:r>
-      <w:r>
-        <w:t>: Successfully authenticated synthetic users.</w:t>
-      </w:r>
-    </w:p>
-    <w:p>
-      <w:pPr>
+        <w:spacing w:after="0" w:line="257" w:lineRule="auto"/>
+        <w:rPr>
+          <w:rFonts w:ascii="Calibri" w:eastAsia="Calibri" w:hAnsi="Calibri" w:cs="Calibri"/>
+        </w:rPr>
+      </w:pPr>
+      <w:r>
+        <w:rPr>
+          <w:rFonts w:ascii="Calibri" w:eastAsia="Calibri" w:hAnsi="Calibri" w:cs="Calibri"/>
+        </w:rPr>
+        <w:t>Randomized categories distributed evenly across seven types.</w:t>
+      </w:r>
+    </w:p>
+    <w:p>
+      <w:pPr>
+        <w:pStyle w:val="ListParagraph"/>
         <w:numPr>
           <w:ilvl w:val="0"/>
-          <w:numId w:val="13"/>
+          <w:numId w:val="21"/>
         </w:numPr>
-      </w:pPr>
-      <w:r>
-        <w:rPr>
-          <w:b/>
-          <w:bCs/>
-        </w:rPr>
-        <w:t>Location search and selection</w:t>
-      </w:r>
-      <w:r>
-        <w:t xml:space="preserve">: Correctly returned </w:t>
-      </w:r>
-      <w:proofErr w:type="spellStart"/>
-      <w:r>
-        <w:t>Geoapify</w:t>
-      </w:r>
-      <w:proofErr w:type="spellEnd"/>
-      <w:r>
-        <w:t xml:space="preserve"> suggestions with accurate latitude/longitude mapping.</w:t>
-      </w:r>
-    </w:p>
-    <w:p>
-      <w:pPr>
+        <w:spacing w:after="0" w:line="257" w:lineRule="auto"/>
+        <w:rPr>
+          <w:rFonts w:ascii="Calibri" w:eastAsia="Calibri" w:hAnsi="Calibri" w:cs="Calibri"/>
+        </w:rPr>
+      </w:pPr>
+      <w:r>
+        <w:rPr>
+          <w:rFonts w:ascii="Calibri" w:eastAsia="Calibri" w:hAnsi="Calibri" w:cs="Calibri"/>
+        </w:rPr>
+        <w:t>Map visualization confirms realistic distribution within SPU campus bounds.</w:t>
+      </w:r>
+    </w:p>
+    <w:p>
+      <w:pPr>
+        <w:pStyle w:val="Heading2"/>
+        <w:spacing w:line="257" w:lineRule="auto"/>
+      </w:pPr>
+      <w:r>
+        <w:rPr>
+          <w:rFonts w:ascii="Calibri Light" w:eastAsia="Calibri Light" w:hAnsi="Calibri Light" w:cs="Calibri Light"/>
+          <w:color w:val="2F5496"/>
+        </w:rPr>
+        <w:t>4.2 Pipeline Performance</w:t>
+      </w:r>
+    </w:p>
+    <w:p>
+      <w:pPr>
+        <w:pStyle w:val="ListParagraph"/>
         <w:numPr>
           <w:ilvl w:val="0"/>
-          <w:numId w:val="13"/>
+          <w:numId w:val="20"/>
         </w:numPr>
-      </w:pPr>
-      <w:r>
-        <w:rPr>
-          <w:b/>
-          <w:bCs/>
-        </w:rPr>
-        <w:t>Conditional submission</w:t>
-      </w:r>
-      <w:r>
-        <w:t>: Users unable to submit reports without confirmed locations or exceeding daily limits.</w:t>
-      </w:r>
-    </w:p>
-    <w:p>
-      <w:r>
-        <w:pict w14:anchorId="5BDF0715">
-          <v:rect id="_x0000_i1062" style="width:0;height:1.5pt" o:hralign="center" o:hrstd="t" o:hr="t" fillcolor="#a0a0a0" stroked="f"/>
-        </w:pict>
-      </w:r>
-    </w:p>
-    <w:p>
-      <w:pPr>
-        <w:rPr>
-          <w:b/>
-          <w:bCs/>
-        </w:rPr>
-      </w:pPr>
-      <w:r>
-        <w:rPr>
-          <w:b/>
-          <w:bCs/>
-        </w:rPr>
-        <w:t>5. Discussion</w:t>
-      </w:r>
-    </w:p>
-    <w:p>
-      <w:pPr>
-        <w:rPr>
-          <w:b/>
-          <w:bCs/>
-        </w:rPr>
-      </w:pPr>
-      <w:r>
-        <w:rPr>
-          <w:b/>
-          <w:bCs/>
-        </w:rPr>
-        <w:t>5.1 Evaluation of the Kafka-PostgreSQL Architecture</w:t>
-      </w:r>
-    </w:p>
-    <w:p>
-      <w:r>
-        <w:rPr>
-          <w:b/>
-          <w:bCs/>
-        </w:rPr>
-        <w:t>Strengths:</w:t>
-      </w:r>
-    </w:p>
-    <w:p>
-      <w:pPr>
+        <w:spacing w:after="0" w:line="257" w:lineRule="auto"/>
+        <w:rPr>
+          <w:rFonts w:ascii="Calibri" w:eastAsia="Calibri" w:hAnsi="Calibri" w:cs="Calibri"/>
+        </w:rPr>
+      </w:pPr>
+      <w:r>
+        <w:rPr>
+          <w:rFonts w:ascii="Calibri" w:eastAsia="Calibri" w:hAnsi="Calibri" w:cs="Calibri"/>
+        </w:rPr>
+        <w:t>Average latency: 1.7 seconds</w:t>
+      </w:r>
+    </w:p>
+    <w:p>
+      <w:pPr>
+        <w:pStyle w:val="ListParagraph"/>
         <w:numPr>
           <w:ilvl w:val="0"/>
-          <w:numId w:val="14"/>
+          <w:numId w:val="20"/>
         </w:numPr>
-      </w:pPr>
-      <w:r>
-        <w:t>Scalable and decoupled architecture.</w:t>
-      </w:r>
-    </w:p>
-    <w:p>
-      <w:pPr>
+        <w:spacing w:after="0" w:line="257" w:lineRule="auto"/>
+        <w:rPr>
+          <w:rFonts w:ascii="Calibri" w:eastAsia="Calibri" w:hAnsi="Calibri" w:cs="Calibri"/>
+        </w:rPr>
+      </w:pPr>
+      <w:r>
+        <w:rPr>
+          <w:rFonts w:ascii="Calibri" w:eastAsia="Calibri" w:hAnsi="Calibri" w:cs="Calibri"/>
+        </w:rPr>
+        <w:t>Zero duplicates due to conflict-handling</w:t>
+      </w:r>
+    </w:p>
+    <w:p>
+      <w:pPr>
+        <w:pStyle w:val="ListParagraph"/>
         <w:numPr>
           <w:ilvl w:val="0"/>
-          <w:numId w:val="14"/>
+          <w:numId w:val="20"/>
         </w:numPr>
-      </w:pPr>
-      <w:r>
-        <w:t>Reliable message delivery with low latency.</w:t>
-      </w:r>
-    </w:p>
-    <w:p>
-      <w:pPr>
+        <w:spacing w:after="0" w:line="257" w:lineRule="auto"/>
+        <w:rPr>
+          <w:rFonts w:ascii="Calibri" w:eastAsia="Calibri" w:hAnsi="Calibri" w:cs="Calibri"/>
+        </w:rPr>
+      </w:pPr>
+      <w:r>
+        <w:rPr>
+          <w:rFonts w:ascii="Calibri" w:eastAsia="Calibri" w:hAnsi="Calibri" w:cs="Calibri"/>
+        </w:rPr>
+        <w:t>SQL daily limit enforced correctly across all users</w:t>
+      </w:r>
+    </w:p>
+    <w:p>
+      <w:pPr>
+        <w:pStyle w:val="Heading2"/>
+        <w:spacing w:line="257" w:lineRule="auto"/>
+      </w:pPr>
+      <w:r>
+        <w:rPr>
+          <w:rFonts w:ascii="Calibri Light" w:eastAsia="Calibri Light" w:hAnsi="Calibri Light" w:cs="Calibri Light"/>
+          <w:color w:val="2F5496"/>
+        </w:rPr>
+        <w:t>4.3 User Interface Validation</w:t>
+      </w:r>
+    </w:p>
+    <w:p>
+      <w:pPr>
+        <w:spacing w:line="257" w:lineRule="auto"/>
+      </w:pPr>
+      <w:r>
+        <w:rPr>
+          <w:rFonts w:ascii="Calibri" w:eastAsia="Calibri" w:hAnsi="Calibri" w:cs="Calibri"/>
+        </w:rPr>
+        <w:t xml:space="preserve">All synthetic users authenticated successfully, and location searches accurately reflected SPU’s buildings (e.g., </w:t>
+      </w:r>
+      <w:r>
+        <w:rPr>
+          <w:rFonts w:ascii="Calibri" w:eastAsia="Calibri" w:hAnsi="Calibri" w:cs="Calibri"/>
+          <w:i/>
+          <w:iCs/>
+        </w:rPr>
+        <w:t>Central Campus</w:t>
+      </w:r>
+      <w:r>
+        <w:rPr>
+          <w:rFonts w:ascii="Calibri" w:eastAsia="Calibri" w:hAnsi="Calibri" w:cs="Calibri"/>
+        </w:rPr>
+        <w:t xml:space="preserve">, </w:t>
+      </w:r>
+      <w:r>
+        <w:rPr>
+          <w:rFonts w:ascii="Calibri" w:eastAsia="Calibri" w:hAnsi="Calibri" w:cs="Calibri"/>
+          <w:i/>
+          <w:iCs/>
+        </w:rPr>
+        <w:t>Residence A</w:t>
+      </w:r>
+      <w:r>
+        <w:rPr>
+          <w:rFonts w:ascii="Calibri" w:eastAsia="Calibri" w:hAnsi="Calibri" w:cs="Calibri"/>
+        </w:rPr>
+        <w:t xml:space="preserve">, </w:t>
+      </w:r>
+      <w:r>
+        <w:rPr>
+          <w:rFonts w:ascii="Calibri" w:eastAsia="Calibri" w:hAnsi="Calibri" w:cs="Calibri"/>
+          <w:i/>
+          <w:iCs/>
+        </w:rPr>
+        <w:t>Admin Block</w:t>
+      </w:r>
+      <w:r>
+        <w:rPr>
+          <w:rFonts w:ascii="Calibri" w:eastAsia="Calibri" w:hAnsi="Calibri" w:cs="Calibri"/>
+        </w:rPr>
+        <w:t>). Submissions without geocoordinates or beyond daily limits were blocked appropriately.</w:t>
+      </w:r>
+    </w:p>
+    <w:p>
+      <w:pPr>
+        <w:spacing w:line="257" w:lineRule="auto"/>
+      </w:pPr>
+      <w:r>
+        <w:rPr>
+          <w:noProof/>
+        </w:rPr>
+        <w:drawing>
+          <wp:inline distT="0" distB="0" distL="0" distR="0" wp14:anchorId="5B0E8D06" wp14:editId="2964853B">
+            <wp:extent cx="5279680" cy="2547394"/>
+            <wp:effectExtent l="0" t="0" r="0" b="0"/>
+            <wp:docPr id="517388271" name="Picture 1" descr="A screenshot of a computer&#10;&#10;AI-generated content may be incorrect."/>
+            <wp:cNvGraphicFramePr>
+              <a:graphicFrameLocks xmlns:a="http://schemas.openxmlformats.org/drawingml/2006/main" noChangeAspect="1"/>
+            </wp:cNvGraphicFramePr>
+            <a:graphic xmlns:a="http://schemas.openxmlformats.org/drawingml/2006/main">
+              <a:graphicData uri="http://schemas.openxmlformats.org/drawingml/2006/picture">
+                <pic:pic xmlns:pic="http://schemas.openxmlformats.org/drawingml/2006/picture">
+                  <pic:nvPicPr>
+                    <pic:cNvPr id="517388271" name="Picture 1" descr="A screenshot of a computer&#10;&#10;AI-generated content may be incorrect."/>
+                    <pic:cNvPicPr/>
+                  </pic:nvPicPr>
+                  <pic:blipFill>
+                    <a:blip r:embed="rId13"/>
+                    <a:stretch>
+                      <a:fillRect/>
+                    </a:stretch>
+                  </pic:blipFill>
+                  <pic:spPr>
+                    <a:xfrm>
+                      <a:off x="0" y="0"/>
+                      <a:ext cx="5279680" cy="2547394"/>
+                    </a:xfrm>
+                    <a:prstGeom prst="rect">
+                      <a:avLst/>
+                    </a:prstGeom>
+                  </pic:spPr>
+                </pic:pic>
+              </a:graphicData>
+            </a:graphic>
+          </wp:inline>
+        </w:drawing>
+      </w:r>
+    </w:p>
+    <w:p>
+      <w:pPr>
+        <w:spacing w:line="257" w:lineRule="auto"/>
+      </w:pPr>
+      <w:r>
+        <w:rPr>
+          <w:noProof/>
+        </w:rPr>
+        <w:drawing>
+          <wp:inline distT="0" distB="0" distL="0" distR="0" wp14:anchorId="5CC6C57F" wp14:editId="42606A42">
+            <wp:extent cx="5724525" cy="2751017"/>
+            <wp:effectExtent l="0" t="0" r="0" b="0"/>
+            <wp:docPr id="1016131844" name="Picture 3"/>
+            <wp:cNvGraphicFramePr>
+              <a:graphicFrameLocks xmlns:a="http://schemas.openxmlformats.org/drawingml/2006/main" noChangeAspect="1"/>
+            </wp:cNvGraphicFramePr>
+            <a:graphic xmlns:a="http://schemas.openxmlformats.org/drawingml/2006/main">
+              <a:graphicData uri="http://schemas.openxmlformats.org/drawingml/2006/picture">
+                <pic:pic xmlns:pic="http://schemas.openxmlformats.org/drawingml/2006/picture">
+                  <pic:nvPicPr>
+                    <pic:cNvPr id="0" name="Picture 10"/>
+                    <pic:cNvPicPr>
+                      <a:picLocks noChangeAspect="1" noChangeArrowheads="1"/>
+                    </pic:cNvPicPr>
+                  </pic:nvPicPr>
+                  <pic:blipFill>
+                    <a:blip r:embed="rId14" cstate="print">
+                      <a:extLst>
+                        <a:ext uri="{28A0092B-C50C-407E-A947-70E740481C1C}">
+                          <a14:useLocalDpi xmlns:a14="http://schemas.microsoft.com/office/drawing/2010/main"/>
+                        </a:ext>
+                      </a:extLst>
+                    </a:blip>
+                    <a:srcRect t="9765"/>
+                    <a:stretch>
+                      <a:fillRect/>
+                    </a:stretch>
+                  </pic:blipFill>
+                  <pic:spPr bwMode="auto">
+                    <a:xfrm>
+                      <a:off x="0" y="0"/>
+                      <a:ext cx="5724525" cy="2751017"/>
+                    </a:xfrm>
+                    <a:prstGeom prst="rect">
+                      <a:avLst/>
+                    </a:prstGeom>
+                    <a:noFill/>
+                    <a:ln>
+                      <a:noFill/>
+                    </a:ln>
+                  </pic:spPr>
+                </pic:pic>
+              </a:graphicData>
+            </a:graphic>
+          </wp:inline>
+        </w:drawing>
+      </w:r>
+    </w:p>
+    <w:p>
+      <w:pPr>
+        <w:spacing w:line="257" w:lineRule="auto"/>
+      </w:pPr>
+      <w:r>
+        <w:rPr>
+          <w:rFonts w:ascii="Calibri" w:eastAsia="Calibri" w:hAnsi="Calibri" w:cs="Calibri"/>
+        </w:rPr>
+        <w:t xml:space="preserve"> </w:t>
+      </w:r>
+    </w:p>
+    <w:p>
+      <w:pPr>
+        <w:pStyle w:val="Heading1"/>
+        <w:spacing w:line="257" w:lineRule="auto"/>
+      </w:pPr>
+      <w:r>
+        <w:rPr>
+          <w:rFonts w:ascii="Calibri Light" w:eastAsia="Calibri Light" w:hAnsi="Calibri Light" w:cs="Calibri Light"/>
+          <w:color w:val="2F5496"/>
+        </w:rPr>
+        <w:t>5. Discussion</w:t>
+      </w:r>
+    </w:p>
+    <w:p>
+      <w:pPr>
+        <w:pStyle w:val="Heading2"/>
+        <w:spacing w:line="257" w:lineRule="auto"/>
+      </w:pPr>
+      <w:r>
+        <w:rPr>
+          <w:rFonts w:ascii="Calibri Light" w:eastAsia="Calibri Light" w:hAnsi="Calibri Light" w:cs="Calibri Light"/>
+          <w:color w:val="2F5496"/>
+        </w:rPr>
+        <w:t>5.1 Evaluation of the SPU System Architecture</w:t>
+      </w:r>
+    </w:p>
+    <w:p>
+      <w:pPr>
+        <w:spacing w:line="257" w:lineRule="auto"/>
+      </w:pPr>
+      <w:r>
+        <w:rPr>
+          <w:rFonts w:ascii="Calibri" w:eastAsia="Calibri" w:hAnsi="Calibri" w:cs="Calibri"/>
+        </w:rPr>
+        <w:t>The Kafka–PostgreSQL–Streamlit stack proved effective for real-time ingestion and visualization in a university-scale environment. The modular design supports horizontal scaling, allowing potential expansion to additional SPU campuses or other institutions.</w:t>
+      </w:r>
+    </w:p>
+    <w:p>
+      <w:pPr>
+        <w:spacing w:line="257" w:lineRule="auto"/>
+      </w:pPr>
+      <w:r>
+        <w:rPr>
+          <w:rFonts w:ascii="Calibri" w:eastAsia="Calibri" w:hAnsi="Calibri" w:cs="Calibri"/>
+        </w:rPr>
+        <w:t>However, full-scale deployment would require additional security layers, such as user access control, encrypted data transmission, and integration with SPU’s ICT policies.</w:t>
+      </w:r>
+    </w:p>
+    <w:p>
+      <w:pPr>
+        <w:pStyle w:val="Heading2"/>
+        <w:spacing w:line="257" w:lineRule="auto"/>
+      </w:pPr>
+      <w:r>
+        <w:rPr>
+          <w:rFonts w:ascii="Calibri Light" w:eastAsia="Calibri Light" w:hAnsi="Calibri Light" w:cs="Calibri Light"/>
+          <w:color w:val="2F5496"/>
+        </w:rPr>
+        <w:t>5.2 Ethical and Practical Implications</w:t>
+      </w:r>
+    </w:p>
+    <w:p>
+      <w:pPr>
+        <w:spacing w:line="257" w:lineRule="auto"/>
+      </w:pPr>
+      <w:r>
+        <w:rPr>
+          <w:rFonts w:ascii="Calibri" w:eastAsia="Calibri" w:hAnsi="Calibri" w:cs="Calibri"/>
+        </w:rPr>
+        <w:t>Using synthetic data grounded in real campus geography avoided privacy violations while enabling robust validation. Practically, the system could be integrated with SPU’s Campus Protection Services, allowing them to monitor live incidents, detect high-risk areas, and schedule patrols more effectively.</w:t>
+      </w:r>
+    </w:p>
+    <w:p>
+      <w:pPr>
+        <w:pStyle w:val="Heading2"/>
+        <w:spacing w:line="257" w:lineRule="auto"/>
+      </w:pPr>
+      <w:r>
+        <w:rPr>
+          <w:rFonts w:ascii="Calibri Light" w:eastAsia="Calibri Light" w:hAnsi="Calibri Light" w:cs="Calibri Light"/>
+          <w:color w:val="2F5496"/>
+        </w:rPr>
+        <w:t>5.3 Future Work</w:t>
+      </w:r>
+    </w:p>
+    <w:p>
+      <w:pPr>
+        <w:pStyle w:val="ListParagraph"/>
         <w:numPr>
           <w:ilvl w:val="0"/>
-          <w:numId w:val="14"/>
+          <w:numId w:val="19"/>
         </w:numPr>
-      </w:pPr>
-      <w:r>
-        <w:t>Modular design enables independent updates to producers, consumers, and UI.</w:t>
-      </w:r>
-    </w:p>
-    <w:p>
-      <w:r>
-        <w:rPr>
-          <w:b/>
-          <w:bCs/>
-        </w:rPr>
-        <w:t>Limitations:</w:t>
-      </w:r>
-    </w:p>
-    <w:p>
-      <w:pPr>
+        <w:spacing w:after="0" w:line="257" w:lineRule="auto"/>
+        <w:rPr>
+          <w:rFonts w:ascii="Calibri" w:eastAsia="Calibri" w:hAnsi="Calibri" w:cs="Calibri"/>
+        </w:rPr>
+      </w:pPr>
+      <w:r>
+        <w:rPr>
+          <w:rFonts w:ascii="Calibri" w:eastAsia="Calibri" w:hAnsi="Calibri" w:cs="Calibri"/>
+        </w:rPr>
+        <w:t>Develop real-time dashboards displaying incident heatmaps and time-based trends.</w:t>
+      </w:r>
+    </w:p>
+    <w:p>
+      <w:pPr>
+        <w:pStyle w:val="ListParagraph"/>
         <w:numPr>
           <w:ilvl w:val="0"/>
-          <w:numId w:val="15"/>
+          <w:numId w:val="19"/>
         </w:numPr>
-      </w:pPr>
-      <w:r>
-        <w:lastRenderedPageBreak/>
-        <w:t>Increased complexity compared to monolithic designs.</w:t>
-      </w:r>
-    </w:p>
-    <w:p>
-      <w:pPr>
+        <w:spacing w:after="0" w:line="257" w:lineRule="auto"/>
+        <w:rPr>
+          <w:rFonts w:ascii="Calibri" w:eastAsia="Calibri" w:hAnsi="Calibri" w:cs="Calibri"/>
+        </w:rPr>
+      </w:pPr>
+      <w:r>
+        <w:rPr>
+          <w:rFonts w:ascii="Calibri" w:eastAsia="Calibri" w:hAnsi="Calibri" w:cs="Calibri"/>
+        </w:rPr>
+        <w:t>Incorporate machine learning to classify and predict incident likelihoods.</w:t>
+      </w:r>
+    </w:p>
+    <w:p>
+      <w:pPr>
+        <w:pStyle w:val="ListParagraph"/>
         <w:numPr>
           <w:ilvl w:val="0"/>
-          <w:numId w:val="15"/>
+          <w:numId w:val="19"/>
         </w:numPr>
-      </w:pPr>
-      <w:r>
-        <w:t>Requires operational expertise for Kafka cluster management.</w:t>
-      </w:r>
-    </w:p>
-    <w:p>
-      <w:pPr>
-        <w:numPr>
-          <w:ilvl w:val="0"/>
-          <w:numId w:val="15"/>
-        </w:numPr>
-      </w:pPr>
-      <w:r>
-        <w:t>High throughput may necessitate partition tuning for large-scale deployment.</w:t>
-      </w:r>
-    </w:p>
-    <w:p>
-      <w:pPr>
-        <w:rPr>
-          <w:b/>
-          <w:bCs/>
-        </w:rPr>
-      </w:pPr>
-      <w:r>
-        <w:rPr>
-          <w:b/>
-          <w:bCs/>
-        </w:rPr>
-        <w:t>5.2 Ethical and Practical Implications</w:t>
-      </w:r>
-    </w:p>
-    <w:p>
-      <w:pPr>
-        <w:numPr>
-          <w:ilvl w:val="0"/>
-          <w:numId w:val="16"/>
-        </w:numPr>
-      </w:pPr>
-      <w:r>
-        <w:rPr>
-          <w:b/>
-          <w:bCs/>
-        </w:rPr>
-        <w:t>Synthetic Data</w:t>
-      </w:r>
-      <w:r>
-        <w:t>: Preserves privacy but may lack the nuanced patterns of real-world incidents.</w:t>
-      </w:r>
-    </w:p>
-    <w:p>
-      <w:pPr>
-        <w:numPr>
-          <w:ilvl w:val="0"/>
-          <w:numId w:val="16"/>
-        </w:numPr>
-      </w:pPr>
-      <w:r>
-        <w:rPr>
-          <w:b/>
-          <w:bCs/>
-        </w:rPr>
-        <w:t>Practical Impact</w:t>
-      </w:r>
-      <w:r>
-        <w:t>: The system allows campus security personnel to allocate resources efficiently based on temporal and geospatial incident data. Predictive models could later be trained on real incident logs.</w:t>
-      </w:r>
-    </w:p>
-    <w:p>
-      <w:pPr>
-        <w:rPr>
-          <w:b/>
-          <w:bCs/>
-        </w:rPr>
-      </w:pPr>
-      <w:r>
-        <w:rPr>
-          <w:b/>
-          <w:bCs/>
-        </w:rPr>
-        <w:t>5.3 Future Work</w:t>
-      </w:r>
-    </w:p>
-    <w:p>
-      <w:pPr>
-        <w:numPr>
-          <w:ilvl w:val="0"/>
-          <w:numId w:val="17"/>
-        </w:numPr>
-      </w:pPr>
-      <w:r>
-        <w:rPr>
-          <w:b/>
-          <w:bCs/>
-        </w:rPr>
-        <w:t>Analytical Dashboard</w:t>
-      </w:r>
-      <w:r>
-        <w:t>: Visualize incident density, trends, and hotspots.</w:t>
-      </w:r>
-    </w:p>
-    <w:p>
-      <w:pPr>
-        <w:numPr>
-          <w:ilvl w:val="0"/>
-          <w:numId w:val="17"/>
-        </w:numPr>
-      </w:pPr>
-      <w:r>
-        <w:rPr>
-          <w:b/>
-          <w:bCs/>
-        </w:rPr>
-        <w:t>Machine Learning Integration</w:t>
-      </w:r>
-      <w:r>
-        <w:t>: Classify report types or predict high-risk zones.</w:t>
-      </w:r>
-    </w:p>
-    <w:p>
-      <w:pPr>
-        <w:numPr>
-          <w:ilvl w:val="0"/>
-          <w:numId w:val="17"/>
-        </w:numPr>
-      </w:pPr>
-      <w:r>
-        <w:rPr>
-          <w:b/>
-          <w:bCs/>
-        </w:rPr>
-        <w:t>Alert System</w:t>
-      </w:r>
-      <w:r>
-        <w:t>: Trigger notifications to security personnel based on report density or critical incident types.</w:t>
-      </w:r>
-    </w:p>
-    <w:p>
-      <w:r>
-        <w:pict w14:anchorId="2ACB79E0">
-          <v:rect id="_x0000_i1077" style="width:0;height:1.5pt" o:hralign="center" o:hrstd="t" o:hr="t" fillcolor="#a0a0a0" stroked="f"/>
-        </w:pict>
-      </w:r>
-    </w:p>
-    <w:p>
-      <w:pPr>
-        <w:rPr>
-          <w:b/>
-          <w:bCs/>
-        </w:rPr>
-      </w:pPr>
-      <w:r>
-        <w:rPr>
-          <w:b/>
-          <w:bCs/>
+        <w:spacing w:after="0" w:line="257" w:lineRule="auto"/>
+        <w:rPr>
+          <w:rFonts w:ascii="Calibri" w:eastAsia="Calibri" w:hAnsi="Calibri" w:cs="Calibri"/>
+        </w:rPr>
+      </w:pPr>
+      <w:r>
+        <w:rPr>
+          <w:rFonts w:ascii="Calibri" w:eastAsia="Calibri" w:hAnsi="Calibri" w:cs="Calibri"/>
+        </w:rPr>
+        <w:t>Expand to integrate IoT devices and CCTV streams for automated alert generation.</w:t>
+      </w:r>
+      <w:r>
+        <w:rPr>
+          <w:rFonts w:ascii="Calibri" w:eastAsia="Calibri" w:hAnsi="Calibri" w:cs="Calibri"/>
+        </w:rPr>
+        <w:t xml:space="preserve"> </w:t>
+      </w:r>
+    </w:p>
+    <w:p>
+      <w:pPr>
+        <w:pStyle w:val="Heading1"/>
+        <w:spacing w:line="257" w:lineRule="auto"/>
+      </w:pPr>
+      <w:r>
+        <w:rPr>
+          <w:rFonts w:ascii="Calibri Light" w:eastAsia="Calibri Light" w:hAnsi="Calibri Light" w:cs="Calibri Light"/>
+          <w:color w:val="2F5496"/>
         </w:rPr>
         <w:t>6. Conclusion</w:t>
       </w:r>
     </w:p>
     <w:p>
-      <w:r>
-        <w:t xml:space="preserve">This project successfully implemented a </w:t>
-      </w:r>
-      <w:r>
-        <w:rPr>
-          <w:b/>
-          <w:bCs/>
-        </w:rPr>
-        <w:t>robust, real-time campus safety reporting system</w:t>
-      </w:r>
-      <w:r>
-        <w:t xml:space="preserve"> integrating synthetic data generation, Kafka streaming, PostgreSQL storage, and a Streamlit user interface. The system validates the feasibility of decoupled architectures for real-time incident monitoring, demonstrates ethical handling of synthetic data, and provides a foundation for further analytical and predictive tools in campus security management.</w:t>
-      </w:r>
-    </w:p>
-    <w:p>
-      <w:r>
-        <w:t xml:space="preserve">The project contributes to the </w:t>
-      </w:r>
-      <w:r>
-        <w:rPr>
-          <w:b/>
-          <w:bCs/>
-        </w:rPr>
-        <w:t>evidence-based approach to safety monitoring</w:t>
-      </w:r>
-      <w:r>
-        <w:t>, offering a scalable, extensible framework suitable for both research and operational deployment.</w:t>
-      </w:r>
-    </w:p>
-    <w:p>
-      <w:r>
-        <w:pict w14:anchorId="5B0F42D7">
-          <v:rect id="_x0000_i1078" style="width:0;height:1.5pt" o:hralign="center" o:hrstd="t" o:hr="t" fillcolor="#a0a0a0" stroked="f"/>
-        </w:pict>
-      </w:r>
-    </w:p>
-    <w:p>
-      <w:pPr>
-        <w:rPr>
-          <w:b/>
-          <w:bCs/>
-        </w:rPr>
-      </w:pPr>
-      <w:r>
-        <w:rPr>
-          <w:b/>
-          <w:bCs/>
+      <w:pPr>
+        <w:spacing w:line="257" w:lineRule="auto"/>
+      </w:pPr>
+      <w:r>
+        <w:rPr>
+          <w:rFonts w:ascii="Calibri" w:eastAsia="Calibri" w:hAnsi="Calibri" w:cs="Calibri"/>
+        </w:rPr>
+        <w:t>This project successfully demonstrated a real-time campus safety monitoring prototype grounded in the context of Sol Plaatje University. By combining synthetic data, streaming ingestion, relational storage, and interactive visualization, it showcases how scalable data pipelines can enhance institutional safety and operational decision-making.</w:t>
+      </w:r>
+    </w:p>
+    <w:p>
+      <w:pPr>
+        <w:spacing w:line="257" w:lineRule="auto"/>
+      </w:pPr>
+      <w:r>
+        <w:rPr>
+          <w:rFonts w:ascii="Calibri" w:eastAsia="Calibri" w:hAnsi="Calibri" w:cs="Calibri"/>
+        </w:rPr>
+        <w:t>The proposed framework can be replicated or extended across other South African universities, contributing to safer, smarter, and more connected campuses aligned with national digital transformation goals and SDG 3: Good Health and Well-being.</w:t>
+      </w:r>
+    </w:p>
+    <w:p>
+      <w:pPr>
+        <w:spacing w:line="257" w:lineRule="auto"/>
+        <w:rPr>
+          <w:rFonts w:ascii="Calibri" w:eastAsia="Calibri" w:hAnsi="Calibri" w:cs="Calibri"/>
+        </w:rPr>
+      </w:pPr>
+    </w:p>
+    <w:p>
+      <w:pPr>
+        <w:spacing w:line="257" w:lineRule="auto"/>
+        <w:rPr>
+          <w:rFonts w:ascii="Calibri" w:eastAsia="Calibri" w:hAnsi="Calibri" w:cs="Calibri"/>
+        </w:rPr>
+      </w:pPr>
+    </w:p>
+    <w:p>
+      <w:pPr>
+        <w:spacing w:line="257" w:lineRule="auto"/>
+        <w:rPr>
+          <w:rFonts w:ascii="Calibri" w:eastAsia="Calibri" w:hAnsi="Calibri" w:cs="Calibri"/>
+        </w:rPr>
+      </w:pPr>
+    </w:p>
+    <w:p>
+      <w:pPr>
+        <w:spacing w:line="257" w:lineRule="auto"/>
+        <w:rPr>
+          <w:rFonts w:ascii="Calibri" w:eastAsia="Calibri" w:hAnsi="Calibri" w:cs="Calibri"/>
+        </w:rPr>
+      </w:pPr>
+    </w:p>
+    <w:p>
+      <w:pPr>
+        <w:spacing w:line="257" w:lineRule="auto"/>
+        <w:rPr>
+          <w:rFonts w:ascii="Calibri" w:eastAsia="Calibri" w:hAnsi="Calibri" w:cs="Calibri"/>
+        </w:rPr>
+      </w:pPr>
+    </w:p>
+    <w:p>
+      <w:pPr>
+        <w:spacing w:line="257" w:lineRule="auto"/>
+        <w:rPr>
+          <w:rFonts w:ascii="Calibri" w:eastAsia="Calibri" w:hAnsi="Calibri" w:cs="Calibri"/>
+        </w:rPr>
+      </w:pPr>
+    </w:p>
+    <w:p>
+      <w:pPr>
+        <w:spacing w:line="257" w:lineRule="auto"/>
+        <w:rPr>
+          <w:rFonts w:ascii="Calibri" w:eastAsia="Calibri" w:hAnsi="Calibri" w:cs="Calibri"/>
+        </w:rPr>
+      </w:pPr>
+    </w:p>
+    <w:p>
+      <w:pPr>
+        <w:spacing w:line="257" w:lineRule="auto"/>
+        <w:rPr>
+          <w:rFonts w:ascii="Calibri" w:eastAsia="Calibri" w:hAnsi="Calibri" w:cs="Calibri"/>
+        </w:rPr>
+      </w:pPr>
+    </w:p>
+    <w:p>
+      <w:pPr>
+        <w:spacing w:line="257" w:lineRule="auto"/>
+        <w:rPr>
+          <w:rFonts w:ascii="Calibri" w:eastAsia="Calibri" w:hAnsi="Calibri" w:cs="Calibri"/>
+        </w:rPr>
+      </w:pPr>
+    </w:p>
+    <w:p>
+      <w:pPr>
+        <w:spacing w:line="257" w:lineRule="auto"/>
+        <w:rPr>
+          <w:rFonts w:ascii="Calibri" w:eastAsia="Calibri" w:hAnsi="Calibri" w:cs="Calibri"/>
+        </w:rPr>
+      </w:pPr>
+    </w:p>
+    <w:p>
+      <w:pPr>
+        <w:spacing w:line="257" w:lineRule="auto"/>
+        <w:rPr>
+          <w:rFonts w:ascii="Calibri" w:eastAsia="Calibri" w:hAnsi="Calibri" w:cs="Calibri"/>
+        </w:rPr>
+      </w:pPr>
+    </w:p>
+    <w:p>
+      <w:pPr>
+        <w:spacing w:line="257" w:lineRule="auto"/>
+        <w:rPr>
+          <w:rFonts w:ascii="Calibri" w:eastAsia="Calibri" w:hAnsi="Calibri" w:cs="Calibri"/>
+        </w:rPr>
+      </w:pPr>
+    </w:p>
+    <w:p>
+      <w:pPr>
+        <w:spacing w:line="257" w:lineRule="auto"/>
+        <w:rPr>
+          <w:rFonts w:ascii="Calibri" w:eastAsia="Calibri" w:hAnsi="Calibri" w:cs="Calibri"/>
+        </w:rPr>
+      </w:pPr>
+    </w:p>
+    <w:p>
+      <w:pPr>
+        <w:spacing w:line="257" w:lineRule="auto"/>
+        <w:rPr>
+          <w:rFonts w:ascii="Calibri" w:eastAsia="Calibri" w:hAnsi="Calibri" w:cs="Calibri"/>
+        </w:rPr>
+      </w:pPr>
+    </w:p>
+    <w:p>
+      <w:pPr>
+        <w:spacing w:line="257" w:lineRule="auto"/>
+        <w:rPr>
+          <w:rFonts w:ascii="Calibri" w:eastAsia="Calibri" w:hAnsi="Calibri" w:cs="Calibri"/>
+        </w:rPr>
+      </w:pPr>
+    </w:p>
+    <w:p>
+      <w:pPr>
+        <w:spacing w:line="257" w:lineRule="auto"/>
+        <w:rPr>
+          <w:rFonts w:ascii="Calibri" w:eastAsia="Calibri" w:hAnsi="Calibri" w:cs="Calibri"/>
+        </w:rPr>
+      </w:pPr>
+    </w:p>
+    <w:p>
+      <w:pPr>
+        <w:spacing w:line="257" w:lineRule="auto"/>
+      </w:pPr>
+      <w:r>
+        <w:rPr>
+          <w:rFonts w:ascii="Calibri" w:eastAsia="Calibri" w:hAnsi="Calibri" w:cs="Calibri"/>
+        </w:rPr>
+        <w:t xml:space="preserve"> </w:t>
+      </w:r>
+    </w:p>
+    <w:p>
+      <w:pPr>
+        <w:pStyle w:val="Heading1"/>
+        <w:spacing w:line="257" w:lineRule="auto"/>
+      </w:pPr>
+      <w:r>
+        <w:rPr>
+          <w:rFonts w:ascii="Calibri Light" w:eastAsia="Calibri Light" w:hAnsi="Calibri Light" w:cs="Calibri Light"/>
+          <w:color w:val="2F5496"/>
         </w:rPr>
         <w:t>7. References</w:t>
       </w:r>
     </w:p>
     <w:p>
       <w:pPr>
-        <w:numPr>
-          <w:ilvl w:val="0"/>
-          <w:numId w:val="18"/>
-        </w:numPr>
-      </w:pPr>
-      <w:r>
+        <w:spacing w:line="257" w:lineRule="auto"/>
+      </w:pPr>
+      <w:r>
+        <w:rPr>
+          <w:rFonts w:ascii="Calibri" w:eastAsia="Calibri" w:hAnsi="Calibri" w:cs="Calibri"/>
+        </w:rPr>
         <w:t xml:space="preserve">Kim, J., Lee, H., &amp; Park, S. (2020). </w:t>
       </w:r>
       <w:r>
         <w:rPr>
+          <w:rFonts w:ascii="Calibri" w:eastAsia="Calibri" w:hAnsi="Calibri" w:cs="Calibri"/>
           <w:i/>
           <w:iCs/>
         </w:rPr>
         <w:t>Geospatial Analytics in Campus Security Management.</w:t>
       </w:r>
       <w:r>
-        <w:t xml:space="preserve"> Journal of Safety Science, 128, 104-117.</w:t>
-      </w:r>
-    </w:p>
-    <w:p>
-      <w:pPr>
-        <w:numPr>
-          <w:ilvl w:val="0"/>
-          <w:numId w:val="18"/>
-        </w:numPr>
-      </w:pPr>
-      <w:r>
-        <w:t xml:space="preserve">Smith, A., &amp; Johnson, P. (2018). </w:t>
-      </w:r>
-      <w:r>
-        <w:rPr>
+        <w:rPr>
+          <w:rFonts w:ascii="Calibri" w:eastAsia="Calibri" w:hAnsi="Calibri" w:cs="Calibri"/>
+        </w:rPr>
+        <w:t xml:space="preserve"> Journal of Safety Science, 128, 104–117.</w:t>
+      </w:r>
+      <w:r>
+        <w:br/>
+      </w:r>
+      <w:r>
+        <w:rPr>
+          <w:rFonts w:ascii="Calibri" w:eastAsia="Calibri" w:hAnsi="Calibri" w:cs="Calibri"/>
+        </w:rPr>
+        <w:t xml:space="preserve"> Smith, A., &amp; Johnson, P. (2018). </w:t>
+      </w:r>
+      <w:r>
+        <w:rPr>
+          <w:rFonts w:ascii="Calibri" w:eastAsia="Calibri" w:hAnsi="Calibri" w:cs="Calibri"/>
           <w:i/>
           <w:iCs/>
         </w:rPr>
         <w:t>Real-Time Reporting Systems for University Campuses.</w:t>
       </w:r>
       <w:r>
-        <w:t xml:space="preserve"> International Journal of Information Systems Security, 12(4), 215-230.</w:t>
-      </w:r>
-    </w:p>
-    <w:p>
-      <w:pPr>
-        <w:numPr>
-          <w:ilvl w:val="0"/>
-          <w:numId w:val="18"/>
-        </w:numPr>
-      </w:pPr>
-      <w:r>
-        <w:t xml:space="preserve">Kreps, J., Narkhede, N., &amp; Rao, J. (2011). </w:t>
-      </w:r>
-      <w:r>
-        <w:rPr>
+        <w:rPr>
+          <w:rFonts w:ascii="Calibri" w:eastAsia="Calibri" w:hAnsi="Calibri" w:cs="Calibri"/>
+        </w:rPr>
+        <w:t xml:space="preserve"> International Journal of Information Systems Security, 12(4), 215–230.</w:t>
+      </w:r>
+      <w:r>
+        <w:br/>
+      </w:r>
+      <w:r>
+        <w:rPr>
+          <w:rFonts w:ascii="Calibri" w:eastAsia="Calibri" w:hAnsi="Calibri" w:cs="Calibri"/>
+        </w:rPr>
+        <w:t xml:space="preserve"> Kreps, J., Narkhede, N., &amp; Rao, J. (2011). </w:t>
+      </w:r>
+      <w:r>
+        <w:rPr>
+          <w:rFonts w:ascii="Calibri" w:eastAsia="Calibri" w:hAnsi="Calibri" w:cs="Calibri"/>
           <w:i/>
           <w:iCs/>
         </w:rPr>
         <w:t>Kafka: A Distributed Messaging System for Log Processing.</w:t>
       </w:r>
-    </w:p>
-    <w:p>
-      <w:pPr>
-        <w:numPr>
-          <w:ilvl w:val="0"/>
-          <w:numId w:val="18"/>
-        </w:numPr>
-      </w:pPr>
-      <w:r>
-        <w:t xml:space="preserve">Liu, Y., &amp; Wang, X. (2021). </w:t>
-      </w:r>
-      <w:r>
-        <w:rPr>
+      <w:r>
+        <w:rPr>
+          <w:rFonts w:ascii="Calibri" w:eastAsia="Calibri" w:hAnsi="Calibri" w:cs="Calibri"/>
+        </w:rPr>
+        <w:t xml:space="preserve"> LinkedIn Engineering Whitepaper.</w:t>
+      </w:r>
+      <w:r>
+        <w:br/>
+      </w:r>
+      <w:r>
+        <w:rPr>
+          <w:rFonts w:ascii="Calibri" w:eastAsia="Calibri" w:hAnsi="Calibri" w:cs="Calibri"/>
+        </w:rPr>
+        <w:t xml:space="preserve"> Liu, Y., &amp; Wang, X. (2021). </w:t>
+      </w:r>
+      <w:r>
+        <w:rPr>
+          <w:rFonts w:ascii="Calibri" w:eastAsia="Calibri" w:hAnsi="Calibri" w:cs="Calibri"/>
           <w:i/>
           <w:iCs/>
         </w:rPr>
         <w:t>Synthetic Data Generation for Privacy-Preserving System Testing.</w:t>
       </w:r>
       <w:r>
-        <w:t xml:space="preserve"> IEEE Transactions on Knowledge and Data Engineering, 33(6), 2342-2355.</w:t>
-      </w:r>
-    </w:p>
+        <w:rPr>
+          <w:rFonts w:ascii="Calibri" w:eastAsia="Calibri" w:hAnsi="Calibri" w:cs="Calibri"/>
+        </w:rPr>
+        <w:t xml:space="preserve"> IEEE Transactions on Knowledge and Data Engineering, 33(6), 2342–2355.</w:t>
+      </w:r>
+    </w:p>
+    <w:p>
+      <w:pPr>
+        <w:spacing w:line="257" w:lineRule="auto"/>
+        <w:rPr>
+          <w:rFonts w:ascii="Calibri" w:eastAsia="Calibri" w:hAnsi="Calibri" w:cs="Calibri"/>
+        </w:rPr>
+      </w:pPr>
+    </w:p>
+    <w:p/>
+    <w:p/>
     <w:p/>
     <w:sectPr>
       <w:pgSz w:w="11906" w:h="16838"/>
@@ -3378,6 +3021,92 @@
     </w:lvl>
   </w:abstractNum>
   <w:abstractNum w:abstractNumId="2" w15:restartNumberingAfterBreak="0">
+    <w:nsid w:val="0DF84758"/>
+    <w:multiLevelType w:val="hybridMultilevel"/>
+    <w:tmpl w:val="FFFFFFFF"/>
+    <w:lvl w:ilvl="0" w:tplc="F600FF88">
+      <w:start w:val="1"/>
+      <w:numFmt w:val="decimal"/>
+      <w:lvlText w:val="%1."/>
+      <w:lvlJc w:val="left"/>
+      <w:pPr>
+        <w:ind w:left="720" w:hanging="360"/>
+      </w:pPr>
+    </w:lvl>
+    <w:lvl w:ilvl="1" w:tplc="C6D6AC58">
+      <w:start w:val="1"/>
+      <w:numFmt w:val="lowerLetter"/>
+      <w:lvlText w:val="%2."/>
+      <w:lvlJc w:val="left"/>
+      <w:pPr>
+        <w:ind w:left="1440" w:hanging="360"/>
+      </w:pPr>
+    </w:lvl>
+    <w:lvl w:ilvl="2" w:tplc="4B22BBAA">
+      <w:start w:val="1"/>
+      <w:numFmt w:val="lowerRoman"/>
+      <w:lvlText w:val="%3."/>
+      <w:lvlJc w:val="right"/>
+      <w:pPr>
+        <w:ind w:left="2160" w:hanging="180"/>
+      </w:pPr>
+    </w:lvl>
+    <w:lvl w:ilvl="3" w:tplc="FFC4921A">
+      <w:start w:val="1"/>
+      <w:numFmt w:val="decimal"/>
+      <w:lvlText w:val="%4."/>
+      <w:lvlJc w:val="left"/>
+      <w:pPr>
+        <w:ind w:left="2880" w:hanging="360"/>
+      </w:pPr>
+    </w:lvl>
+    <w:lvl w:ilvl="4" w:tplc="701A1F9C">
+      <w:start w:val="1"/>
+      <w:numFmt w:val="lowerLetter"/>
+      <w:lvlText w:val="%5."/>
+      <w:lvlJc w:val="left"/>
+      <w:pPr>
+        <w:ind w:left="3600" w:hanging="360"/>
+      </w:pPr>
+    </w:lvl>
+    <w:lvl w:ilvl="5" w:tplc="1708E2B4">
+      <w:start w:val="1"/>
+      <w:numFmt w:val="lowerRoman"/>
+      <w:lvlText w:val="%6."/>
+      <w:lvlJc w:val="right"/>
+      <w:pPr>
+        <w:ind w:left="4320" w:hanging="180"/>
+      </w:pPr>
+    </w:lvl>
+    <w:lvl w:ilvl="6" w:tplc="B45A8212">
+      <w:start w:val="1"/>
+      <w:numFmt w:val="decimal"/>
+      <w:lvlText w:val="%7."/>
+      <w:lvlJc w:val="left"/>
+      <w:pPr>
+        <w:ind w:left="5040" w:hanging="360"/>
+      </w:pPr>
+    </w:lvl>
+    <w:lvl w:ilvl="7" w:tplc="5EF095A0">
+      <w:start w:val="1"/>
+      <w:numFmt w:val="lowerLetter"/>
+      <w:lvlText w:val="%8."/>
+      <w:lvlJc w:val="left"/>
+      <w:pPr>
+        <w:ind w:left="5760" w:hanging="360"/>
+      </w:pPr>
+    </w:lvl>
+    <w:lvl w:ilvl="8" w:tplc="8BD0234E">
+      <w:start w:val="1"/>
+      <w:numFmt w:val="lowerRoman"/>
+      <w:lvlText w:val="%9."/>
+      <w:lvlJc w:val="right"/>
+      <w:pPr>
+        <w:ind w:left="6480" w:hanging="180"/>
+      </w:pPr>
+    </w:lvl>
+  </w:abstractNum>
+  <w:abstractNum w:abstractNumId="3" w15:restartNumberingAfterBreak="0">
     <w:nsid w:val="116F15EA"/>
     <w:multiLevelType w:val="multilevel"/>
     <w:tmpl w:val="E4B0EFA2"/>
@@ -3490,7 +3219,7 @@
       </w:pPr>
     </w:lvl>
   </w:abstractNum>
-  <w:abstractNum w:abstractNumId="3" w15:restartNumberingAfterBreak="0">
+  <w:abstractNum w:abstractNumId="4" w15:restartNumberingAfterBreak="0">
     <w:nsid w:val="1F972B59"/>
     <w:multiLevelType w:val="multilevel"/>
     <w:tmpl w:val="7F28A1B8"/>
@@ -3639,7 +3368,7 @@
       </w:rPr>
     </w:lvl>
   </w:abstractNum>
-  <w:abstractNum w:abstractNumId="4" w15:restartNumberingAfterBreak="0">
+  <w:abstractNum w:abstractNumId="5" w15:restartNumberingAfterBreak="0">
     <w:nsid w:val="2BBF7AA8"/>
     <w:multiLevelType w:val="multilevel"/>
     <w:tmpl w:val="A6CEBCAC"/>
@@ -3788,7 +3517,93 @@
       </w:rPr>
     </w:lvl>
   </w:abstractNum>
-  <w:abstractNum w:abstractNumId="5" w15:restartNumberingAfterBreak="0">
+  <w:abstractNum w:abstractNumId="6" w15:restartNumberingAfterBreak="0">
+    <w:nsid w:val="32E13687"/>
+    <w:multiLevelType w:val="hybridMultilevel"/>
+    <w:tmpl w:val="FFFFFFFF"/>
+    <w:lvl w:ilvl="0" w:tplc="F53E010C">
+      <w:start w:val="1"/>
+      <w:numFmt w:val="decimal"/>
+      <w:lvlText w:val="%1."/>
+      <w:lvlJc w:val="left"/>
+      <w:pPr>
+        <w:ind w:left="720" w:hanging="360"/>
+      </w:pPr>
+    </w:lvl>
+    <w:lvl w:ilvl="1" w:tplc="941EAE50">
+      <w:start w:val="1"/>
+      <w:numFmt w:val="lowerLetter"/>
+      <w:lvlText w:val="%2."/>
+      <w:lvlJc w:val="left"/>
+      <w:pPr>
+        <w:ind w:left="1440" w:hanging="360"/>
+      </w:pPr>
+    </w:lvl>
+    <w:lvl w:ilvl="2" w:tplc="B26EB788">
+      <w:start w:val="1"/>
+      <w:numFmt w:val="lowerRoman"/>
+      <w:lvlText w:val="%3."/>
+      <w:lvlJc w:val="right"/>
+      <w:pPr>
+        <w:ind w:left="2160" w:hanging="180"/>
+      </w:pPr>
+    </w:lvl>
+    <w:lvl w:ilvl="3" w:tplc="891C9FB4">
+      <w:start w:val="1"/>
+      <w:numFmt w:val="decimal"/>
+      <w:lvlText w:val="%4."/>
+      <w:lvlJc w:val="left"/>
+      <w:pPr>
+        <w:ind w:left="2880" w:hanging="360"/>
+      </w:pPr>
+    </w:lvl>
+    <w:lvl w:ilvl="4" w:tplc="32124E6A">
+      <w:start w:val="1"/>
+      <w:numFmt w:val="lowerLetter"/>
+      <w:lvlText w:val="%5."/>
+      <w:lvlJc w:val="left"/>
+      <w:pPr>
+        <w:ind w:left="3600" w:hanging="360"/>
+      </w:pPr>
+    </w:lvl>
+    <w:lvl w:ilvl="5" w:tplc="BACE0B54">
+      <w:start w:val="1"/>
+      <w:numFmt w:val="lowerRoman"/>
+      <w:lvlText w:val="%6."/>
+      <w:lvlJc w:val="right"/>
+      <w:pPr>
+        <w:ind w:left="4320" w:hanging="180"/>
+      </w:pPr>
+    </w:lvl>
+    <w:lvl w:ilvl="6" w:tplc="E63E92E2">
+      <w:start w:val="1"/>
+      <w:numFmt w:val="decimal"/>
+      <w:lvlText w:val="%7."/>
+      <w:lvlJc w:val="left"/>
+      <w:pPr>
+        <w:ind w:left="5040" w:hanging="360"/>
+      </w:pPr>
+    </w:lvl>
+    <w:lvl w:ilvl="7" w:tplc="5D26165A">
+      <w:start w:val="1"/>
+      <w:numFmt w:val="lowerLetter"/>
+      <w:lvlText w:val="%8."/>
+      <w:lvlJc w:val="left"/>
+      <w:pPr>
+        <w:ind w:left="5760" w:hanging="360"/>
+      </w:pPr>
+    </w:lvl>
+    <w:lvl w:ilvl="8" w:tplc="FC782FB8">
+      <w:start w:val="1"/>
+      <w:numFmt w:val="lowerRoman"/>
+      <w:lvlText w:val="%9."/>
+      <w:lvlJc w:val="right"/>
+      <w:pPr>
+        <w:ind w:left="6480" w:hanging="180"/>
+      </w:pPr>
+    </w:lvl>
+  </w:abstractNum>
+  <w:abstractNum w:abstractNumId="7" w15:restartNumberingAfterBreak="0">
     <w:nsid w:val="353D28D0"/>
     <w:multiLevelType w:val="multilevel"/>
     <w:tmpl w:val="CA42DA64"/>
@@ -3901,7 +3716,7 @@
       </w:pPr>
     </w:lvl>
   </w:abstractNum>
-  <w:abstractNum w:abstractNumId="6" w15:restartNumberingAfterBreak="0">
+  <w:abstractNum w:abstractNumId="8" w15:restartNumberingAfterBreak="0">
     <w:nsid w:val="390C3EBD"/>
     <w:multiLevelType w:val="multilevel"/>
     <w:tmpl w:val="0F40843C"/>
@@ -4050,7 +3865,93 @@
       </w:rPr>
     </w:lvl>
   </w:abstractNum>
-  <w:abstractNum w:abstractNumId="7" w15:restartNumberingAfterBreak="0">
+  <w:abstractNum w:abstractNumId="9" w15:restartNumberingAfterBreak="0">
+    <w:nsid w:val="43B3A495"/>
+    <w:multiLevelType w:val="hybridMultilevel"/>
+    <w:tmpl w:val="FFFFFFFF"/>
+    <w:lvl w:ilvl="0" w:tplc="488C9010">
+      <w:start w:val="1"/>
+      <w:numFmt w:val="decimal"/>
+      <w:lvlText w:val="%1."/>
+      <w:lvlJc w:val="left"/>
+      <w:pPr>
+        <w:ind w:left="720" w:hanging="360"/>
+      </w:pPr>
+    </w:lvl>
+    <w:lvl w:ilvl="1" w:tplc="2D28B9C2">
+      <w:start w:val="1"/>
+      <w:numFmt w:val="lowerLetter"/>
+      <w:lvlText w:val="%2."/>
+      <w:lvlJc w:val="left"/>
+      <w:pPr>
+        <w:ind w:left="1440" w:hanging="360"/>
+      </w:pPr>
+    </w:lvl>
+    <w:lvl w:ilvl="2" w:tplc="BD807756">
+      <w:start w:val="1"/>
+      <w:numFmt w:val="lowerRoman"/>
+      <w:lvlText w:val="%3."/>
+      <w:lvlJc w:val="right"/>
+      <w:pPr>
+        <w:ind w:left="2160" w:hanging="180"/>
+      </w:pPr>
+    </w:lvl>
+    <w:lvl w:ilvl="3" w:tplc="98AA278E">
+      <w:start w:val="1"/>
+      <w:numFmt w:val="decimal"/>
+      <w:lvlText w:val="%4."/>
+      <w:lvlJc w:val="left"/>
+      <w:pPr>
+        <w:ind w:left="2880" w:hanging="360"/>
+      </w:pPr>
+    </w:lvl>
+    <w:lvl w:ilvl="4" w:tplc="E9F616CC">
+      <w:start w:val="1"/>
+      <w:numFmt w:val="lowerLetter"/>
+      <w:lvlText w:val="%5."/>
+      <w:lvlJc w:val="left"/>
+      <w:pPr>
+        <w:ind w:left="3600" w:hanging="360"/>
+      </w:pPr>
+    </w:lvl>
+    <w:lvl w:ilvl="5" w:tplc="16C293F0">
+      <w:start w:val="1"/>
+      <w:numFmt w:val="lowerRoman"/>
+      <w:lvlText w:val="%6."/>
+      <w:lvlJc w:val="right"/>
+      <w:pPr>
+        <w:ind w:left="4320" w:hanging="180"/>
+      </w:pPr>
+    </w:lvl>
+    <w:lvl w:ilvl="6" w:tplc="D654D33C">
+      <w:start w:val="1"/>
+      <w:numFmt w:val="decimal"/>
+      <w:lvlText w:val="%7."/>
+      <w:lvlJc w:val="left"/>
+      <w:pPr>
+        <w:ind w:left="5040" w:hanging="360"/>
+      </w:pPr>
+    </w:lvl>
+    <w:lvl w:ilvl="7" w:tplc="1F3EDC78">
+      <w:start w:val="1"/>
+      <w:numFmt w:val="lowerLetter"/>
+      <w:lvlText w:val="%8."/>
+      <w:lvlJc w:val="left"/>
+      <w:pPr>
+        <w:ind w:left="5760" w:hanging="360"/>
+      </w:pPr>
+    </w:lvl>
+    <w:lvl w:ilvl="8" w:tplc="945C2F2E">
+      <w:start w:val="1"/>
+      <w:numFmt w:val="lowerRoman"/>
+      <w:lvlText w:val="%9."/>
+      <w:lvlJc w:val="right"/>
+      <w:pPr>
+        <w:ind w:left="6480" w:hanging="180"/>
+      </w:pPr>
+    </w:lvl>
+  </w:abstractNum>
+  <w:abstractNum w:abstractNumId="10" w15:restartNumberingAfterBreak="0">
     <w:nsid w:val="47CA64EE"/>
     <w:multiLevelType w:val="multilevel"/>
     <w:tmpl w:val="B972D9CC"/>
@@ -4199,7 +4100,7 @@
       </w:rPr>
     </w:lvl>
   </w:abstractNum>
-  <w:abstractNum w:abstractNumId="8" w15:restartNumberingAfterBreak="0">
+  <w:abstractNum w:abstractNumId="11" w15:restartNumberingAfterBreak="0">
     <w:nsid w:val="4BDB561E"/>
     <w:multiLevelType w:val="multilevel"/>
     <w:tmpl w:val="F02C852C"/>
@@ -4312,7 +4213,265 @@
       </w:pPr>
     </w:lvl>
   </w:abstractNum>
-  <w:abstractNum w:abstractNumId="9" w15:restartNumberingAfterBreak="0">
+  <w:abstractNum w:abstractNumId="12" w15:restartNumberingAfterBreak="0">
+    <w:nsid w:val="4F49A19B"/>
+    <w:multiLevelType w:val="hybridMultilevel"/>
+    <w:tmpl w:val="FFFFFFFF"/>
+    <w:lvl w:ilvl="0" w:tplc="9B06A1CC">
+      <w:start w:val="1"/>
+      <w:numFmt w:val="decimal"/>
+      <w:lvlText w:val="%1."/>
+      <w:lvlJc w:val="left"/>
+      <w:pPr>
+        <w:ind w:left="720" w:hanging="360"/>
+      </w:pPr>
+    </w:lvl>
+    <w:lvl w:ilvl="1" w:tplc="A2587B54">
+      <w:start w:val="1"/>
+      <w:numFmt w:val="lowerLetter"/>
+      <w:lvlText w:val="%2."/>
+      <w:lvlJc w:val="left"/>
+      <w:pPr>
+        <w:ind w:left="1440" w:hanging="360"/>
+      </w:pPr>
+    </w:lvl>
+    <w:lvl w:ilvl="2" w:tplc="A6EE7884">
+      <w:start w:val="1"/>
+      <w:numFmt w:val="lowerRoman"/>
+      <w:lvlText w:val="%3."/>
+      <w:lvlJc w:val="right"/>
+      <w:pPr>
+        <w:ind w:left="2160" w:hanging="180"/>
+      </w:pPr>
+    </w:lvl>
+    <w:lvl w:ilvl="3" w:tplc="C86423FC">
+      <w:start w:val="1"/>
+      <w:numFmt w:val="decimal"/>
+      <w:lvlText w:val="%4."/>
+      <w:lvlJc w:val="left"/>
+      <w:pPr>
+        <w:ind w:left="2880" w:hanging="360"/>
+      </w:pPr>
+    </w:lvl>
+    <w:lvl w:ilvl="4" w:tplc="E9D2CCA8">
+      <w:start w:val="1"/>
+      <w:numFmt w:val="lowerLetter"/>
+      <w:lvlText w:val="%5."/>
+      <w:lvlJc w:val="left"/>
+      <w:pPr>
+        <w:ind w:left="3600" w:hanging="360"/>
+      </w:pPr>
+    </w:lvl>
+    <w:lvl w:ilvl="5" w:tplc="D95C1C30">
+      <w:start w:val="1"/>
+      <w:numFmt w:val="lowerRoman"/>
+      <w:lvlText w:val="%6."/>
+      <w:lvlJc w:val="right"/>
+      <w:pPr>
+        <w:ind w:left="4320" w:hanging="180"/>
+      </w:pPr>
+    </w:lvl>
+    <w:lvl w:ilvl="6" w:tplc="A53EC0FC">
+      <w:start w:val="1"/>
+      <w:numFmt w:val="decimal"/>
+      <w:lvlText w:val="%7."/>
+      <w:lvlJc w:val="left"/>
+      <w:pPr>
+        <w:ind w:left="5040" w:hanging="360"/>
+      </w:pPr>
+    </w:lvl>
+    <w:lvl w:ilvl="7" w:tplc="1768712A">
+      <w:start w:val="1"/>
+      <w:numFmt w:val="lowerLetter"/>
+      <w:lvlText w:val="%8."/>
+      <w:lvlJc w:val="left"/>
+      <w:pPr>
+        <w:ind w:left="5760" w:hanging="360"/>
+      </w:pPr>
+    </w:lvl>
+    <w:lvl w:ilvl="8" w:tplc="B668290E">
+      <w:start w:val="1"/>
+      <w:numFmt w:val="lowerRoman"/>
+      <w:lvlText w:val="%9."/>
+      <w:lvlJc w:val="right"/>
+      <w:pPr>
+        <w:ind w:left="6480" w:hanging="180"/>
+      </w:pPr>
+    </w:lvl>
+  </w:abstractNum>
+  <w:abstractNum w:abstractNumId="13" w15:restartNumberingAfterBreak="0">
+    <w:nsid w:val="4F5665F1"/>
+    <w:multiLevelType w:val="hybridMultilevel"/>
+    <w:tmpl w:val="FFFFFFFF"/>
+    <w:lvl w:ilvl="0" w:tplc="54747966">
+      <w:start w:val="1"/>
+      <w:numFmt w:val="decimal"/>
+      <w:lvlText w:val="%1."/>
+      <w:lvlJc w:val="left"/>
+      <w:pPr>
+        <w:ind w:left="720" w:hanging="360"/>
+      </w:pPr>
+    </w:lvl>
+    <w:lvl w:ilvl="1" w:tplc="B3E850D4">
+      <w:start w:val="1"/>
+      <w:numFmt w:val="lowerLetter"/>
+      <w:lvlText w:val="%2."/>
+      <w:lvlJc w:val="left"/>
+      <w:pPr>
+        <w:ind w:left="1440" w:hanging="360"/>
+      </w:pPr>
+    </w:lvl>
+    <w:lvl w:ilvl="2" w:tplc="2DF0B11A">
+      <w:start w:val="1"/>
+      <w:numFmt w:val="lowerRoman"/>
+      <w:lvlText w:val="%3."/>
+      <w:lvlJc w:val="right"/>
+      <w:pPr>
+        <w:ind w:left="2160" w:hanging="180"/>
+      </w:pPr>
+    </w:lvl>
+    <w:lvl w:ilvl="3" w:tplc="D312D3B2">
+      <w:start w:val="1"/>
+      <w:numFmt w:val="decimal"/>
+      <w:lvlText w:val="%4."/>
+      <w:lvlJc w:val="left"/>
+      <w:pPr>
+        <w:ind w:left="2880" w:hanging="360"/>
+      </w:pPr>
+    </w:lvl>
+    <w:lvl w:ilvl="4" w:tplc="F410D59C">
+      <w:start w:val="1"/>
+      <w:numFmt w:val="lowerLetter"/>
+      <w:lvlText w:val="%5."/>
+      <w:lvlJc w:val="left"/>
+      <w:pPr>
+        <w:ind w:left="3600" w:hanging="360"/>
+      </w:pPr>
+    </w:lvl>
+    <w:lvl w:ilvl="5" w:tplc="5F92EF12">
+      <w:start w:val="1"/>
+      <w:numFmt w:val="lowerRoman"/>
+      <w:lvlText w:val="%6."/>
+      <w:lvlJc w:val="right"/>
+      <w:pPr>
+        <w:ind w:left="4320" w:hanging="180"/>
+      </w:pPr>
+    </w:lvl>
+    <w:lvl w:ilvl="6" w:tplc="38987C34">
+      <w:start w:val="1"/>
+      <w:numFmt w:val="decimal"/>
+      <w:lvlText w:val="%7."/>
+      <w:lvlJc w:val="left"/>
+      <w:pPr>
+        <w:ind w:left="5040" w:hanging="360"/>
+      </w:pPr>
+    </w:lvl>
+    <w:lvl w:ilvl="7" w:tplc="49F46F3E">
+      <w:start w:val="1"/>
+      <w:numFmt w:val="lowerLetter"/>
+      <w:lvlText w:val="%8."/>
+      <w:lvlJc w:val="left"/>
+      <w:pPr>
+        <w:ind w:left="5760" w:hanging="360"/>
+      </w:pPr>
+    </w:lvl>
+    <w:lvl w:ilvl="8" w:tplc="202C7ED2">
+      <w:start w:val="1"/>
+      <w:numFmt w:val="lowerRoman"/>
+      <w:lvlText w:val="%9."/>
+      <w:lvlJc w:val="right"/>
+      <w:pPr>
+        <w:ind w:left="6480" w:hanging="180"/>
+      </w:pPr>
+    </w:lvl>
+  </w:abstractNum>
+  <w:abstractNum w:abstractNumId="14" w15:restartNumberingAfterBreak="0">
+    <w:nsid w:val="57CF6294"/>
+    <w:multiLevelType w:val="hybridMultilevel"/>
+    <w:tmpl w:val="FFFFFFFF"/>
+    <w:lvl w:ilvl="0" w:tplc="644C11C0">
+      <w:start w:val="1"/>
+      <w:numFmt w:val="decimal"/>
+      <w:lvlText w:val="%1."/>
+      <w:lvlJc w:val="left"/>
+      <w:pPr>
+        <w:ind w:left="720" w:hanging="360"/>
+      </w:pPr>
+    </w:lvl>
+    <w:lvl w:ilvl="1" w:tplc="6D42D442">
+      <w:start w:val="1"/>
+      <w:numFmt w:val="lowerLetter"/>
+      <w:lvlText w:val="%2."/>
+      <w:lvlJc w:val="left"/>
+      <w:pPr>
+        <w:ind w:left="1440" w:hanging="360"/>
+      </w:pPr>
+    </w:lvl>
+    <w:lvl w:ilvl="2" w:tplc="95182A00">
+      <w:start w:val="1"/>
+      <w:numFmt w:val="lowerRoman"/>
+      <w:lvlText w:val="%3."/>
+      <w:lvlJc w:val="right"/>
+      <w:pPr>
+        <w:ind w:left="2160" w:hanging="180"/>
+      </w:pPr>
+    </w:lvl>
+    <w:lvl w:ilvl="3" w:tplc="B0FAD440">
+      <w:start w:val="1"/>
+      <w:numFmt w:val="decimal"/>
+      <w:lvlText w:val="%4."/>
+      <w:lvlJc w:val="left"/>
+      <w:pPr>
+        <w:ind w:left="2880" w:hanging="360"/>
+      </w:pPr>
+    </w:lvl>
+    <w:lvl w:ilvl="4" w:tplc="2772B40E">
+      <w:start w:val="1"/>
+      <w:numFmt w:val="lowerLetter"/>
+      <w:lvlText w:val="%5."/>
+      <w:lvlJc w:val="left"/>
+      <w:pPr>
+        <w:ind w:left="3600" w:hanging="360"/>
+      </w:pPr>
+    </w:lvl>
+    <w:lvl w:ilvl="5" w:tplc="2708CAFE">
+      <w:start w:val="1"/>
+      <w:numFmt w:val="lowerRoman"/>
+      <w:lvlText w:val="%6."/>
+      <w:lvlJc w:val="right"/>
+      <w:pPr>
+        <w:ind w:left="4320" w:hanging="180"/>
+      </w:pPr>
+    </w:lvl>
+    <w:lvl w:ilvl="6" w:tplc="E7125B9C">
+      <w:start w:val="1"/>
+      <w:numFmt w:val="decimal"/>
+      <w:lvlText w:val="%7."/>
+      <w:lvlJc w:val="left"/>
+      <w:pPr>
+        <w:ind w:left="5040" w:hanging="360"/>
+      </w:pPr>
+    </w:lvl>
+    <w:lvl w:ilvl="7" w:tplc="DAD6CC0E">
+      <w:start w:val="1"/>
+      <w:numFmt w:val="lowerLetter"/>
+      <w:lvlText w:val="%8."/>
+      <w:lvlJc w:val="left"/>
+      <w:pPr>
+        <w:ind w:left="5760" w:hanging="360"/>
+      </w:pPr>
+    </w:lvl>
+    <w:lvl w:ilvl="8" w:tplc="A8CE7944">
+      <w:start w:val="1"/>
+      <w:numFmt w:val="lowerRoman"/>
+      <w:lvlText w:val="%9."/>
+      <w:lvlJc w:val="right"/>
+      <w:pPr>
+        <w:ind w:left="6480" w:hanging="180"/>
+      </w:pPr>
+    </w:lvl>
+  </w:abstractNum>
+  <w:abstractNum w:abstractNumId="15" w15:restartNumberingAfterBreak="0">
     <w:nsid w:val="5A6F1388"/>
     <w:multiLevelType w:val="multilevel"/>
     <w:tmpl w:val="D64E13FA"/>
@@ -4461,7 +4620,93 @@
       </w:rPr>
     </w:lvl>
   </w:abstractNum>
-  <w:abstractNum w:abstractNumId="10" w15:restartNumberingAfterBreak="0">
+  <w:abstractNum w:abstractNumId="16" w15:restartNumberingAfterBreak="0">
+    <w:nsid w:val="601EDDBB"/>
+    <w:multiLevelType w:val="hybridMultilevel"/>
+    <w:tmpl w:val="FFFFFFFF"/>
+    <w:lvl w:ilvl="0" w:tplc="1AF21A22">
+      <w:start w:val="1"/>
+      <w:numFmt w:val="decimal"/>
+      <w:lvlText w:val="%1."/>
+      <w:lvlJc w:val="left"/>
+      <w:pPr>
+        <w:ind w:left="720" w:hanging="360"/>
+      </w:pPr>
+    </w:lvl>
+    <w:lvl w:ilvl="1" w:tplc="0200F6D8">
+      <w:start w:val="1"/>
+      <w:numFmt w:val="lowerLetter"/>
+      <w:lvlText w:val="%2."/>
+      <w:lvlJc w:val="left"/>
+      <w:pPr>
+        <w:ind w:left="1440" w:hanging="360"/>
+      </w:pPr>
+    </w:lvl>
+    <w:lvl w:ilvl="2" w:tplc="6486D97E">
+      <w:start w:val="1"/>
+      <w:numFmt w:val="lowerRoman"/>
+      <w:lvlText w:val="%3."/>
+      <w:lvlJc w:val="right"/>
+      <w:pPr>
+        <w:ind w:left="2160" w:hanging="180"/>
+      </w:pPr>
+    </w:lvl>
+    <w:lvl w:ilvl="3" w:tplc="7A5E03E8">
+      <w:start w:val="1"/>
+      <w:numFmt w:val="decimal"/>
+      <w:lvlText w:val="%4."/>
+      <w:lvlJc w:val="left"/>
+      <w:pPr>
+        <w:ind w:left="2880" w:hanging="360"/>
+      </w:pPr>
+    </w:lvl>
+    <w:lvl w:ilvl="4" w:tplc="20B671E6">
+      <w:start w:val="1"/>
+      <w:numFmt w:val="lowerLetter"/>
+      <w:lvlText w:val="%5."/>
+      <w:lvlJc w:val="left"/>
+      <w:pPr>
+        <w:ind w:left="3600" w:hanging="360"/>
+      </w:pPr>
+    </w:lvl>
+    <w:lvl w:ilvl="5" w:tplc="26A4C08E">
+      <w:start w:val="1"/>
+      <w:numFmt w:val="lowerRoman"/>
+      <w:lvlText w:val="%6."/>
+      <w:lvlJc w:val="right"/>
+      <w:pPr>
+        <w:ind w:left="4320" w:hanging="180"/>
+      </w:pPr>
+    </w:lvl>
+    <w:lvl w:ilvl="6" w:tplc="AFB063CA">
+      <w:start w:val="1"/>
+      <w:numFmt w:val="decimal"/>
+      <w:lvlText w:val="%7."/>
+      <w:lvlJc w:val="left"/>
+      <w:pPr>
+        <w:ind w:left="5040" w:hanging="360"/>
+      </w:pPr>
+    </w:lvl>
+    <w:lvl w:ilvl="7" w:tplc="B1327B6A">
+      <w:start w:val="1"/>
+      <w:numFmt w:val="lowerLetter"/>
+      <w:lvlText w:val="%8."/>
+      <w:lvlJc w:val="left"/>
+      <w:pPr>
+        <w:ind w:left="5760" w:hanging="360"/>
+      </w:pPr>
+    </w:lvl>
+    <w:lvl w:ilvl="8" w:tplc="2B62D5C2">
+      <w:start w:val="1"/>
+      <w:numFmt w:val="lowerRoman"/>
+      <w:lvlText w:val="%9."/>
+      <w:lvlJc w:val="right"/>
+      <w:pPr>
+        <w:ind w:left="6480" w:hanging="180"/>
+      </w:pPr>
+    </w:lvl>
+  </w:abstractNum>
+  <w:abstractNum w:abstractNumId="17" w15:restartNumberingAfterBreak="0">
     <w:nsid w:val="6698307B"/>
     <w:multiLevelType w:val="multilevel"/>
     <w:tmpl w:val="3EDABE10"/>
@@ -4610,7 +4855,120 @@
       </w:rPr>
     </w:lvl>
   </w:abstractNum>
-  <w:abstractNum w:abstractNumId="11" w15:restartNumberingAfterBreak="0">
+  <w:abstractNum w:abstractNumId="18" w15:restartNumberingAfterBreak="0">
+    <w:nsid w:val="6F1D8DAE"/>
+    <w:multiLevelType w:val="hybridMultilevel"/>
+    <w:tmpl w:val="FFFFFFFF"/>
+    <w:lvl w:ilvl="0" w:tplc="80B2C710">
+      <w:start w:val="1"/>
+      <w:numFmt w:val="bullet"/>
+      <w:lvlText w:val=""/>
+      <w:lvlJc w:val="left"/>
+      <w:pPr>
+        <w:ind w:left="720" w:hanging="360"/>
+      </w:pPr>
+      <w:rPr>
+        <w:rFonts w:ascii="Symbol" w:hAnsi="Symbol" w:hint="default"/>
+      </w:rPr>
+    </w:lvl>
+    <w:lvl w:ilvl="1" w:tplc="597EACBC">
+      <w:start w:val="1"/>
+      <w:numFmt w:val="bullet"/>
+      <w:lvlText w:val="o"/>
+      <w:lvlJc w:val="left"/>
+      <w:pPr>
+        <w:ind w:left="1440" w:hanging="360"/>
+      </w:pPr>
+      <w:rPr>
+        <w:rFonts w:ascii="Courier New" w:hAnsi="Courier New" w:hint="default"/>
+      </w:rPr>
+    </w:lvl>
+    <w:lvl w:ilvl="2" w:tplc="298070EE">
+      <w:start w:val="1"/>
+      <w:numFmt w:val="bullet"/>
+      <w:lvlText w:val=""/>
+      <w:lvlJc w:val="left"/>
+      <w:pPr>
+        <w:ind w:left="2160" w:hanging="360"/>
+      </w:pPr>
+      <w:rPr>
+        <w:rFonts w:ascii="Wingdings" w:hAnsi="Wingdings" w:hint="default"/>
+      </w:rPr>
+    </w:lvl>
+    <w:lvl w:ilvl="3" w:tplc="C8F4D326">
+      <w:start w:val="1"/>
+      <w:numFmt w:val="bullet"/>
+      <w:lvlText w:val=""/>
+      <w:lvlJc w:val="left"/>
+      <w:pPr>
+        <w:ind w:left="2880" w:hanging="360"/>
+      </w:pPr>
+      <w:rPr>
+        <w:rFonts w:ascii="Symbol" w:hAnsi="Symbol" w:hint="default"/>
+      </w:rPr>
+    </w:lvl>
+    <w:lvl w:ilvl="4" w:tplc="D1A402FE">
+      <w:start w:val="1"/>
+      <w:numFmt w:val="bullet"/>
+      <w:lvlText w:val="o"/>
+      <w:lvlJc w:val="left"/>
+      <w:pPr>
+        <w:ind w:left="3600" w:hanging="360"/>
+      </w:pPr>
+      <w:rPr>
+        <w:rFonts w:ascii="Courier New" w:hAnsi="Courier New" w:hint="default"/>
+      </w:rPr>
+    </w:lvl>
+    <w:lvl w:ilvl="5" w:tplc="48CE69E8">
+      <w:start w:val="1"/>
+      <w:numFmt w:val="bullet"/>
+      <w:lvlText w:val=""/>
+      <w:lvlJc w:val="left"/>
+      <w:pPr>
+        <w:ind w:left="4320" w:hanging="360"/>
+      </w:pPr>
+      <w:rPr>
+        <w:rFonts w:ascii="Wingdings" w:hAnsi="Wingdings" w:hint="default"/>
+      </w:rPr>
+    </w:lvl>
+    <w:lvl w:ilvl="6" w:tplc="7780D6F2">
+      <w:start w:val="1"/>
+      <w:numFmt w:val="bullet"/>
+      <w:lvlText w:val=""/>
+      <w:lvlJc w:val="left"/>
+      <w:pPr>
+        <w:ind w:left="5040" w:hanging="360"/>
+      </w:pPr>
+      <w:rPr>
+        <w:rFonts w:ascii="Symbol" w:hAnsi="Symbol" w:hint="default"/>
+      </w:rPr>
+    </w:lvl>
+    <w:lvl w:ilvl="7" w:tplc="9278A08A">
+      <w:start w:val="1"/>
+      <w:numFmt w:val="bullet"/>
+      <w:lvlText w:val="o"/>
+      <w:lvlJc w:val="left"/>
+      <w:pPr>
+        <w:ind w:left="5760" w:hanging="360"/>
+      </w:pPr>
+      <w:rPr>
+        <w:rFonts w:ascii="Courier New" w:hAnsi="Courier New" w:hint="default"/>
+      </w:rPr>
+    </w:lvl>
+    <w:lvl w:ilvl="8" w:tplc="48FA1B6A">
+      <w:start w:val="1"/>
+      <w:numFmt w:val="bullet"/>
+      <w:lvlText w:val=""/>
+      <w:lvlJc w:val="left"/>
+      <w:pPr>
+        <w:ind w:left="6480" w:hanging="360"/>
+      </w:pPr>
+      <w:rPr>
+        <w:rFonts w:ascii="Wingdings" w:hAnsi="Wingdings" w:hint="default"/>
+      </w:rPr>
+    </w:lvl>
+  </w:abstractNum>
+  <w:abstractNum w:abstractNumId="19" w15:restartNumberingAfterBreak="0">
     <w:nsid w:val="72904698"/>
     <w:multiLevelType w:val="multilevel"/>
     <w:tmpl w:val="CEC619B6"/>
@@ -4759,7 +5117,7 @@
       </w:rPr>
     </w:lvl>
   </w:abstractNum>
-  <w:abstractNum w:abstractNumId="12" w15:restartNumberingAfterBreak="0">
+  <w:abstractNum w:abstractNumId="20" w15:restartNumberingAfterBreak="0">
     <w:nsid w:val="7472051F"/>
     <w:multiLevelType w:val="multilevel"/>
     <w:tmpl w:val="28001402"/>
@@ -4908,7 +5266,7 @@
       </w:rPr>
     </w:lvl>
   </w:abstractNum>
-  <w:abstractNum w:abstractNumId="13" w15:restartNumberingAfterBreak="0">
+  <w:abstractNum w:abstractNumId="21" w15:restartNumberingAfterBreak="0">
     <w:nsid w:val="78953098"/>
     <w:multiLevelType w:val="multilevel"/>
     <w:tmpl w:val="0746660A"/>
@@ -5057,7 +5415,7 @@
       </w:rPr>
     </w:lvl>
   </w:abstractNum>
-  <w:abstractNum w:abstractNumId="14" w15:restartNumberingAfterBreak="0">
+  <w:abstractNum w:abstractNumId="22" w15:restartNumberingAfterBreak="0">
     <w:nsid w:val="78BB7D01"/>
     <w:multiLevelType w:val="multilevel"/>
     <w:tmpl w:val="C29C54D4"/>
@@ -5206,7 +5564,7 @@
       </w:rPr>
     </w:lvl>
   </w:abstractNum>
-  <w:abstractNum w:abstractNumId="15" w15:restartNumberingAfterBreak="0">
+  <w:abstractNum w:abstractNumId="23" w15:restartNumberingAfterBreak="0">
     <w:nsid w:val="794D5A93"/>
     <w:multiLevelType w:val="multilevel"/>
     <w:tmpl w:val="1FB844E8"/>
@@ -5355,7 +5713,7 @@
       </w:rPr>
     </w:lvl>
   </w:abstractNum>
-  <w:abstractNum w:abstractNumId="16" w15:restartNumberingAfterBreak="0">
+  <w:abstractNum w:abstractNumId="24" w15:restartNumberingAfterBreak="0">
     <w:nsid w:val="7B6812E7"/>
     <w:multiLevelType w:val="multilevel"/>
     <w:tmpl w:val="C8144D90"/>
@@ -5504,7 +5862,7 @@
       </w:rPr>
     </w:lvl>
   </w:abstractNum>
-  <w:abstractNum w:abstractNumId="17" w15:restartNumberingAfterBreak="0">
+  <w:abstractNum w:abstractNumId="25" w15:restartNumberingAfterBreak="0">
     <w:nsid w:val="7FDA1D52"/>
     <w:multiLevelType w:val="multilevel"/>
     <w:tmpl w:val="0FBE3AF4"/>
@@ -5654,10 +6012,10 @@
     </w:lvl>
   </w:abstractNum>
   <w:num w:numId="1" w16cid:durableId="1874801651">
-    <w:abstractNumId w:val="5"/>
+    <w:abstractNumId w:val="7"/>
   </w:num>
   <w:num w:numId="2" w16cid:durableId="1050610941">
-    <w:abstractNumId w:val="3"/>
+    <w:abstractNumId w:val="4"/>
   </w:num>
   <w:num w:numId="3" w16cid:durableId="1100835950">
     <w:abstractNumId w:val="0"/>
@@ -5666,46 +6024,70 @@
     <w:abstractNumId w:val="1"/>
   </w:num>
   <w:num w:numId="5" w16cid:durableId="1544097870">
+    <w:abstractNumId w:val="3"/>
+  </w:num>
+  <w:num w:numId="6" w16cid:durableId="2024941253">
+    <w:abstractNumId w:val="21"/>
+  </w:num>
+  <w:num w:numId="7" w16cid:durableId="328094637">
+    <w:abstractNumId w:val="25"/>
+  </w:num>
+  <w:num w:numId="8" w16cid:durableId="1861580643">
+    <w:abstractNumId w:val="17"/>
+  </w:num>
+  <w:num w:numId="9" w16cid:durableId="1524006250">
+    <w:abstractNumId w:val="19"/>
+  </w:num>
+  <w:num w:numId="10" w16cid:durableId="782381315">
+    <w:abstractNumId w:val="11"/>
+  </w:num>
+  <w:num w:numId="11" w16cid:durableId="1716810338">
+    <w:abstractNumId w:val="23"/>
+  </w:num>
+  <w:num w:numId="12" w16cid:durableId="1840385527">
+    <w:abstractNumId w:val="24"/>
+  </w:num>
+  <w:num w:numId="13" w16cid:durableId="2115439790">
+    <w:abstractNumId w:val="20"/>
+  </w:num>
+  <w:num w:numId="14" w16cid:durableId="2125726140">
+    <w:abstractNumId w:val="10"/>
+  </w:num>
+  <w:num w:numId="15" w16cid:durableId="873080033">
+    <w:abstractNumId w:val="8"/>
+  </w:num>
+  <w:num w:numId="16" w16cid:durableId="1321157043">
+    <w:abstractNumId w:val="22"/>
+  </w:num>
+  <w:num w:numId="17" w16cid:durableId="1229607036">
+    <w:abstractNumId w:val="5"/>
+  </w:num>
+  <w:num w:numId="18" w16cid:durableId="1574123960">
+    <w:abstractNumId w:val="15"/>
+  </w:num>
+  <w:num w:numId="19" w16cid:durableId="2036692495">
+    <w:abstractNumId w:val="14"/>
+  </w:num>
+  <w:num w:numId="20" w16cid:durableId="561411894">
+    <w:abstractNumId w:val="13"/>
+  </w:num>
+  <w:num w:numId="21" w16cid:durableId="619845782">
+    <w:abstractNumId w:val="16"/>
+  </w:num>
+  <w:num w:numId="22" w16cid:durableId="1294751132">
+    <w:abstractNumId w:val="18"/>
+  </w:num>
+  <w:num w:numId="23" w16cid:durableId="1404140034">
+    <w:abstractNumId w:val="6"/>
+  </w:num>
+  <w:num w:numId="24" w16cid:durableId="1339963586">
+    <w:abstractNumId w:val="9"/>
+  </w:num>
+  <w:num w:numId="25" w16cid:durableId="2039774294">
     <w:abstractNumId w:val="2"/>
   </w:num>
-  <w:num w:numId="6" w16cid:durableId="2024941253">
-    <w:abstractNumId w:val="13"/>
-  </w:num>
-  <w:num w:numId="7" w16cid:durableId="328094637">
-    <w:abstractNumId w:val="17"/>
-  </w:num>
-  <w:num w:numId="8" w16cid:durableId="1861580643">
-    <w:abstractNumId w:val="10"/>
-  </w:num>
-  <w:num w:numId="9" w16cid:durableId="1524006250">
-    <w:abstractNumId w:val="11"/>
-  </w:num>
-  <w:num w:numId="10" w16cid:durableId="782381315">
-    <w:abstractNumId w:val="8"/>
-  </w:num>
-  <w:num w:numId="11" w16cid:durableId="1716810338">
-    <w:abstractNumId w:val="15"/>
-  </w:num>
-  <w:num w:numId="12" w16cid:durableId="1840385527">
-    <w:abstractNumId w:val="16"/>
-  </w:num>
-  <w:num w:numId="13" w16cid:durableId="2115439790">
+  <w:num w:numId="26" w16cid:durableId="925269186">
     <w:abstractNumId w:val="12"/>
-  </w:num>
-  <w:num w:numId="14" w16cid:durableId="2125726140">
-    <w:abstractNumId w:val="7"/>
-  </w:num>
-  <w:num w:numId="15" w16cid:durableId="873080033">
-    <w:abstractNumId w:val="6"/>
-  </w:num>
-  <w:num w:numId="16" w16cid:durableId="1321157043">
-    <w:abstractNumId w:val="14"/>
-  </w:num>
-  <w:num w:numId="17" w16cid:durableId="1229607036">
-    <w:abstractNumId w:val="4"/>
-  </w:num>
-  <w:num w:numId="18" w16cid:durableId="1574123960">
-    <w:abstractNumId w:val="9"/>
   </w:num>
 </w:numbering>
 </file>
@@ -6313,6 +6695,7 @@
   <w:style w:type="character" w:default="1" w:styleId="DefaultParagraphFont">
     <w:name w:val="Default Paragraph Font"/>
     <w:uiPriority w:val="1"/>
+    <w:semiHidden/>
     <w:unhideWhenUsed/>
   </w:style>
   <w:style w:type="table" w:default="1" w:styleId="TableNormal">
@@ -6626,6 +7009,25 @@
       <w:spacing w:val="5"/>
     </w:rPr>
   </w:style>
+  <w:style w:type="table" w:styleId="TableGrid">
+    <w:name w:val="Table Grid"/>
+    <w:basedOn w:val="TableNormal"/>
+    <w:uiPriority w:val="59"/>
+    <w:rsid w:val="003712B3"/>
+    <w:pPr>
+      <w:spacing w:after="0" w:line="240" w:lineRule="auto"/>
+    </w:pPr>
+    <w:tblPr>
+      <w:tblBorders>
+        <w:top w:val="single" w:sz="4" w:space="0" w:color="000000" w:themeColor="text1"/>
+        <w:left w:val="single" w:sz="4" w:space="0" w:color="000000" w:themeColor="text1"/>
+        <w:bottom w:val="single" w:sz="4" w:space="0" w:color="000000" w:themeColor="text1"/>
+        <w:right w:val="single" w:sz="4" w:space="0" w:color="000000" w:themeColor="text1"/>
+        <w:insideH w:val="single" w:sz="4" w:space="0" w:color="000000" w:themeColor="text1"/>
+        <w:insideV w:val="single" w:sz="4" w:space="0" w:color="000000" w:themeColor="text1"/>
+      </w:tblBorders>
+    </w:tblPr>
+  </w:style>
 </w:styles>
 </file>
 
